--- a/issledovanie-cifrovizacii/kontseptsiya-issledovaniya.docx
+++ b/issledovanie-cifrovizacii/kontseptsiya-issledovaniya.docx
@@ -25,7 +25,7 @@
         <w:t xml:space="preserve"> </w:t>
       </w:r>
       <w:r>
-        <w:t xml:space="preserve">· проект v1 от 23.10.2026 · задача Б24 № 349714 · исполнитель: В. Горбатко</w:t>
+        <w:t xml:space="preserve">· проект v2 от 26.10.2026 · задача Б24 № 349714 · учтены итоги встречи с Г. В. Головченко 23.10 · исполнитель: В. Горбатко</w:t>
       </w:r>
     </w:p>
     <w:p>
@@ -69,7 +69,7 @@
         </w:numPr>
       </w:pPr>
       <w:r>
-        <w:t xml:space="preserve">Запустить исследование: первая волна — сбор данных в феврале–апреле 2027 г., публикация в сентябре–октябре 2027 г., далее ежегодно.</w:t>
+        <w:t xml:space="preserve">Перезапустить ежегодный опрос с новой анкетой. Вместо вопросов «какие системы у вас стоят» — цели, планы на три года, готовность и барьеры. В центре — искусственный интеллект и информационная безопасность.</w:t>
       </w:r>
     </w:p>
     <w:p>
@@ -81,10 +81,7 @@
         </w:numPr>
       </w:pPr>
       <w:r>
-        <w:t xml:space="preserve">Продукт: «Индекс цифровизации гражданской авиации России» (рабочее название,</w:t>
-      </w:r>
-      <w:r>
-        <w:t xml:space="preserve"> </w:t>
+        <w:t xml:space="preserve">Первая волна (</w:t>
       </w:r>
       <w:r>
         <w:rPr>
@@ -94,7 +91,7 @@
         <w:t xml:space="preserve">П</w:t>
       </w:r>
       <w:r>
-        <w:t xml:space="preserve">) — публичный отчёт, персональные профили участников и внутренняя карта рынка.</w:t>
+        <w:t xml:space="preserve">): сбор ответов 18.01–13.03.2027 — электронная форма в Битриксе или Яндекс Формах, письма и обзвон; результаты — к середине апреля; выступления — апрель–октябрь 2027 г.</w:t>
       </w:r>
     </w:p>
     <w:p>
@@ -106,7 +103,7 @@
         </w:numPr>
       </w:pPr>
       <w:r>
-        <w:t xml:space="preserve">Поручить переговоры о соорганизации с Ассоциацией «Аэропорт» ГА [27] — основной канал к аэропортам.</w:t>
+        <w:t xml:space="preserve">Результат: презентация для выступлений и короткий документ; участникам — сравнение своей организации с отраслью.</w:t>
       </w:r>
     </w:p>
     <w:p>
@@ -118,7 +115,7 @@
         </w:numPr>
       </w:pPr>
       <w:r>
-        <w:t xml:space="preserve">Утвердить правила конфиденциальности (раздел 6): публикуем только обобщённые данные, организации называем только с их согласия.</w:t>
+        <w:t xml:space="preserve">Утвердить правила конфиденциальности (раздел 6) и назначить ответственного и сотрудников для обзвона.</w:t>
       </w:r>
     </w:p>
     <w:p>
@@ -130,10 +127,7 @@
         </w:numPr>
       </w:pPr>
       <w:r>
-        <w:t xml:space="preserve">Назначить руководителя проекта (около 0,5 ставки на 9 месяцев) и экспертов (раздел 6,</w:t>
-      </w:r>
-      <w:r>
-        <w:t xml:space="preserve"> </w:t>
+        <w:t xml:space="preserve">По желанию — предложить Ассоциации «Аэропорт» ГА [25] стать соорганизатором: это повысит отклик аэропортов (</w:t>
       </w:r>
       <w:r>
         <w:rPr>
@@ -163,23 +157,31 @@
           <w:bCs/>
           <w:b/>
         </w:rPr>
-        <w:t xml:space="preserve">Контекст.</w:t>
+        <w:t xml:space="preserve">История.</w:t>
       </w:r>
       <w:r>
         <w:t xml:space="preserve"> </w:t>
       </w:r>
       <w:r>
-        <w:t xml:space="preserve">Рынок концентрирован и быстро меняется. В 2025 г. авиакомпании перевезли 108,5 млн пассажиров (−2,7%) [1]; 15 из 118 авиакомпаний выполняют 94% перевозок [4]. Все 53 авиакомпании к 01.11.2022 перешли на российские системы бронирования [9]; с 01.01.2025 на значимых объектах КИИ запрещено иностранное ПО [10]. Кибератака на «Аэрофлот» 28.07.2025 привела к массовой отмене рейсов [12]. Регулярного публичного исследования цифровизации именно аэропортов и авиакомпаний России в открытых источниках не нашлось (</w:t>
-      </w:r>
+        <w:t xml:space="preserve">По итогам встречи 23.10: компания около десяти лет проводила ежегодный опрос аэропортов и авиакомпаний России по образцу исследований SITA. Анкету публиковали в Битриксе или Яндекс Формах, затем обзванивали ИТ-директоров и руководителей. Спрашивали, как решены конкретные задачи: есть ли модуль управления ресурсами, как работает звуковое оповещение, есть ли мобильные устройства на перроне. Результаты из года в год повторялись, и опрос остановили.</w:t>
+      </w:r>
+    </w:p>
+    <w:p>
+      <w:pPr>
+        <w:pStyle w:val="BodyText"/>
+      </w:pPr>
       <w:r>
         <w:rPr>
           <w:bCs/>
           <w:b/>
         </w:rPr>
-        <w:t xml:space="preserve">П</w:t>
-      </w:r>
-      <w:r>
-        <w:t xml:space="preserve">: вывод по результатам поиска, проверить с НТС). Известные индексы либо охватывают всю экономику (ВШЭ [23], методика Росстата «Цифровая зрелость» [21]), либо относятся к другим видам транспорта (индекс Минтранса для грузоперевозок [22]).</w:t>
+        <w:t xml:space="preserve">Почему перезапуск полезен сейчас.</w:t>
+      </w:r>
+      <w:r>
+        <w:t xml:space="preserve"> </w:t>
+      </w:r>
+      <w:r>
+        <w:t xml:space="preserve">Отрасль меняется быстрее, чем раньше. В 2025 г. авиакомпании перевезли 108,5 млн пассажиров (−2,7%) [1]; 15 из 118 авиакомпаний выполняют 94% перевозок [4]. Российские системы бронирования заменили иностранные в 2022 г. [7], с 01.01.2025 на значимых объектах КИИ запрещено иностранное ПО [8]. Сбой информационных систем «Аэрофлота» 28.07.2025 привёл к массовой отмене рейсов [10]. Правительство утвердило эксперимент по посадке по биометрии в Шереметьево и Пулково со стартом 01.06.2026 [11]. ИИ, по оценке Минтранса и Ассоциации ЦТЛ, применяют около 45% организаций транспортной отрасли [12]. Ограничения полётов дают многочасовые задержки — например, до 7 часов в Казани [13]. Об этом отрасль спорит сейчас, и у компании будет своя цифра по каждой из этих тем.</w:t>
       </w:r>
     </w:p>
     <w:tbl>
@@ -204,9 +206,9 @@
         <w:tblLook w:firstRow="1" w:lastRow="0" w:firstColumn="0" w:lastColumn="0" w:noHBand="0" w:noVBand="0" w:val="0020"/>
       </w:tblPr>
       <w:tblGrid>
-        <w:gridCol w:w="1645"/>
-        <w:gridCol w:w="4422"/>
-        <w:gridCol w:w="1851"/>
+        <w:gridCol w:w="1604"/>
+        <w:gridCol w:w="4511"/>
+        <w:gridCol w:w="1804"/>
       </w:tblGrid>
       <w:tr>
         <w:trPr>
@@ -228,7 +230,7 @@
                 <w:b/>
                 <w:sz w:val="17"/>
               </w:rPr>
-              <w:t xml:space="preserve">Польза для компании</w:t>
+              <w:t xml:space="preserve">Цель (с встречи 23.10)</w:t>
             </w:r>
           </w:p>
         </w:tc>
@@ -264,7 +266,7 @@
                 <w:b/>
                 <w:sz w:val="17"/>
               </w:rPr>
-              <w:t xml:space="preserve">Ориентир успеха (</w:t>
+              <w:t xml:space="preserve">Ориентир (</w:t>
             </w:r>
             <w:r>
               <w:rPr>
@@ -299,37 +301,37 @@
               <w:rPr>
                 <w:sz w:val="17"/>
               </w:rPr>
-              <w:t xml:space="preserve">Позиционирование</w:t>
-            </w:r>
-          </w:p>
-        </w:tc>
-        <w:tc>
-          <w:tcPr/>
-          <w:p>
-            <w:pPr>
-              <w:pStyle w:val="Compact"/>
-              <w:jc w:val="left"/>
-            </w:pPr>
-            <w:r>
-              <w:rPr>
-                <w:sz w:val="17"/>
-              </w:rPr>
-              <w:t xml:space="preserve">Компания — автор регулярного отраслевого индекса с открытой методикой; цифры цитируют СМИ и отраслевые организации</w:t>
-            </w:r>
-          </w:p>
-        </w:tc>
-        <w:tc>
-          <w:tcPr/>
-          <w:p>
-            <w:pPr>
-              <w:pStyle w:val="Compact"/>
-              <w:jc w:val="left"/>
-            </w:pPr>
-            <w:r>
-              <w:rPr>
-                <w:sz w:val="17"/>
-              </w:rPr>
-              <w:t xml:space="preserve">≥5 публикаций в отраслевых СМИ</w:t>
+              <w:t xml:space="preserve">1. Отчёт по итогам опроса</w:t>
+            </w:r>
+          </w:p>
+        </w:tc>
+        <w:tc>
+          <w:tcPr/>
+          <w:p>
+            <w:pPr>
+              <w:pStyle w:val="Compact"/>
+              <w:jc w:val="left"/>
+            </w:pPr>
+            <w:r>
+              <w:rPr>
+                <w:sz w:val="17"/>
+              </w:rPr>
+              <w:t xml:space="preserve">презентация и короткий документ: 5 главных выводов, разделы об ИИ и ИБ, цитаты респондентов</w:t>
+            </w:r>
+          </w:p>
+        </w:tc>
+        <w:tc>
+          <w:tcPr/>
+          <w:p>
+            <w:pPr>
+              <w:pStyle w:val="Compact"/>
+              <w:jc w:val="left"/>
+            </w:pPr>
+            <w:r>
+              <w:rPr>
+                <w:sz w:val="17"/>
+              </w:rPr>
+              <w:t xml:space="preserve">готов к середине апреля 2027 г.</w:t>
             </w:r>
           </w:p>
         </w:tc>
@@ -349,37 +351,37 @@
               <w:rPr>
                 <w:sz w:val="17"/>
               </w:rPr>
-              <w:t xml:space="preserve">Повод для контакта</w:t>
-            </w:r>
-          </w:p>
-        </w:tc>
-        <w:tc>
-          <w:tcPr/>
-          <w:p>
-            <w:pPr>
-              <w:pStyle w:val="Compact"/>
-              <w:jc w:val="left"/>
-            </w:pPr>
-            <w:r>
-              <w:rPr>
-                <w:sz w:val="17"/>
-              </w:rPr>
-              <w:t xml:space="preserve">Каждый участник получает профиль «ваша организация в сравнении с сегментом» — повод для встречи с ИТ-директором; интервью дают выход на первых лиц</w:t>
-            </w:r>
-          </w:p>
-        </w:tc>
-        <w:tc>
-          <w:tcPr/>
-          <w:p>
-            <w:pPr>
-              <w:pStyle w:val="Compact"/>
-              <w:jc w:val="left"/>
-            </w:pPr>
-            <w:r>
-              <w:rPr>
-                <w:sz w:val="17"/>
-              </w:rPr>
-              <w:t xml:space="preserve">≥30 встреч по итогам волны</w:t>
+              <w:t xml:space="preserve">2. Выступления в течение полугода</w:t>
+            </w:r>
+          </w:p>
+        </w:tc>
+        <w:tc>
+          <w:tcPr/>
+          <w:p>
+            <w:pPr>
+              <w:pStyle w:val="Compact"/>
+              <w:jc w:val="left"/>
+            </w:pPr>
+            <w:r>
+              <w:rPr>
+                <w:sz w:val="17"/>
+              </w:rPr>
+              <w:t xml:space="preserve">компания рассказывает не о продуктах, а о выводах исследования, и продукты показывает как ответ на найденные проблемы; для каждого мероприятия — своя подборка слайдов</w:t>
+            </w:r>
+          </w:p>
+        </w:tc>
+        <w:tc>
+          <w:tcPr/>
+          <w:p>
+            <w:pPr>
+              <w:pStyle w:val="Compact"/>
+              <w:jc w:val="left"/>
+            </w:pPr>
+            <w:r>
+              <w:rPr>
+                <w:sz w:val="17"/>
+              </w:rPr>
+              <w:t xml:space="preserve">5–8 выступлений за апрель–октябрь</w:t>
             </w:r>
           </w:p>
         </w:tc>
@@ -399,137 +401,37 @@
               <w:rPr>
                 <w:sz w:val="17"/>
               </w:rPr>
-              <w:t xml:space="preserve">Карта рынка для коммерции</w:t>
-            </w:r>
-          </w:p>
-        </w:tc>
-        <w:tc>
-          <w:tcPr/>
-          <w:p>
-            <w:pPr>
-              <w:pStyle w:val="Compact"/>
-              <w:jc w:val="left"/>
-            </w:pPr>
-            <w:r>
-              <w:rPr>
-                <w:sz w:val="17"/>
-              </w:rPr>
-              <w:t xml:space="preserve">Уровень по блокам × сегменты + открытые данные (закупки, новости): где спрос, у кого какие системы</w:t>
-            </w:r>
-          </w:p>
-        </w:tc>
-        <w:tc>
-          <w:tcPr/>
-          <w:p>
-            <w:pPr>
-              <w:pStyle w:val="Compact"/>
-              <w:jc w:val="left"/>
-            </w:pPr>
-            <w:r>
-              <w:rPr>
-                <w:sz w:val="17"/>
-              </w:rPr>
-              <w:t xml:space="preserve">карта по ≥100 организациям</w:t>
-            </w:r>
-          </w:p>
-        </w:tc>
-      </w:tr>
-      <w:tr>
-        <w:trPr>
-          <w:cantSplit/>
-        </w:trPr>
-        <w:tc>
-          <w:tcPr/>
-          <w:p>
-            <w:pPr>
-              <w:pStyle w:val="Compact"/>
-              <w:jc w:val="left"/>
-            </w:pPr>
-            <w:r>
-              <w:rPr>
-                <w:sz w:val="17"/>
-              </w:rPr>
-              <w:t xml:space="preserve">Материал для выступлений</w:t>
-            </w:r>
-          </w:p>
-        </w:tc>
-        <w:tc>
-          <w:tcPr/>
-          <w:p>
-            <w:pPr>
-              <w:pStyle w:val="Compact"/>
-              <w:jc w:val="left"/>
-            </w:pPr>
-            <w:r>
-              <w:rPr>
-                <w:sz w:val="17"/>
-              </w:rPr>
-              <w:t xml:space="preserve">Ежегодные цифры и кейсы для НАИС, мероприятий Ассоциации, лекций «Цифровизация аэропортов» и курса «Цифровизация ВТ»</w:t>
-            </w:r>
-          </w:p>
-        </w:tc>
-        <w:tc>
-          <w:tcPr/>
-          <w:p>
-            <w:pPr>
-              <w:pStyle w:val="Compact"/>
-              <w:jc w:val="left"/>
-            </w:pPr>
-            <w:r>
-              <w:rPr>
-                <w:sz w:val="17"/>
-              </w:rPr>
-              <w:t xml:space="preserve">3–5 выступлений в год</w:t>
-            </w:r>
-          </w:p>
-        </w:tc>
-      </w:tr>
-      <w:tr>
-        <w:trPr>
-          <w:cantSplit/>
-        </w:trPr>
-        <w:tc>
-          <w:tcPr/>
-          <w:p>
-            <w:pPr>
-              <w:pStyle w:val="Compact"/>
-              <w:jc w:val="left"/>
-            </w:pPr>
-            <w:r>
-              <w:rPr>
-                <w:sz w:val="17"/>
-              </w:rPr>
-              <w:t xml:space="preserve">Продукты разработки</w:t>
-            </w:r>
-          </w:p>
-        </w:tc>
-        <w:tc>
-          <w:tcPr/>
-          <w:p>
-            <w:pPr>
-              <w:pStyle w:val="Compact"/>
-              <w:jc w:val="left"/>
-            </w:pPr>
-            <w:r>
-              <w:rPr>
-                <w:sz w:val="17"/>
-              </w:rPr>
-              <w:t xml:space="preserve">Где не хватает российских решений и что планируют внедрять — вход в дорожную карту</w:t>
-            </w:r>
-          </w:p>
-        </w:tc>
-        <w:tc>
-          <w:tcPr/>
-          <w:p>
-            <w:pPr>
-              <w:pStyle w:val="Compact"/>
-              <w:jc w:val="left"/>
-            </w:pPr>
-            <w:r>
-              <w:rPr>
-                <w:sz w:val="17"/>
-              </w:rPr>
-              <w:t xml:space="preserve">вопрос D3 анкеты</w:t>
+              <w:t xml:space="preserve">3. Понимание отрасли и потребностей</w:t>
+            </w:r>
+          </w:p>
+        </w:tc>
+        <w:tc>
+          <w:tcPr/>
+          <w:p>
+            <w:pPr>
+              <w:pStyle w:val="Compact"/>
+              <w:jc w:val="left"/>
+            </w:pPr>
+            <w:r>
+              <w:rPr>
+                <w:sz w:val="17"/>
+              </w:rPr>
+              <w:t xml:space="preserve">разрезы по сегментам и прямые вопросы о потребностях (2.4, 4.4, 6.2, 7.1) — сводка для разработки</w:t>
+            </w:r>
+          </w:p>
+        </w:tc>
+        <w:tc>
+          <w:tcPr/>
+          <w:p>
+            <w:pPr>
+              <w:pStyle w:val="Compact"/>
+              <w:jc w:val="left"/>
+            </w:pPr>
+            <w:r>
+              <w:rPr>
+                <w:sz w:val="17"/>
+              </w:rPr>
+              <w:t xml:space="preserve">сводка передана разработке в апреле</w:t>
             </w:r>
           </w:p>
         </w:tc>
@@ -539,19 +441,27 @@
       <w:pPr>
         <w:pStyle w:val="BodyText"/>
         <w:spacing w:before="80"/>
+      </w:pPr>
+      <w:r>
+        <w:t xml:space="preserve">Ещё одна польза — повод для контакта: звонок с просьбой об участии — уже разговор с ИТ-директором, а сравнение с отраслью, которое участник получит по итогам, — повод для встречи.</w:t>
+      </w:r>
+    </w:p>
+    <w:p>
+      <w:pPr>
+        <w:pStyle w:val="BodyText"/>
       </w:pPr>
       <w:r>
         <w:rPr>
           <w:bCs/>
           <w:b/>
         </w:rPr>
-        <w:t xml:space="preserve">Читатели отчёта.</w:t>
+        <w:t xml:space="preserve">Читатели.</w:t>
       </w:r>
       <w:r>
         <w:t xml:space="preserve"> </w:t>
       </w:r>
       <w:r>
-        <w:t xml:space="preserve">Основной — руководители аэропортов и авиакомпаний: генеральные директора, ИТ-директора и директора по цифровизации, директора по производству и коммерции. Им нужно сравнение с сегментом и приоритеты отрасли. Далее — Минтранс, Росавиация и отраслевые объединения (картина отрасли для программ цифровой трансформации транспорта [25]); владельцы аэропортовых холдингов и инвесторы; отраслевые СМИ. Внутренний читатель — ГД, коммерция и разработка: им расширенная версия с картой рынка (не публикуется).</w:t>
+        <w:t xml:space="preserve">Основные — руководители аэропортов и авиакомпаний: генеральные директора, ИТ-директора, руководители ИБ, производства и коммерции. Далее — Минтранс, Росавиация, отраслевые объединения, отраслевые СМИ. Внутренние — ГД, коммерция и разработка; им — сводка потребностей, которую не публикуем.</w:t>
       </w:r>
     </w:p>
     <w:p>
@@ -571,23 +481,13 @@
           <w:bCs/>
           <w:b/>
         </w:rPr>
-        <w:t xml:space="preserve">Генеральная совокупность первой волны.</w:t>
+        <w:t xml:space="preserve">Генеральная совокупность.</w:t>
       </w:r>
       <w:r>
         <w:t xml:space="preserve"> </w:t>
       </w:r>
       <w:r>
-        <w:t xml:space="preserve">Аэропорты с регулярными пассажирскими рейсами — порядка 200: на модернизацию направляют 75 аэропортов, это «более трети» аэропортовой сети [5]; точный перечень возьмём из данных Росавиации и ОРАКУЛа (</w:t>
-      </w:r>
-      <w:r>
-        <w:rPr>
-          <w:bCs/>
-          <w:b/>
-        </w:rPr>
-        <w:t xml:space="preserve">П</w:t>
-      </w:r>
-      <w:r>
-        <w:t xml:space="preserve">). Авиакомпании — 118 эксплуатантов [4]. Грузовые, вертолётные компании и бизнес-авиацию в первую волну не включаем (</w:t>
+        <w:t xml:space="preserve">Аэропорты с регулярными пассажирскими рейсами — порядка 200: на модернизацию направляют 75 аэропортов, это «более трети» аэропортовой сети [5]. Авиакомпании — 118 эксплуатантов [4]. Точный список и контакты собираем из базы клиентов, данных Росавиации и ОРАКУЛа (</w:t>
       </w:r>
       <w:r>
         <w:rPr>
@@ -622,9 +522,8 @@
         <w:tblLook w:firstRow="1" w:lastRow="0" w:firstColumn="0" w:lastColumn="0" w:noHBand="0" w:noVBand="0" w:val="0020"/>
       </w:tblPr>
       <w:tblGrid>
-        <w:gridCol w:w="1431"/>
-        <w:gridCol w:w="3244"/>
-        <w:gridCol w:w="3244"/>
+        <w:gridCol w:w="1526"/>
+        <w:gridCol w:w="6393"/>
       </w:tblGrid>
       <w:tr>
         <w:trPr>
@@ -664,25 +563,7 @@
                 <w:b/>
                 <w:sz w:val="17"/>
               </w:rPr>
-              <w:t xml:space="preserve">Сегменты аэропортов</w:t>
-            </w:r>
-          </w:p>
-        </w:tc>
-        <w:tc>
-          <w:tcPr>
-            <w:shd w:val="clear" w:color="auto" w:fill="E3E9F0"/>
-          </w:tcPr>
-          <w:p>
-            <w:pPr>
-              <w:pStyle w:val="Compact"/>
-              <w:jc w:val="left"/>
-            </w:pPr>
-            <w:r>
-              <w:rPr>
-                <w:b/>
-                <w:sz w:val="17"/>
-              </w:rPr>
-              <w:t xml:space="preserve">Комментарий</w:t>
+              <w:t xml:space="preserve">Сегменты</w:t>
             </w:r>
           </w:p>
         </w:tc>
@@ -702,37 +583,22 @@
               <w:rPr>
                 <w:sz w:val="17"/>
               </w:rPr>
-              <w:t xml:space="preserve">Пассажиропоток за год</w:t>
-            </w:r>
-          </w:p>
-        </w:tc>
-        <w:tc>
-          <w:tcPr/>
-          <w:p>
-            <w:pPr>
-              <w:pStyle w:val="Compact"/>
-              <w:jc w:val="left"/>
-            </w:pPr>
-            <w:r>
-              <w:rPr>
-                <w:sz w:val="17"/>
-              </w:rPr>
-              <w:t xml:space="preserve">A ≥10 млн · B 3–10 млн · C 1–3 млн · D 0,1–1 млн · E &lt;0,1 млн</w:t>
-            </w:r>
-          </w:p>
-        </w:tc>
-        <w:tc>
-          <w:tcPr/>
-          <w:p>
-            <w:pPr>
-              <w:pStyle w:val="Compact"/>
-              <w:jc w:val="left"/>
-            </w:pPr>
-            <w:r>
-              <w:rPr>
-                <w:sz w:val="17"/>
-              </w:rPr>
-              <w:t xml:space="preserve">В 2024 г. 30 аэропортов-миллионников, всего 216,4 млн пасс. [2]; в A — Шереметьево, Пулково, Внуково, Домодедово, Сочи; топ-10 — около 66% трафика (наш расчёт по [2], [3])</w:t>
+              <w:t xml:space="preserve">Пассажиропоток, аэропорты</w:t>
+            </w:r>
+          </w:p>
+        </w:tc>
+        <w:tc>
+          <w:tcPr/>
+          <w:p>
+            <w:pPr>
+              <w:pStyle w:val="Compact"/>
+              <w:jc w:val="left"/>
+            </w:pPr>
+            <w:r>
+              <w:rPr>
+                <w:sz w:val="17"/>
+              </w:rPr>
+              <w:t xml:space="preserve">A ≥10 млн · B 3–10 млн · C 1–3 млн · D 0,1–1 млн · E &lt;0,1 млн. В 2024 г. — 30 аэропортов-миллионников и 216,4 млн пасс. [2]; в A — Шереметьево, Пулково, Внуково, Домодедово, Сочи [3]</w:t>
             </w:r>
           </w:p>
         </w:tc>
@@ -752,51 +618,22 @@
               <w:rPr>
                 <w:sz w:val="17"/>
               </w:rPr>
-              <w:t xml:space="preserve">Регион</w:t>
-            </w:r>
-          </w:p>
-        </w:tc>
-        <w:tc>
-          <w:tcPr/>
-          <w:p>
-            <w:pPr>
-              <w:pStyle w:val="Compact"/>
-              <w:jc w:val="left"/>
-            </w:pPr>
-            <w:r>
-              <w:rPr>
-                <w:sz w:val="17"/>
-              </w:rPr>
-              <w:t xml:space="preserve">федеральные округа; Московский авиаузел — отдельно; признак «Арктика и Крайний Север»</w:t>
-            </w:r>
-          </w:p>
-        </w:tc>
-        <w:tc>
-          <w:tcPr/>
-          <w:p>
-            <w:pPr>
-              <w:pStyle w:val="Compact"/>
-              <w:jc w:val="left"/>
-            </w:pPr>
-            <w:r>
-              <w:rPr>
-                <w:sz w:val="17"/>
-              </w:rPr>
-              <w:t xml:space="preserve">от региона зависят бюджеты и доля субсидируемых рейсов (</w:t>
-            </w:r>
-            <w:r>
-              <w:rPr>
-                <w:bCs/>
-                <w:b/>
-                <w:sz w:val="17"/>
-              </w:rPr>
-              <w:t xml:space="preserve">П</w:t>
-            </w:r>
-            <w:r>
-              <w:rPr>
-                <w:sz w:val="17"/>
-              </w:rPr>
-              <w:t xml:space="preserve">)</w:t>
+              <w:t xml:space="preserve">Пассажиропоток, авиакомпании</w:t>
+            </w:r>
+          </w:p>
+        </w:tc>
+        <w:tc>
+          <w:tcPr/>
+          <w:p>
+            <w:pPr>
+              <w:pStyle w:val="Compact"/>
+              <w:jc w:val="left"/>
+            </w:pPr>
+            <w:r>
+              <w:rPr>
+                <w:sz w:val="17"/>
+              </w:rPr>
+              <w:t xml:space="preserve">I ≥10 млн (группа «Аэрофлот» — 42,5 млн за январь–октябрь 2025 г. [1]) · II 2–10 млн · III 0,3–2 млн · IV &lt;0,3 млн</w:t>
             </w:r>
           </w:p>
         </w:tc>
@@ -816,51 +653,22 @@
               <w:rPr>
                 <w:sz w:val="17"/>
               </w:rPr>
-              <w:t xml:space="preserve">Собственник</w:t>
-            </w:r>
-          </w:p>
-        </w:tc>
-        <w:tc>
-          <w:tcPr/>
-          <w:p>
-            <w:pPr>
-              <w:pStyle w:val="Compact"/>
-              <w:jc w:val="left"/>
-            </w:pPr>
-            <w:r>
-              <w:rPr>
-                <w:sz w:val="17"/>
-              </w:rPr>
-              <w:t xml:space="preserve">частный холдинг (например, «Новапорт» — доли в 22 аэропортах [6]); федеральная собственность, в т. ч. обращённые в доход государства (Домодедово, 2025 [7]); субъект РФ или муниципалитет; отдельная частная компания</w:t>
-            </w:r>
-          </w:p>
-        </w:tc>
-        <w:tc>
-          <w:tcPr/>
-          <w:p>
-            <w:pPr>
-              <w:pStyle w:val="Compact"/>
-              <w:jc w:val="left"/>
-            </w:pPr>
-            <w:r>
-              <w:rPr>
-                <w:sz w:val="17"/>
-              </w:rPr>
-              <w:t xml:space="preserve">в холдингах ИТ часто централизованы — анкета от управляющей компании и от аэропорта (</w:t>
-            </w:r>
-            <w:r>
-              <w:rPr>
-                <w:bCs/>
-                <w:b/>
-                <w:sz w:val="17"/>
-              </w:rPr>
-              <w:t xml:space="preserve">П</w:t>
-            </w:r>
-            <w:r>
-              <w:rPr>
-                <w:sz w:val="17"/>
-              </w:rPr>
-              <w:t xml:space="preserve">)</w:t>
+              <w:t xml:space="preserve">Регион и собственник</w:t>
+            </w:r>
+          </w:p>
+        </w:tc>
+        <w:tc>
+          <w:tcPr/>
+          <w:p>
+            <w:pPr>
+              <w:pStyle w:val="Compact"/>
+              <w:jc w:val="left"/>
+            </w:pPr>
+            <w:r>
+              <w:rPr>
+                <w:sz w:val="17"/>
+              </w:rPr>
+              <w:t xml:space="preserve">федеральные округа, Московский авиаузел отдельно; частный холдинг, федеральная собственность, субъект РФ или муниципалитет, отдельная компания</w:t>
             </w:r>
           </w:p>
         </w:tc>
@@ -880,37 +688,22 @@
               <w:rPr>
                 <w:sz w:val="17"/>
               </w:rPr>
-              <w:t xml:space="preserve">Статус</w:t>
-            </w:r>
-          </w:p>
-        </w:tc>
-        <w:tc>
-          <w:tcPr/>
-          <w:p>
-            <w:pPr>
-              <w:pStyle w:val="Compact"/>
-              <w:jc w:val="left"/>
-            </w:pPr>
-            <w:r>
-              <w:rPr>
-                <w:sz w:val="17"/>
-              </w:rPr>
-              <w:t xml:space="preserve">работает · ограничение полётов (11 аэропортов юга и центра закрыты с 24.02.2022 [8]; статус на 2027 г. уточнить)</w:t>
-            </w:r>
-          </w:p>
-        </w:tc>
-        <w:tc>
-          <w:tcPr/>
-          <w:p>
-            <w:pPr>
-              <w:pStyle w:val="Compact"/>
-              <w:jc w:val="left"/>
-            </w:pPr>
-            <w:r>
-              <w:rPr>
-                <w:sz w:val="17"/>
-              </w:rPr>
-              <w:t xml:space="preserve">закрытые аэропорты в индексе не штрафуем, показываем отдельно</w:t>
+              <w:t xml:space="preserve">Статус аэропорта</w:t>
+            </w:r>
+          </w:p>
+        </w:tc>
+        <w:tc>
+          <w:tcPr/>
+          <w:p>
+            <w:pPr>
+              <w:pStyle w:val="Compact"/>
+              <w:jc w:val="left"/>
+            </w:pPr>
+            <w:r>
+              <w:rPr>
+                <w:sz w:val="17"/>
+              </w:rPr>
+              <w:t xml:space="preserve">работает или под ограничением полётов: 11 аэропортов юга и центра закрыты с 24.02.2022 [6], статус на 2027 г. уточнить</w:t>
             </w:r>
           </w:p>
         </w:tc>
@@ -922,7 +715,43 @@
         <w:spacing w:before="80"/>
       </w:pPr>
       <w:r>
-        <w:t xml:space="preserve">Сегменты авиакомпаний: по перевозкам — I ≥10 млн пасс. (группа «Аэрофлот» — 42,5 млн за январь–октябрь 2025 г. [1]), II 2–10 млн, III 0,3–2 млн, IV &lt;0,3 млн; по модели — сетевая, лоукост, чартерная, региональная и местная (в т. ч. субсидируемые рейсы); по собственнику — государственная (федеральная или региональная), частная, в составе группы.</w:t>
+        <w:rPr>
+          <w:bCs/>
+          <w:b/>
+        </w:rPr>
+        <w:t xml:space="preserve">Цель первой волны (П):</w:t>
+      </w:r>
+      <w:r>
+        <w:t xml:space="preserve"> </w:t>
+      </w:r>
+      <w:r>
+        <w:t xml:space="preserve">60–75 анкет — 40–50 аэропортов (все из A и B, не менее половины C) и 20–25 авиакомпаний (не менее 10 из 15 крупнейших). Приглашаем всю генеральную совокупность; при отклике 20–30% этого хватит. Данные по сегменту показываем, только если в нём не меньше 5 ответов.</w:t>
+      </w:r>
+    </w:p>
+    <w:p>
+      <w:pPr>
+        <w:pStyle w:val="Heading2"/>
+      </w:pPr>
+      <w:r>
+        <w:t xml:space="preserve">3. Что спрашиваем</w:t>
+      </w:r>
+    </w:p>
+    <w:p>
+      <w:pPr>
+        <w:pStyle w:val="FirstParagraph"/>
+      </w:pPr>
+      <w:r>
+        <w:rPr>
+          <w:bCs/>
+          <w:b/>
+        </w:rPr>
+        <w:t xml:space="preserve">Принцип: не «что у вас стоит», а «куда вы движетесь».</w:t>
+      </w:r>
+      <w:r>
+        <w:t xml:space="preserve"> </w:t>
+      </w:r>
+      <w:r>
+        <w:t xml:space="preserve">Анкета (отдельный файл) — 25 вопросов, 15–20 минут, составлена с нуля.</w:t>
       </w:r>
     </w:p>
     <w:tbl>
@@ -947,9 +776,8 @@
         <w:tblLook w:firstRow="1" w:lastRow="0" w:firstColumn="0" w:lastColumn="0" w:noHBand="0" w:noVBand="0" w:val="0020"/>
       </w:tblPr>
       <w:tblGrid>
-        <w:gridCol w:w="2320"/>
-        <w:gridCol w:w="2800"/>
-        <w:gridCol w:w="2800"/>
+        <w:gridCol w:w="2888"/>
+        <w:gridCol w:w="5031"/>
       </w:tblGrid>
       <w:tr>
         <w:trPr>
@@ -971,22 +799,7 @@
                 <w:b/>
                 <w:sz w:val="17"/>
               </w:rPr>
-              <w:t xml:space="preserve">Выборка (</w:t>
-            </w:r>
-            <w:r>
-              <w:rPr>
-                <w:bCs/>
-                <w:b/>
-                <w:sz w:val="17"/>
-              </w:rPr>
-              <w:t xml:space="preserve">П</w:t>
-            </w:r>
-            <w:r>
-              <w:rPr>
-                <w:b/>
-                <w:sz w:val="17"/>
-              </w:rPr>
-              <w:t xml:space="preserve">: цели, проверить на пилоте)</w:t>
+              <w:t xml:space="preserve">Прежний опрос</w:t>
             </w:r>
           </w:p>
         </w:tc>
@@ -1004,25 +817,7 @@
                 <w:b/>
                 <w:sz w:val="17"/>
               </w:rPr>
-              <w:t xml:space="preserve">Аэропорты</w:t>
-            </w:r>
-          </w:p>
-        </w:tc>
-        <w:tc>
-          <w:tcPr>
-            <w:shd w:val="clear" w:color="auto" w:fill="E3E9F0"/>
-          </w:tcPr>
-          <w:p>
-            <w:pPr>
-              <w:pStyle w:val="Compact"/>
-              <w:jc w:val="left"/>
-            </w:pPr>
-            <w:r>
-              <w:rPr>
-                <w:b/>
-                <w:sz w:val="17"/>
-              </w:rPr>
-              <w:t xml:space="preserve">Авиакомпании</w:t>
+              <w:t xml:space="preserve">Новая анкета</w:t>
             </w:r>
           </w:p>
         </w:tc>
@@ -1042,37 +837,22 @@
               <w:rPr>
                 <w:sz w:val="17"/>
               </w:rPr>
-              <w:t xml:space="preserve">Цель первой волны</w:t>
-            </w:r>
-          </w:p>
-        </w:tc>
-        <w:tc>
-          <w:tcPr/>
-          <w:p>
-            <w:pPr>
-              <w:pStyle w:val="Compact"/>
-              <w:jc w:val="left"/>
-            </w:pPr>
-            <w:r>
-              <w:rPr>
-                <w:sz w:val="17"/>
-              </w:rPr>
-              <w:t xml:space="preserve">40–50: все из A и B, не менее половины C, 15–20 из D и E</w:t>
-            </w:r>
-          </w:p>
-        </w:tc>
-        <w:tc>
-          <w:tcPr/>
-          <w:p>
-            <w:pPr>
-              <w:pStyle w:val="Compact"/>
-              <w:jc w:val="left"/>
-            </w:pPr>
-            <w:r>
-              <w:rPr>
-                <w:sz w:val="17"/>
-              </w:rPr>
-              <w:t xml:space="preserve">20–25: ≥10 из 15 крупнейших + 10–15 региональных</w:t>
+              <w:t xml:space="preserve">есть ли конкретный модуль или система</w:t>
+            </w:r>
+          </w:p>
+        </w:tc>
+        <w:tc>
+          <w:tcPr/>
+          <w:p>
+            <w:pPr>
+              <w:pStyle w:val="Compact"/>
+              <w:jc w:val="left"/>
+            </w:pPr>
+            <w:r>
+              <w:rPr>
+                <w:sz w:val="17"/>
+              </w:rPr>
+              <w:t xml:space="preserve">цели, планы на три года, готовность, барьеры, отношение к ИИ</w:t>
             </w:r>
           </w:p>
         </w:tc>
@@ -1092,37 +872,22 @@
               <w:rPr>
                 <w:sz w:val="17"/>
               </w:rPr>
-              <w:t xml:space="preserve">Охват трафика</w:t>
-            </w:r>
-          </w:p>
-        </w:tc>
-        <w:tc>
-          <w:tcPr/>
-          <w:p>
-            <w:pPr>
-              <w:pStyle w:val="Compact"/>
-              <w:jc w:val="left"/>
-            </w:pPr>
-            <w:r>
-              <w:rPr>
-                <w:sz w:val="17"/>
-              </w:rPr>
-              <w:t xml:space="preserve">≥60% пассажиропотока аэропортов</w:t>
-            </w:r>
-          </w:p>
-        </w:tc>
-        <w:tc>
-          <w:tcPr/>
-          <w:p>
-            <w:pPr>
-              <w:pStyle w:val="Compact"/>
-              <w:jc w:val="left"/>
-            </w:pPr>
-            <w:r>
-              <w:rPr>
-                <w:sz w:val="17"/>
-              </w:rPr>
-              <w:t xml:space="preserve">≥70% перевозок</w:t>
+              <w:t xml:space="preserve">ответы из года в год похожи</w:t>
+            </w:r>
+          </w:p>
+        </w:tc>
+        <w:tc>
+          <w:tcPr/>
+          <w:p>
+            <w:pPr>
+              <w:pStyle w:val="Compact"/>
+              <w:jc w:val="left"/>
+            </w:pPr>
+            <w:r>
+              <w:rPr>
+                <w:sz w:val="17"/>
+              </w:rPr>
+              <w:t xml:space="preserve">ядро из 11 вопросов (★) для динамики + меняющаяся «тема года»; в 2027 г. — ИИ и ИБ</w:t>
             </w:r>
           </w:p>
         </w:tc>
@@ -1142,37 +907,57 @@
               <w:rPr>
                 <w:sz w:val="17"/>
               </w:rPr>
-              <w:t xml:space="preserve">Кого приглашаем</w:t>
-            </w:r>
-          </w:p>
-        </w:tc>
-        <w:tc>
-          <w:tcPr/>
-          <w:p>
-            <w:pPr>
-              <w:pStyle w:val="Compact"/>
-              <w:jc w:val="left"/>
-            </w:pPr>
-            <w:r>
-              <w:rPr>
-                <w:sz w:val="17"/>
-              </w:rPr>
-              <w:t xml:space="preserve">всех (~200)</w:t>
-            </w:r>
-          </w:p>
-        </w:tc>
-        <w:tc>
-          <w:tcPr/>
-          <w:p>
-            <w:pPr>
-              <w:pStyle w:val="Compact"/>
-              <w:jc w:val="left"/>
-            </w:pPr>
-            <w:r>
-              <w:rPr>
-                <w:sz w:val="17"/>
-              </w:rPr>
-              <w:t xml:space="preserve">всех (118)</w:t>
+              <w:t xml:space="preserve">только заполнение формы</w:t>
+            </w:r>
+          </w:p>
+        </w:tc>
+        <w:tc>
+          <w:tcPr/>
+          <w:p>
+            <w:pPr>
+              <w:pStyle w:val="Compact"/>
+              <w:jc w:val="left"/>
+            </w:pPr>
+            <w:r>
+              <w:rPr>
+                <w:sz w:val="17"/>
+              </w:rPr>
+              <w:t xml:space="preserve">закрытые вопросы, которые удобно задать по телефону; ядро ★ — 8–10 минут</w:t>
+            </w:r>
+          </w:p>
+        </w:tc>
+      </w:tr>
+      <w:tr>
+        <w:trPr>
+          <w:cantSplit/>
+        </w:trPr>
+        <w:tc>
+          <w:tcPr/>
+          <w:p>
+            <w:pPr>
+              <w:pStyle w:val="Compact"/>
+              <w:jc w:val="left"/>
+            </w:pPr>
+            <w:r>
+              <w:rPr>
+                <w:sz w:val="17"/>
+              </w:rPr>
+              <w:t xml:space="preserve">выводы — доли «есть / нет»</w:t>
+            </w:r>
+          </w:p>
+        </w:tc>
+        <w:tc>
+          <w:tcPr/>
+          <w:p>
+            <w:pPr>
+              <w:pStyle w:val="Compact"/>
+              <w:jc w:val="left"/>
+            </w:pPr>
+            <w:r>
+              <w:rPr>
+                <w:sz w:val="17"/>
+              </w:rPr>
+              <w:t xml:space="preserve">выводы для слайдов: «радар технологий», стадия ИИ, готовность доверить решения ИИ, восстановление после кибератаки, цитаты респондентов</w:t>
             </w:r>
           </w:p>
         </w:tc>
@@ -1180,30 +965,8 @@
     </w:tbl>
     <w:p>
       <w:pPr>
-        <w:pStyle w:val="BodyText"/>
         <w:spacing w:before="80"/>
       </w:pPr>
-      <w:r>
-        <w:t xml:space="preserve">При отклике 20–30% (</w:t>
-      </w:r>
-      <w:r>
-        <w:rPr>
-          <w:bCs/>
-          <w:b/>
-        </w:rPr>
-        <w:t xml:space="preserve">П</w:t>
-      </w:r>
-      <w:r>
-        <w:t xml:space="preserve">) получим 60–75 анкет. Единица наблюдения — организация: одна сводная анкета, отдельные блоки ИТ-директор может передать профильным руководителям. Данные по сегменту публикуем, только если в нём не меньше 5 ответов.</w:t>
-      </w:r>
-    </w:p>
-    <w:p>
-      <w:pPr>
-        <w:pStyle w:val="Heading2"/>
-      </w:pPr>
-      <w:r>
-        <w:t xml:space="preserve">3. Что измеряем: блоки и индекс цифровизации</w:t>
-      </w:r>
     </w:p>
     <w:tbl>
       <w:tblPr>
@@ -1227,9 +990,8 @@
         <w:tblLook w:firstRow="1" w:lastRow="0" w:firstColumn="0" w:lastColumn="0" w:noHBand="0" w:noVBand="0" w:val="0020"/>
       </w:tblPr>
       <w:tblGrid>
-        <w:gridCol w:w="1714"/>
-        <w:gridCol w:w="3102"/>
-        <w:gridCol w:w="3102"/>
+        <w:gridCol w:w="2888"/>
+        <w:gridCol w:w="5031"/>
       </w:tblGrid>
       <w:tr>
         <w:trPr>
@@ -1251,7 +1013,7 @@
                 <w:b/>
                 <w:sz w:val="17"/>
               </w:rPr>
-              <w:t xml:space="preserve">Блок</w:t>
+              <w:t xml:space="preserve">Блок из постановки задачи</w:t>
             </w:r>
           </w:p>
         </w:tc>
@@ -1269,25 +1031,7 @@
                 <w:b/>
                 <w:sz w:val="17"/>
               </w:rPr>
-              <w:t xml:space="preserve">Аэропорт</w:t>
-            </w:r>
-          </w:p>
-        </w:tc>
-        <w:tc>
-          <w:tcPr>
-            <w:shd w:val="clear" w:color="auto" w:fill="E3E9F0"/>
-          </w:tcPr>
-          <w:p>
-            <w:pPr>
-              <w:pStyle w:val="Compact"/>
-              <w:jc w:val="left"/>
-            </w:pPr>
-            <w:r>
-              <w:rPr>
-                <w:b/>
-                <w:sz w:val="17"/>
-              </w:rPr>
-              <w:t xml:space="preserve">Авиакомпания</w:t>
+              <w:t xml:space="preserve">Где в анкете</w:t>
             </w:r>
           </w:p>
         </w:tc>
@@ -1307,37 +1051,22 @@
               <w:rPr>
                 <w:sz w:val="17"/>
               </w:rPr>
-              <w:t xml:space="preserve">1. Производственные процессы</w:t>
-            </w:r>
-          </w:p>
-        </w:tc>
-        <w:tc>
-          <w:tcPr/>
-          <w:p>
-            <w:pPr>
-              <w:pStyle w:val="Compact"/>
-              <w:jc w:val="left"/>
-            </w:pPr>
-            <w:r>
-              <w:rPr>
-                <w:sz w:val="17"/>
-              </w:rPr>
-              <w:t xml:space="preserve">планирование ресурсов (стоянки, гейты, стойки), суточный план, обмен данными с авиакомпаниями и УВД (A-CDM), ситуационный центр</w:t>
-            </w:r>
-          </w:p>
-        </w:tc>
-        <w:tc>
-          <w:tcPr/>
-          <w:p>
-            <w:pPr>
-              <w:pStyle w:val="Compact"/>
-              <w:jc w:val="left"/>
-            </w:pPr>
-            <w:r>
-              <w:rPr>
-                <w:sz w:val="17"/>
-              </w:rPr>
-              <w:t xml:space="preserve">планирование расписания и парка, центр управления полётами, загрузка и центровка, электронная документация экипажа</w:t>
+              <w:t xml:space="preserve">производственные процессы, наземное обслуживание</w:t>
+            </w:r>
+          </w:p>
+        </w:tc>
+        <w:tc>
+          <w:tcPr/>
+          <w:p>
+            <w:pPr>
+              <w:pStyle w:val="Compact"/>
+              <w:jc w:val="left"/>
+            </w:pPr>
+            <w:r>
+              <w:rPr>
+                <w:sz w:val="17"/>
+              </w:rPr>
+              <w:t xml:space="preserve">3.1 а–г, ж–к; 4.2 б–г; 4.5 а–б; 6.1</w:t>
             </w:r>
           </w:p>
         </w:tc>
@@ -1357,37 +1086,22 @@
               <w:rPr>
                 <w:sz w:val="17"/>
               </w:rPr>
-              <w:t xml:space="preserve">2. Коммерция</w:t>
-            </w:r>
-          </w:p>
-        </w:tc>
-        <w:tc>
-          <w:tcPr/>
-          <w:p>
-            <w:pPr>
-              <w:pStyle w:val="Compact"/>
-              <w:jc w:val="left"/>
-            </w:pPr>
-            <w:r>
-              <w:rPr>
-                <w:sz w:val="17"/>
-              </w:rPr>
-              <w:t xml:space="preserve">неавиационные доходы, онлайн-продажа услуг, CRM и лояльность, расчёты с авиакомпаниями</w:t>
-            </w:r>
-          </w:p>
-        </w:tc>
-        <w:tc>
-          <w:tcPr/>
-          <w:p>
-            <w:pPr>
-              <w:pStyle w:val="Compact"/>
-              <w:jc w:val="left"/>
-            </w:pPr>
-            <w:r>
-              <w:rPr>
-                <w:sz w:val="17"/>
-              </w:rPr>
-              <w:t xml:space="preserve">собственные цифровые каналы продаж, управление доходами, лояльность, дополнительные услуги</w:t>
+              <w:t xml:space="preserve">коммерция</w:t>
+            </w:r>
+          </w:p>
+        </w:tc>
+        <w:tc>
+          <w:tcPr/>
+          <w:p>
+            <w:pPr>
+              <w:pStyle w:val="Compact"/>
+              <w:jc w:val="left"/>
+            </w:pPr>
+            <w:r>
+              <w:rPr>
+                <w:sz w:val="17"/>
+              </w:rPr>
+              <w:t xml:space="preserve">2.1; 4.2 е–ж</w:t>
             </w:r>
           </w:p>
         </w:tc>
@@ -1407,37 +1121,22 @@
               <w:rPr>
                 <w:sz w:val="17"/>
               </w:rPr>
-              <w:t xml:space="preserve">3. Наземное обслуживание</w:t>
-            </w:r>
-          </w:p>
-        </w:tc>
-        <w:tc>
-          <w:tcPr/>
-          <w:p>
-            <w:pPr>
-              <w:pStyle w:val="Compact"/>
-              <w:jc w:val="left"/>
-            </w:pPr>
-            <w:r>
-              <w:rPr>
-                <w:sz w:val="17"/>
-              </w:rPr>
-              <w:t xml:space="preserve">диспетчеризация хендлинга, телематика спецтехники, самообслуживание, багаж, биометрия</w:t>
-            </w:r>
-          </w:p>
-        </w:tc>
-        <w:tc>
-          <w:tcPr/>
-          <w:p>
-            <w:pPr>
-              <w:pStyle w:val="Compact"/>
-              <w:jc w:val="left"/>
-            </w:pPr>
-            <w:r>
-              <w:rPr>
-                <w:sz w:val="17"/>
-              </w:rPr>
-              <w:t xml:space="preserve">регистрация (DCS), контроль подрядчиков, самообслуживание, розыск багажа</w:t>
+              <w:t xml:space="preserve">ТОиР, экипажи</w:t>
+            </w:r>
+          </w:p>
+        </w:tc>
+        <w:tc>
+          <w:tcPr/>
+          <w:p>
+            <w:pPr>
+              <w:pStyle w:val="Compact"/>
+              <w:jc w:val="left"/>
+            </w:pPr>
+            <w:r>
+              <w:rPr>
+                <w:sz w:val="17"/>
+              </w:rPr>
+              <w:t xml:space="preserve">3.1 е, з, л; 4.2 б, д; 4.5 д</w:t>
             </w:r>
           </w:p>
         </w:tc>
@@ -1457,37 +1156,22 @@
               <w:rPr>
                 <w:sz w:val="17"/>
               </w:rPr>
-              <w:t xml:space="preserve">4. ТОиР</w:t>
-            </w:r>
-          </w:p>
-        </w:tc>
-        <w:tc>
-          <w:tcPr/>
-          <w:p>
-            <w:pPr>
-              <w:pStyle w:val="Compact"/>
-              <w:jc w:val="left"/>
-            </w:pPr>
-            <w:r>
-              <w:rPr>
-                <w:sz w:val="17"/>
-              </w:rPr>
-              <w:t xml:space="preserve">ТОиР инфраструктуры и спецтехники, запчасти, мобильные рабочие места, датчики</w:t>
-            </w:r>
-          </w:p>
-        </w:tc>
-        <w:tc>
-          <w:tcPr/>
-          <w:p>
-            <w:pPr>
-              <w:pStyle w:val="Compact"/>
-              <w:jc w:val="left"/>
-            </w:pPr>
-            <w:r>
-              <w:rPr>
-                <w:sz w:val="17"/>
-              </w:rPr>
-              <w:t xml:space="preserve">планирование ТО ВС, учёт ресурса и компонентов, электронные карты-наряды, предиктивное ТО</w:t>
+              <w:t xml:space="preserve">данные и аналитика</w:t>
+            </w:r>
+          </w:p>
+        </w:tc>
+        <w:tc>
+          <w:tcPr/>
+          <w:p>
+            <w:pPr>
+              <w:pStyle w:val="Compact"/>
+              <w:jc w:val="left"/>
+            </w:pPr>
+            <w:r>
+              <w:rPr>
+                <w:sz w:val="17"/>
+              </w:rPr>
+              <w:t xml:space="preserve">2.1; 3.1 в; 4.6; 6.1</w:t>
             </w:r>
           </w:p>
         </w:tc>
@@ -1507,37 +1191,22 @@
               <w:rPr>
                 <w:sz w:val="17"/>
               </w:rPr>
-              <w:t xml:space="preserve">5. Экипажи</w:t>
-            </w:r>
-          </w:p>
-        </w:tc>
-        <w:tc>
-          <w:tcPr/>
-          <w:p>
-            <w:pPr>
-              <w:pStyle w:val="Compact"/>
-              <w:jc w:val="left"/>
-            </w:pPr>
-            <w:r>
-              <w:rPr>
-                <w:sz w:val="17"/>
-              </w:rPr>
-              <w:t xml:space="preserve">не применимо</w:t>
-            </w:r>
-          </w:p>
-        </w:tc>
-        <w:tc>
-          <w:tcPr/>
-          <w:p>
-            <w:pPr>
-              <w:pStyle w:val="Compact"/>
-              <w:jc w:val="left"/>
-            </w:pPr>
-            <w:r>
-              <w:rPr>
-                <w:sz w:val="17"/>
-              </w:rPr>
-              <w:t xml:space="preserve">планирование и ростеринг, рабочее время и отдых, подготовка и допуски, приложение экипажа</w:t>
+              <w:t xml:space="preserve">ИИ</w:t>
+            </w:r>
+          </w:p>
+        </w:tc>
+        <w:tc>
+          <w:tcPr/>
+          <w:p>
+            <w:pPr>
+              <w:pStyle w:val="Compact"/>
+              <w:jc w:val="left"/>
+            </w:pPr>
+            <w:r>
+              <w:rPr>
+                <w:sz w:val="17"/>
+              </w:rPr>
+              <w:t xml:space="preserve">раздел 4 (6 вопросов), 5.6, 5.7</w:t>
             </w:r>
           </w:p>
         </w:tc>
@@ -1557,37 +1226,22 @@
               <w:rPr>
                 <w:sz w:val="17"/>
               </w:rPr>
-              <w:t xml:space="preserve">6. Данные и аналитика</w:t>
-            </w:r>
-          </w:p>
-        </w:tc>
-        <w:tc>
-          <w:tcPr/>
-          <w:p>
-            <w:pPr>
-              <w:pStyle w:val="Compact"/>
-              <w:jc w:val="left"/>
-            </w:pPr>
-            <w:r>
-              <w:rPr>
-                <w:sz w:val="17"/>
-              </w:rPr>
-              <w:t xml:space="preserve">хранилище данных, единые справочники, дашборды руководства, обмен данными с партнёрами</w:t>
-            </w:r>
-          </w:p>
-        </w:tc>
-        <w:tc>
-          <w:tcPr/>
-          <w:p>
-            <w:pPr>
-              <w:pStyle w:val="Compact"/>
-              <w:jc w:val="left"/>
-            </w:pPr>
-            <w:r>
-              <w:rPr>
-                <w:sz w:val="17"/>
-              </w:rPr>
-              <w:t xml:space="preserve">то же</w:t>
+              <w:t xml:space="preserve">импортозамещение</w:t>
+            </w:r>
+          </w:p>
+        </w:tc>
+        <w:tc>
+          <w:tcPr/>
+          <w:p>
+            <w:pPr>
+              <w:pStyle w:val="Compact"/>
+              <w:jc w:val="left"/>
+            </w:pPr>
+            <w:r>
+              <w:rPr>
+                <w:sz w:val="17"/>
+              </w:rPr>
+              <w:t xml:space="preserve">2.3; 2.4; 3.1 н; 6.2</w:t>
             </w:r>
           </w:p>
         </w:tc>
@@ -1607,137 +1261,22 @@
               <w:rPr>
                 <w:sz w:val="17"/>
               </w:rPr>
-              <w:t xml:space="preserve">7. ИИ</w:t>
-            </w:r>
-          </w:p>
-        </w:tc>
-        <w:tc>
-          <w:tcPr/>
-          <w:p>
-            <w:pPr>
-              <w:pStyle w:val="Compact"/>
-              <w:jc w:val="left"/>
-            </w:pPr>
-            <w:r>
-              <w:rPr>
-                <w:sz w:val="17"/>
-              </w:rPr>
-              <w:t xml:space="preserve">статус по сценариям: прогноз спроса и потока, планирование ресурсов, видеоаналитика, предиктивное ТО, ассистенты на генеративном ИИ, обработка документов</w:t>
-            </w:r>
-          </w:p>
-        </w:tc>
-        <w:tc>
-          <w:tcPr/>
-          <w:p>
-            <w:pPr>
-              <w:pStyle w:val="Compact"/>
-              <w:jc w:val="left"/>
-            </w:pPr>
-            <w:r>
-              <w:rPr>
-                <w:sz w:val="17"/>
-              </w:rPr>
-              <w:t xml:space="preserve">то же</w:t>
-            </w:r>
-          </w:p>
-        </w:tc>
-      </w:tr>
-      <w:tr>
-        <w:trPr>
-          <w:cantSplit/>
-        </w:trPr>
-        <w:tc>
-          <w:tcPr/>
-          <w:p>
-            <w:pPr>
-              <w:pStyle w:val="Compact"/>
-              <w:jc w:val="left"/>
-            </w:pPr>
-            <w:r>
-              <w:rPr>
-                <w:sz w:val="17"/>
-              </w:rPr>
-              <w:t xml:space="preserve">8. Импортозамещение</w:t>
-            </w:r>
-          </w:p>
-        </w:tc>
-        <w:tc>
-          <w:tcPr/>
-          <w:p>
-            <w:pPr>
-              <w:pStyle w:val="Compact"/>
-              <w:jc w:val="left"/>
-            </w:pPr>
-            <w:r>
-              <w:rPr>
-                <w:sz w:val="17"/>
-              </w:rPr>
-              <w:t xml:space="preserve">статус перехода по классам систем: производство, регистрация, ERP, ТОиР, документооборот, инфраструктура (ОС, СУБД)</w:t>
-            </w:r>
-          </w:p>
-        </w:tc>
-        <w:tc>
-          <w:tcPr/>
-          <w:p>
-            <w:pPr>
-              <w:pStyle w:val="Compact"/>
-              <w:jc w:val="left"/>
-            </w:pPr>
-            <w:r>
-              <w:rPr>
-                <w:sz w:val="17"/>
-              </w:rPr>
-              <w:t xml:space="preserve">то же</w:t>
-            </w:r>
-          </w:p>
-        </w:tc>
-      </w:tr>
-      <w:tr>
-        <w:trPr>
-          <w:cantSplit/>
-        </w:trPr>
-        <w:tc>
-          <w:tcPr/>
-          <w:p>
-            <w:pPr>
-              <w:pStyle w:val="Compact"/>
-              <w:jc w:val="left"/>
-            </w:pPr>
-            <w:r>
-              <w:rPr>
-                <w:sz w:val="17"/>
-              </w:rPr>
-              <w:t xml:space="preserve">9. Информационная безопасность</w:t>
-            </w:r>
-          </w:p>
-        </w:tc>
-        <w:tc>
-          <w:tcPr/>
-          <w:p>
-            <w:pPr>
-              <w:pStyle w:val="Compact"/>
-              <w:jc w:val="left"/>
-            </w:pPr>
-            <w:r>
-              <w:rPr>
-                <w:sz w:val="17"/>
-              </w:rPr>
-              <w:t xml:space="preserve">организационная зрелость без технических деталей: мониторинг 24/7, учения, план восстановления и его проверка, обучение</w:t>
-            </w:r>
-          </w:p>
-        </w:tc>
-        <w:tc>
-          <w:tcPr/>
-          <w:p>
-            <w:pPr>
-              <w:pStyle w:val="Compact"/>
-              <w:jc w:val="left"/>
-            </w:pPr>
-            <w:r>
-              <w:rPr>
-                <w:sz w:val="17"/>
-              </w:rPr>
-              <w:t xml:space="preserve">то же</w:t>
+              <w:t xml:space="preserve">информационная безопасность</w:t>
+            </w:r>
+          </w:p>
+        </w:tc>
+        <w:tc>
+          <w:tcPr/>
+          <w:p>
+            <w:pPr>
+              <w:pStyle w:val="Compact"/>
+              <w:jc w:val="left"/>
+            </w:pPr>
+            <w:r>
+              <w:rPr>
+                <w:sz w:val="17"/>
+              </w:rPr>
+              <w:t xml:space="preserve">раздел 5 (7 вопросов), 2.3</w:t>
             </w:r>
           </w:p>
         </w:tc>
@@ -1753,31 +1292,171 @@
           <w:bCs/>
           <w:b/>
         </w:rPr>
-        <w:t xml:space="preserve">Шкала.</w:t>
+        <w:t xml:space="preserve">Индекс цифровой готовности (П) — одна цифра для слайда.</w:t>
       </w:r>
       <w:r>
         <w:t xml:space="preserve"> </w:t>
       </w:r>
       <w:r>
-        <w:t xml:space="preserve">Каждый подпроцесс оценивается от 0 до 4 по якорным описаниям — они снижают субъективность самооценки. Блоки 1–6: 0 — бумага, Excel, телефон; 1 — отдельные программы, данные переносят вручную; 2 — единая система по процессу, данные вводят один раз; 3 — интеграция с другими системами и партнёрами, данные в реальном времени; 4 — прогноз и оптимизация, система подсказывает или принимает решения. Блок 7 (ИИ): 0 — не рассматриваем … 4 — работает в эксплуатации с измеренным эффектом. Блок 8: 0 — иностранная система, плана замены нет … 4 — российская система полностью. Блок 9: пять описанных уровней зрелости. Ответ «не применимо / на аутсорсе» в расчёт не входит.</w:t>
-      </w:r>
-    </w:p>
-    <w:p>
-      <w:pPr>
-        <w:pStyle w:val="BodyText"/>
+        <w:t xml:space="preserve">Три части, каждая от 0 до 100: технологии (3.1: «используем» — 1, «пилот» — 0,5, «планируем» — 0,25), ИИ (стадия 4.1 и задачи 4.2), киберустойчивость (5.2–5.5). Индекс — среднее трёх частей, отдельно для аэропортов и авиакомпаний. Формулу не меняем три года; динамику считаем по организациям, ответившим в оба года.</w:t>
+      </w:r>
+    </w:p>
+    <w:p>
+      <w:pPr>
+        <w:pStyle w:val="Heading2"/>
+      </w:pPr>
+      <w:r>
+        <w:t xml:space="preserve">4. Откуда данные и на кого равняемся</w:t>
+      </w:r>
+    </w:p>
+    <w:p>
+      <w:pPr>
+        <w:pStyle w:val="FirstParagraph"/>
       </w:pPr>
       <w:r>
         <w:rPr>
           <w:bCs/>
           <w:b/>
         </w:rPr>
-        <w:t xml:space="preserve">Расчёт.</w:t>
+        <w:t xml:space="preserve">Данные.</w:t>
       </w:r>
       <w:r>
         <w:t xml:space="preserve"> </w:t>
       </w:r>
       <w:r>
-        <w:t xml:space="preserve">Балл блока = среднее по подпроцессам ÷ 4 × 100. Индекс = сумма баллов блоков с весами. Считаем два индекса — для аэропортов и для авиакомпаний, потому что процессы у них разные. Уровни: 0–25 «начальный», 25–50 «базовый», 50–75 «продвинутый», 75–100 «лидер».</w:t>
+        <w:t xml:space="preserve">Основа — анкета. Дополнительно — 10–15 интервью по 30–40 минут с теми, кто согласится в вопросе 7.2: они дают кейсы и цитаты для выступлений. Открытые источники (закупки в ЕИС, отчётность, новости, конференции) — только для контекста в презентации, в индекс не входят: заказчики под санкциями не размещают закупки в ЕИС [22], Росавиация публикует меньше данных, чем раньше [23].</w:t>
+      </w:r>
+    </w:p>
+    <w:p>
+      <w:pPr>
+        <w:pStyle w:val="BodyText"/>
+      </w:pPr>
+      <w:r>
+        <w:rPr>
+          <w:bCs/>
+          <w:b/>
+        </w:rPr>
+        <w:t xml:space="preserve">Мировые прецеденты — что спрашивают в похожих исследованиях.</w:t>
+      </w:r>
+      <w:r>
+        <w:t xml:space="preserve"> </w:t>
+      </w:r>
+      <w:r>
+        <w:t xml:space="preserve">— SITA Air Transport IT Insights, ежегодно: ИТ-бюджеты и приоритеты, ИИ, кибербезопасность, цифровая идентичность, обмен данными. В выпуске 2025 г. ИТ-расходы авиакомпаний — 3,6% выручки, аэропортов — 7,3%; ИИ в управлении операциями применяют 63% авиакомпаний [14]. ACI World и SITA 19 лет вели совместное Airport IT Insights [15].</w:t>
+      </w:r>
+      <w:r>
+        <w:t xml:space="preserve"> </w:t>
+      </w:r>
+      <w:r>
+        <w:t xml:space="preserve">— WEF Global Cybersecurity Outlook 2026 (804 руководителя из 92 стран): 94% называют ИИ главным фактором изменений в ИБ; процедура проверки ИИ-сервисов до внедрения есть у 64% (годом ранее — у 37%) [16].</w:t>
+      </w:r>
+      <w:r>
+        <w:t xml:space="preserve"> </w:t>
+      </w:r>
+      <w:r>
+        <w:t xml:space="preserve">— McKinsey, The state of AI 2025: 62% организаций пробуют ИИ-агентов, эффект на прибыль видят только 39% [17]. Gartner 2026: нарастить инвестиции в ИБ и ИИ планируют 85% и 80% опрошенных ИТ-руководителей госсектора вне США [18].</w:t>
+      </w:r>
+      <w:r>
+        <w:t xml:space="preserve"> </w:t>
+      </w:r>
+      <w:r>
+        <w:t xml:space="preserve">— ENISA (транспорт): лидируют шифровальщики (38%) и угрозы данным (30%) [19]. EASA и IATA: потеря сигнала GPS выросла на 220% за 2021–2024 гг. [20]. Roland Berger (100 руководителей): более 90% операторов аэропортов планируют повысить ИТ-расходы в ближайшие пять лет, более 70% считают решения на основе ИИ перспективными [21].</w:t>
+      </w:r>
+    </w:p>
+    <w:p>
+      <w:pPr>
+        <w:pStyle w:val="BodyText"/>
+      </w:pPr>
+      <w:r>
+        <w:rPr>
+          <w:iCs/>
+          <w:i/>
+        </w:rPr>
+        <w:t xml:space="preserve">Берём:</w:t>
+      </w:r>
+      <w:r>
+        <w:t xml:space="preserve"> </w:t>
+      </w:r>
+      <w:r>
+        <w:t xml:space="preserve">регулярное ядро вопросов; статусы «используем / пилот / планируем»; вопросы о бюджете и приоритетах; вопросы об отношении и уверенности («кому ИИ поможет больше», «насколько уверены, что восстановитесь»). Какой вопрос откуда взят — в конце анкеты.</w:t>
+      </w:r>
+      <w:r>
+        <w:t xml:space="preserve"> </w:t>
+      </w:r>
+      <w:r>
+        <w:rPr>
+          <w:iCs/>
+          <w:i/>
+        </w:rPr>
+        <w:t xml:space="preserve">Не берём:</w:t>
+      </w:r>
+      <w:r>
+        <w:t xml:space="preserve"> </w:t>
+      </w:r>
+      <w:r>
+        <w:t xml:space="preserve">прямое сравнение с мировыми цифрами — SITA и ARINC ушли с российского рынка связи «борт–земля» в 2022 г. [9], российских организаций в их выборках, вероятно, нет (</w:t>
+      </w:r>
+      <w:r>
+        <w:rPr>
+          <w:bCs/>
+          <w:b/>
+        </w:rPr>
+        <w:t xml:space="preserve">П</w:t>
+      </w:r>
+      <w:r>
+        <w:t xml:space="preserve">); бюджеты в долларах; вопросы о недоступных в России продуктах.</w:t>
+      </w:r>
+    </w:p>
+    <w:p>
+      <w:pPr>
+        <w:pStyle w:val="Heading2"/>
+      </w:pPr>
+      <w:r>
+        <w:t xml:space="preserve">5. Анкета и распространение</w:t>
+      </w:r>
+    </w:p>
+    <w:p>
+      <w:pPr>
+        <w:pStyle w:val="FirstParagraph"/>
+      </w:pPr>
+      <w:r>
+        <w:t xml:space="preserve">Сейчас анкета в Word. Потом коллеги переносят её в электронную форму (Битрикс или Яндекс Формы) и распространяют так (</w:t>
+      </w:r>
+      <w:r>
+        <w:rPr>
+          <w:bCs/>
+          <w:b/>
+        </w:rPr>
+        <w:t xml:space="preserve">П</w:t>
+      </w:r>
+      <w:r>
+        <w:t xml:space="preserve">): (1) письмо-приглашение от имени ГД со ссылкой; (2) через 2–3 дня — звонок: респондент либо заполняет форму сам, либо отвечает на ядро ★ по телефону, и сотрудник заносит ответы в форму; (3) два напоминания. Дополнительные каналы — рассылка Ассоциации «Аэропорт» [25] и НАИС: в 2026 г. выставка прошла 4–5 февраля, участвовали более 200 компаний [24]. НАИС-2027 попадает в период сбора — там можно приглашать лично. Участникам обещаем результаты раньше остальных и сравнение с отраслью.</w:t>
+      </w:r>
+    </w:p>
+    <w:p>
+      <w:pPr>
+        <w:pStyle w:val="Heading2"/>
+      </w:pPr>
+      <w:r>
+        <w:t xml:space="preserve">6. Результат, план, команда, риски</w:t>
+      </w:r>
+    </w:p>
+    <w:p>
+      <w:pPr>
+        <w:pStyle w:val="FirstParagraph"/>
+      </w:pPr>
+      <w:r>
+        <w:rPr>
+          <w:bCs/>
+          <w:b/>
+        </w:rPr>
+        <w:t xml:space="preserve">Что выпускаем.</w:t>
+      </w:r>
+      <w:r>
+        <w:t xml:space="preserve"> </w:t>
+      </w:r>
+      <w:r>
+        <w:t xml:space="preserve">Презентация на 20–25 слайдов: 5 главных выводов, «радар технологий», разделы об ИИ и ИБ, цитаты. Из неё собираем подборку под каждое выступление. Короткий документ на 10–15 страниц. Участникам — сравнение их организации с отраслью (2 стр.). Разработке — сводка потребностей по вопросам 2.4, 4.4, 6.2, 7.1; её не публикуем.</w:t>
       </w:r>
     </w:p>
     <w:tbl>
@@ -1802,16 +1481,8 @@
         <w:tblLook w:firstRow="1" w:lastRow="0" w:firstColumn="0" w:lastColumn="0" w:noHBand="0" w:noVBand="0" w:val="0020"/>
       </w:tblPr>
       <w:tblGrid>
-        <w:gridCol w:w="1439"/>
-        <w:gridCol w:w="719"/>
-        <w:gridCol w:w="719"/>
-        <w:gridCol w:w="719"/>
-        <w:gridCol w:w="719"/>
-        <w:gridCol w:w="719"/>
-        <w:gridCol w:w="719"/>
-        <w:gridCol w:w="719"/>
-        <w:gridCol w:w="719"/>
-        <w:gridCol w:w="719"/>
+        <w:gridCol w:w="1770"/>
+        <w:gridCol w:w="6149"/>
       </w:tblGrid>
       <w:tr>
         <w:trPr>
@@ -1833,7 +1504,22 @@
                 <w:b/>
                 <w:sz w:val="17"/>
               </w:rPr>
-              <w:t xml:space="preserve">Блок</w:t>
+              <w:t xml:space="preserve">Срок (</w:t>
+            </w:r>
+            <w:r>
+              <w:rPr>
+                <w:bCs/>
+                <w:b/>
+                <w:sz w:val="17"/>
+              </w:rPr>
+              <w:t xml:space="preserve">П</w:t>
+            </w:r>
+            <w:r>
+              <w:rPr>
+                <w:b/>
+                <w:sz w:val="17"/>
+              </w:rPr>
+              <w:t xml:space="preserve">)</w:t>
             </w:r>
           </w:p>
         </w:tc>
@@ -1851,151 +1537,7 @@
                 <w:b/>
                 <w:sz w:val="17"/>
               </w:rPr>
-              <w:t xml:space="preserve">1</w:t>
-            </w:r>
-          </w:p>
-        </w:tc>
-        <w:tc>
-          <w:tcPr>
-            <w:shd w:val="clear" w:color="auto" w:fill="E3E9F0"/>
-          </w:tcPr>
-          <w:p>
-            <w:pPr>
-              <w:pStyle w:val="Compact"/>
-              <w:jc w:val="left"/>
-            </w:pPr>
-            <w:r>
-              <w:rPr>
-                <w:b/>
-                <w:sz w:val="17"/>
-              </w:rPr>
-              <w:t xml:space="preserve">2</w:t>
-            </w:r>
-          </w:p>
-        </w:tc>
-        <w:tc>
-          <w:tcPr>
-            <w:shd w:val="clear" w:color="auto" w:fill="E3E9F0"/>
-          </w:tcPr>
-          <w:p>
-            <w:pPr>
-              <w:pStyle w:val="Compact"/>
-              <w:jc w:val="left"/>
-            </w:pPr>
-            <w:r>
-              <w:rPr>
-                <w:b/>
-                <w:sz w:val="17"/>
-              </w:rPr>
-              <w:t xml:space="preserve">3</w:t>
-            </w:r>
-          </w:p>
-        </w:tc>
-        <w:tc>
-          <w:tcPr>
-            <w:shd w:val="clear" w:color="auto" w:fill="E3E9F0"/>
-          </w:tcPr>
-          <w:p>
-            <w:pPr>
-              <w:pStyle w:val="Compact"/>
-              <w:jc w:val="left"/>
-            </w:pPr>
-            <w:r>
-              <w:rPr>
-                <w:b/>
-                <w:sz w:val="17"/>
-              </w:rPr>
-              <w:t xml:space="preserve">4</w:t>
-            </w:r>
-          </w:p>
-        </w:tc>
-        <w:tc>
-          <w:tcPr>
-            <w:shd w:val="clear" w:color="auto" w:fill="E3E9F0"/>
-          </w:tcPr>
-          <w:p>
-            <w:pPr>
-              <w:pStyle w:val="Compact"/>
-              <w:jc w:val="left"/>
-            </w:pPr>
-            <w:r>
-              <w:rPr>
-                <w:b/>
-                <w:sz w:val="17"/>
-              </w:rPr>
-              <w:t xml:space="preserve">5</w:t>
-            </w:r>
-          </w:p>
-        </w:tc>
-        <w:tc>
-          <w:tcPr>
-            <w:shd w:val="clear" w:color="auto" w:fill="E3E9F0"/>
-          </w:tcPr>
-          <w:p>
-            <w:pPr>
-              <w:pStyle w:val="Compact"/>
-              <w:jc w:val="left"/>
-            </w:pPr>
-            <w:r>
-              <w:rPr>
-                <w:b/>
-                <w:sz w:val="17"/>
-              </w:rPr>
-              <w:t xml:space="preserve">6</w:t>
-            </w:r>
-          </w:p>
-        </w:tc>
-        <w:tc>
-          <w:tcPr>
-            <w:shd w:val="clear" w:color="auto" w:fill="E3E9F0"/>
-          </w:tcPr>
-          <w:p>
-            <w:pPr>
-              <w:pStyle w:val="Compact"/>
-              <w:jc w:val="left"/>
-            </w:pPr>
-            <w:r>
-              <w:rPr>
-                <w:b/>
-                <w:sz w:val="17"/>
-              </w:rPr>
-              <w:t xml:space="preserve">7</w:t>
-            </w:r>
-          </w:p>
-        </w:tc>
-        <w:tc>
-          <w:tcPr>
-            <w:shd w:val="clear" w:color="auto" w:fill="E3E9F0"/>
-          </w:tcPr>
-          <w:p>
-            <w:pPr>
-              <w:pStyle w:val="Compact"/>
-              <w:jc w:val="left"/>
-            </w:pPr>
-            <w:r>
-              <w:rPr>
-                <w:b/>
-                <w:sz w:val="17"/>
-              </w:rPr>
-              <w:t xml:space="preserve">8</w:t>
-            </w:r>
-          </w:p>
-        </w:tc>
-        <w:tc>
-          <w:tcPr>
-            <w:shd w:val="clear" w:color="auto" w:fill="E3E9F0"/>
-          </w:tcPr>
-          <w:p>
-            <w:pPr>
-              <w:pStyle w:val="Compact"/>
-              <w:jc w:val="left"/>
-            </w:pPr>
-            <w:r>
-              <w:rPr>
-                <w:b/>
-                <w:sz w:val="17"/>
-              </w:rPr>
-              <w:t xml:space="preserve">9</w:t>
+              <w:t xml:space="preserve">Этап</w:t>
             </w:r>
           </w:p>
         </w:tc>
@@ -2015,142 +1557,22 @@
               <w:rPr>
                 <w:sz w:val="17"/>
               </w:rPr>
-              <w:t xml:space="preserve">Вес для аэропортов, %</w:t>
-            </w:r>
-          </w:p>
-        </w:tc>
-        <w:tc>
-          <w:tcPr/>
-          <w:p>
-            <w:pPr>
-              <w:pStyle w:val="Compact"/>
-              <w:jc w:val="left"/>
-            </w:pPr>
-            <w:r>
-              <w:rPr>
-                <w:sz w:val="17"/>
-              </w:rPr>
-              <w:t xml:space="preserve">20</w:t>
-            </w:r>
-          </w:p>
-        </w:tc>
-        <w:tc>
-          <w:tcPr/>
-          <w:p>
-            <w:pPr>
-              <w:pStyle w:val="Compact"/>
-              <w:jc w:val="left"/>
-            </w:pPr>
-            <w:r>
-              <w:rPr>
-                <w:sz w:val="17"/>
-              </w:rPr>
-              <w:t xml:space="preserve">10</w:t>
-            </w:r>
-          </w:p>
-        </w:tc>
-        <w:tc>
-          <w:tcPr/>
-          <w:p>
-            <w:pPr>
-              <w:pStyle w:val="Compact"/>
-              <w:jc w:val="left"/>
-            </w:pPr>
-            <w:r>
-              <w:rPr>
-                <w:sz w:val="17"/>
-              </w:rPr>
-              <w:t xml:space="preserve">15</w:t>
-            </w:r>
-          </w:p>
-        </w:tc>
-        <w:tc>
-          <w:tcPr/>
-          <w:p>
-            <w:pPr>
-              <w:pStyle w:val="Compact"/>
-              <w:jc w:val="left"/>
-            </w:pPr>
-            <w:r>
-              <w:rPr>
-                <w:sz w:val="17"/>
-              </w:rPr>
-              <w:t xml:space="preserve">10</w:t>
-            </w:r>
-          </w:p>
-        </w:tc>
-        <w:tc>
-          <w:tcPr/>
-          <w:p>
-            <w:pPr>
-              <w:pStyle w:val="Compact"/>
-              <w:jc w:val="left"/>
-            </w:pPr>
-            <w:r>
-              <w:rPr>
-                <w:sz w:val="17"/>
-              </w:rPr>
-              <w:t xml:space="preserve">—</w:t>
-            </w:r>
-          </w:p>
-        </w:tc>
-        <w:tc>
-          <w:tcPr/>
-          <w:p>
-            <w:pPr>
-              <w:pStyle w:val="Compact"/>
-              <w:jc w:val="left"/>
-            </w:pPr>
-            <w:r>
-              <w:rPr>
-                <w:sz w:val="17"/>
-              </w:rPr>
-              <w:t xml:space="preserve">15</w:t>
-            </w:r>
-          </w:p>
-        </w:tc>
-        <w:tc>
-          <w:tcPr/>
-          <w:p>
-            <w:pPr>
-              <w:pStyle w:val="Compact"/>
-              <w:jc w:val="left"/>
-            </w:pPr>
-            <w:r>
-              <w:rPr>
-                <w:sz w:val="17"/>
-              </w:rPr>
-              <w:t xml:space="preserve">10</w:t>
-            </w:r>
-          </w:p>
-        </w:tc>
-        <w:tc>
-          <w:tcPr/>
-          <w:p>
-            <w:pPr>
-              <w:pStyle w:val="Compact"/>
-              <w:jc w:val="left"/>
-            </w:pPr>
-            <w:r>
-              <w:rPr>
-                <w:sz w:val="17"/>
-              </w:rPr>
-              <w:t xml:space="preserve">10</w:t>
-            </w:r>
-          </w:p>
-        </w:tc>
-        <w:tc>
-          <w:tcPr/>
-          <w:p>
-            <w:pPr>
-              <w:pStyle w:val="Compact"/>
-              <w:jc w:val="left"/>
-            </w:pPr>
-            <w:r>
-              <w:rPr>
-                <w:sz w:val="17"/>
-              </w:rPr>
-              <w:t xml:space="preserve">10</w:t>
+              <w:t xml:space="preserve">до 06.11.2026</w:t>
+            </w:r>
+          </w:p>
+        </w:tc>
+        <w:tc>
+          <w:tcPr/>
+          <w:p>
+            <w:pPr>
+              <w:pStyle w:val="Compact"/>
+              <w:jc w:val="left"/>
+            </w:pPr>
+            <w:r>
+              <w:rPr>
+                <w:sz w:val="17"/>
+              </w:rPr>
+              <w:t xml:space="preserve">анкета v2 и концепция; комментарии В. А. Абрамова; решение ГД</w:t>
             </w:r>
           </w:p>
         </w:tc>
@@ -2170,275 +1592,22 @@
               <w:rPr>
                 <w:sz w:val="17"/>
               </w:rPr>
-              <w:t xml:space="preserve">Вес для авиакомпаний, %</w:t>
-            </w:r>
-          </w:p>
-        </w:tc>
-        <w:tc>
-          <w:tcPr/>
-          <w:p>
-            <w:pPr>
-              <w:pStyle w:val="Compact"/>
-              <w:jc w:val="left"/>
-            </w:pPr>
-            <w:r>
-              <w:rPr>
-                <w:sz w:val="17"/>
-              </w:rPr>
-              <w:t xml:space="preserve">15</w:t>
-            </w:r>
-          </w:p>
-        </w:tc>
-        <w:tc>
-          <w:tcPr/>
-          <w:p>
-            <w:pPr>
-              <w:pStyle w:val="Compact"/>
-              <w:jc w:val="left"/>
-            </w:pPr>
-            <w:r>
-              <w:rPr>
-                <w:sz w:val="17"/>
-              </w:rPr>
-              <w:t xml:space="preserve">15</w:t>
-            </w:r>
-          </w:p>
-        </w:tc>
-        <w:tc>
-          <w:tcPr/>
-          <w:p>
-            <w:pPr>
-              <w:pStyle w:val="Compact"/>
-              <w:jc w:val="left"/>
-            </w:pPr>
-            <w:r>
-              <w:rPr>
-                <w:sz w:val="17"/>
-              </w:rPr>
-              <w:t xml:space="preserve">5</w:t>
-            </w:r>
-          </w:p>
-        </w:tc>
-        <w:tc>
-          <w:tcPr/>
-          <w:p>
-            <w:pPr>
-              <w:pStyle w:val="Compact"/>
-              <w:jc w:val="left"/>
-            </w:pPr>
-            <w:r>
-              <w:rPr>
-                <w:sz w:val="17"/>
-              </w:rPr>
-              <w:t xml:space="preserve">15</w:t>
-            </w:r>
-          </w:p>
-        </w:tc>
-        <w:tc>
-          <w:tcPr/>
-          <w:p>
-            <w:pPr>
-              <w:pStyle w:val="Compact"/>
-              <w:jc w:val="left"/>
-            </w:pPr>
-            <w:r>
-              <w:rPr>
-                <w:sz w:val="17"/>
-              </w:rPr>
-              <w:t xml:space="preserve">10</w:t>
-            </w:r>
-          </w:p>
-        </w:tc>
-        <w:tc>
-          <w:tcPr/>
-          <w:p>
-            <w:pPr>
-              <w:pStyle w:val="Compact"/>
-              <w:jc w:val="left"/>
-            </w:pPr>
-            <w:r>
-              <w:rPr>
-                <w:sz w:val="17"/>
-              </w:rPr>
-              <w:t xml:space="preserve">10</w:t>
-            </w:r>
-          </w:p>
-        </w:tc>
-        <w:tc>
-          <w:tcPr/>
-          <w:p>
-            <w:pPr>
-              <w:pStyle w:val="Compact"/>
-              <w:jc w:val="left"/>
-            </w:pPr>
-            <w:r>
-              <w:rPr>
-                <w:sz w:val="17"/>
-              </w:rPr>
-              <w:t xml:space="preserve">10</w:t>
-            </w:r>
-          </w:p>
-        </w:tc>
-        <w:tc>
-          <w:tcPr/>
-          <w:p>
-            <w:pPr>
-              <w:pStyle w:val="Compact"/>
-              <w:jc w:val="left"/>
-            </w:pPr>
-            <w:r>
-              <w:rPr>
-                <w:sz w:val="17"/>
-              </w:rPr>
-              <w:t xml:space="preserve">10</w:t>
-            </w:r>
-          </w:p>
-        </w:tc>
-        <w:tc>
-          <w:tcPr/>
-          <w:p>
-            <w:pPr>
-              <w:pStyle w:val="Compact"/>
-              <w:jc w:val="left"/>
-            </w:pPr>
-            <w:r>
-              <w:rPr>
-                <w:sz w:val="17"/>
-              </w:rPr>
-              <w:t xml:space="preserve">10</w:t>
-            </w:r>
-          </w:p>
-        </w:tc>
-      </w:tr>
-    </w:tbl>
-    <w:p>
-      <w:pPr>
-        <w:pStyle w:val="BodyText"/>
-        <w:spacing w:before="80"/>
-      </w:pPr>
-      <w:r>
-        <w:t xml:space="preserve">Веса стартовые (</w:t>
-      </w:r>
-      <w:r>
-        <w:rPr>
-          <w:bCs/>
-          <w:b/>
-        </w:rPr>
-        <w:t xml:space="preserve">П</w:t>
-      </w:r>
-      <w:r>
-        <w:t xml:space="preserve">). Утвердить их экспертной оценкой (5–7 экспертов: НТС, разработка, 2–3 внешних) и не менять три года. Для контроля считаем и индекс с равными весами: если места сегментов меняются, объясняем это в отчёте.</w:t>
-      </w:r>
-    </w:p>
-    <w:p>
-      <w:pPr>
-        <w:pStyle w:val="BodyText"/>
-      </w:pPr>
-      <w:r>
-        <w:rPr>
-          <w:bCs/>
-          <w:b/>
-        </w:rPr>
-        <w:t xml:space="preserve">Как сравнивать год к году.</w:t>
-      </w:r>
-      <w:r>
-        <w:t xml:space="preserve"> </w:t>
-      </w:r>
-      <w:r>
-        <w:t xml:space="preserve">(1) Вопросы о блоках не меняются минимум три года; новые темы идут модулем «тема года» вне индекса — так SITA выделяет главную тему выпуска (в 2025 г. — согласованность данных [14]). (2) Динамику считаем по панели — организациям, ответившим в оба года; по всей выборке показываем только уровень. (3) Даём два средних: по организациям и взвешенное по пассажиропотоку (SITA показывает охват выборки в доле трафика [16]). (4) Изменение называем значимым, только если оно выходит за доверительный интервал. (5) Если меняем шкалу или веса, пересчитываем прошлые годы.</w:t>
-      </w:r>
-    </w:p>
-    <w:p>
-      <w:pPr>
-        <w:pStyle w:val="Heading2"/>
-      </w:pPr>
-      <w:r>
-        <w:t xml:space="preserve">4. Откуда данные</w:t>
-      </w:r>
-    </w:p>
-    <w:tbl>
-      <w:tblPr>
-        <w:tblStyle w:val="Table"/>
-        <w:tblW w:type="pct" w:w="5000"/>
-        <w:jc w:val="center"/>
-        <w:tblBorders>
-          <w:top w:val="single" w:sz="4" w:space="0" w:color="9AA5B1"/>
-          <w:left w:val="single" w:sz="4" w:space="0" w:color="9AA5B1"/>
-          <w:bottom w:val="single" w:sz="4" w:space="0" w:color="9AA5B1"/>
-          <w:right w:val="single" w:sz="4" w:space="0" w:color="9AA5B1"/>
-          <w:insideH w:val="single" w:sz="4" w:space="0" w:color="9AA5B1"/>
-          <w:insideV w:val="single" w:sz="4" w:space="0" w:color="9AA5B1"/>
-        </w:tblBorders>
-        <w:tblCellMar>
-          <w:top w:w="20" w:type="dxa"/>
-          <w:left w:w="70" w:type="dxa"/>
-          <w:bottom w:w="20" w:type="dxa"/>
-          <w:right w:w="70" w:type="dxa"/>
-        </w:tblCellMar>
-        <w:tblLook w:firstRow="1" w:lastRow="0" w:firstColumn="0" w:lastColumn="0" w:noHBand="0" w:noVBand="0" w:val="0020"/>
-      </w:tblPr>
-      <w:tblGrid>
-        <w:gridCol w:w="1827"/>
-        <w:gridCol w:w="2959"/>
-        <w:gridCol w:w="3133"/>
-      </w:tblGrid>
-      <w:tr>
-        <w:trPr>
-          <w:tblHeader w:val="true"/>
-          <w:cantSplit/>
-          <w:tblHeader/>
-        </w:trPr>
-        <w:tc>
-          <w:tcPr>
-            <w:shd w:val="clear" w:color="auto" w:fill="E3E9F0"/>
-          </w:tcPr>
-          <w:p>
-            <w:pPr>
-              <w:pStyle w:val="Compact"/>
-              <w:jc w:val="left"/>
-            </w:pPr>
-            <w:r>
-              <w:rPr>
-                <w:b/>
-                <w:sz w:val="17"/>
-              </w:rPr>
-              <w:t xml:space="preserve">Источник</w:t>
-            </w:r>
-          </w:p>
-        </w:tc>
-        <w:tc>
-          <w:tcPr>
-            <w:shd w:val="clear" w:color="auto" w:fill="E3E9F0"/>
-          </w:tcPr>
-          <w:p>
-            <w:pPr>
-              <w:pStyle w:val="Compact"/>
-              <w:jc w:val="left"/>
-            </w:pPr>
-            <w:r>
-              <w:rPr>
-                <w:b/>
-                <w:sz w:val="17"/>
-              </w:rPr>
-              <w:t xml:space="preserve">Что даёт</w:t>
-            </w:r>
-          </w:p>
-        </w:tc>
-        <w:tc>
-          <w:tcPr>
-            <w:shd w:val="clear" w:color="auto" w:fill="E3E9F0"/>
-          </w:tcPr>
-          <w:p>
-            <w:pPr>
-              <w:pStyle w:val="Compact"/>
-              <w:jc w:val="left"/>
-            </w:pPr>
-            <w:r>
-              <w:rPr>
-                <w:b/>
-                <w:sz w:val="17"/>
-              </w:rPr>
-              <w:t xml:space="preserve">Ограничения</w:t>
+              <w:t xml:space="preserve">09.11–04.12.2026</w:t>
+            </w:r>
+          </w:p>
+        </w:tc>
+        <w:tc>
+          <w:tcPr/>
+          <w:p>
+            <w:pPr>
+              <w:pStyle w:val="Compact"/>
+              <w:jc w:val="left"/>
+            </w:pPr>
+            <w:r>
+              <w:rPr>
+                <w:sz w:val="17"/>
+              </w:rPr>
+              <w:t xml:space="preserve">правки анкеты, электронная форма, список организаций и контактов, текст письма и сценарий звонка</w:t>
             </w:r>
           </w:p>
         </w:tc>
@@ -2458,37 +1627,22 @@
               <w:rPr>
                 <w:sz w:val="17"/>
               </w:rPr>
-              <w:t xml:space="preserve">Анкета (основа индекса)</w:t>
-            </w:r>
-          </w:p>
-        </w:tc>
-        <w:tc>
-          <w:tcPr/>
-          <w:p>
-            <w:pPr>
-              <w:pStyle w:val="Compact"/>
-              <w:jc w:val="left"/>
-            </w:pPr>
-            <w:r>
-              <w:rPr>
-                <w:sz w:val="17"/>
-              </w:rPr>
-              <w:t xml:space="preserve">баллы по блокам, приоритеты, барьеры</w:t>
-            </w:r>
-          </w:p>
-        </w:tc>
-        <w:tc>
-          <w:tcPr/>
-          <w:p>
-            <w:pPr>
-              <w:pStyle w:val="Compact"/>
-              <w:jc w:val="left"/>
-            </w:pPr>
-            <w:r>
-              <w:rPr>
-                <w:sz w:val="17"/>
-              </w:rPr>
-              <w:t xml:space="preserve">самооценка; отвечают чаще продвинутые</w:t>
+              <w:t xml:space="preserve">07.12–25.12.2026</w:t>
+            </w:r>
+          </w:p>
+        </w:tc>
+        <w:tc>
+          <w:tcPr/>
+          <w:p>
+            <w:pPr>
+              <w:pStyle w:val="Compact"/>
+              <w:jc w:val="left"/>
+            </w:pPr>
+            <w:r>
+              <w:rPr>
+                <w:sz w:val="17"/>
+              </w:rPr>
+              <w:t xml:space="preserve">пилот на 3–5 клиентах, правки</w:t>
             </w:r>
           </w:p>
         </w:tc>
@@ -2508,37 +1662,22 @@
               <w:rPr>
                 <w:sz w:val="17"/>
               </w:rPr>
-              <w:t xml:space="preserve">Интервью, 15–20 в год по 45–60 мин</w:t>
-            </w:r>
-          </w:p>
-        </w:tc>
-        <w:tc>
-          <w:tcPr/>
-          <w:p>
-            <w:pPr>
-              <w:pStyle w:val="Compact"/>
-              <w:jc w:val="left"/>
-            </w:pPr>
-            <w:r>
-              <w:rPr>
-                <w:sz w:val="17"/>
-              </w:rPr>
-              <w:t xml:space="preserve">причины, кейсы, проверка выводов</w:t>
-            </w:r>
-          </w:p>
-        </w:tc>
-        <w:tc>
-          <w:tcPr/>
-          <w:p>
-            <w:pPr>
-              <w:pStyle w:val="Compact"/>
-              <w:jc w:val="left"/>
-            </w:pPr>
-            <w:r>
-              <w:rPr>
-                <w:sz w:val="17"/>
-              </w:rPr>
-              <w:t xml:space="preserve">трудоёмко</w:t>
+              <w:t xml:space="preserve">18.01–13.03.2027</w:t>
+            </w:r>
+          </w:p>
+        </w:tc>
+        <w:tc>
+          <w:tcPr/>
+          <w:p>
+            <w:pPr>
+              <w:pStyle w:val="Compact"/>
+              <w:jc w:val="left"/>
+            </w:pPr>
+            <w:r>
+              <w:rPr>
+                <w:sz w:val="17"/>
+              </w:rPr>
+              <w:t xml:space="preserve">письма, обзвон, сбор ответов (8 недель), приглашения на НАИС; 10–15 интервью</w:t>
             </w:r>
           </w:p>
         </w:tc>
@@ -2558,51 +1697,22 @@
               <w:rPr>
                 <w:sz w:val="17"/>
               </w:rPr>
-              <w:t xml:space="preserve">ЕИС (закупки по 223-ФЗ и 44-ФЗ)</w:t>
-            </w:r>
-          </w:p>
-        </w:tc>
-        <w:tc>
-          <w:tcPr/>
-          <w:p>
-            <w:pPr>
-              <w:pStyle w:val="Compact"/>
-              <w:jc w:val="left"/>
-            </w:pPr>
-            <w:r>
-              <w:rPr>
-                <w:sz w:val="17"/>
-              </w:rPr>
-              <w:t xml:space="preserve">предмет и объём ИТ-закупок, поставщики; карта рынка и проверка самооценки</w:t>
-            </w:r>
-          </w:p>
-        </w:tc>
-        <w:tc>
-          <w:tcPr/>
-          <w:p>
-            <w:pPr>
-              <w:pStyle w:val="Compact"/>
-              <w:jc w:val="left"/>
-            </w:pPr>
-            <w:r>
-              <w:rPr>
-                <w:sz w:val="17"/>
-              </w:rPr>
-              <w:t xml:space="preserve">заказчики под санкциями не размещают сведения о закупках (ПП № 301 [19]); частные компании без госучастия в ЕИС, как правило, не видны (</w:t>
-            </w:r>
-            <w:r>
-              <w:rPr>
-                <w:bCs/>
-                <w:b/>
-                <w:sz w:val="17"/>
-              </w:rPr>
-              <w:t xml:space="preserve">П</w:t>
-            </w:r>
-            <w:r>
-              <w:rPr>
-                <w:sz w:val="17"/>
-              </w:rPr>
-              <w:t xml:space="preserve">)</w:t>
+              <w:t xml:space="preserve">16.03–16.04.2027</w:t>
+            </w:r>
+          </w:p>
+        </w:tc>
+        <w:tc>
+          <w:tcPr/>
+          <w:p>
+            <w:pPr>
+              <w:pStyle w:val="Compact"/>
+              <w:jc w:val="left"/>
+            </w:pPr>
+            <w:r>
+              <w:rPr>
+                <w:sz w:val="17"/>
+              </w:rPr>
+              <w:t xml:space="preserve">анализ, индекс, презентация и документ, сводка для разработки</w:t>
             </w:r>
           </w:p>
         </w:tc>
@@ -2622,37 +1732,22 @@
               <w:rPr>
                 <w:sz w:val="17"/>
               </w:rPr>
-              <w:t xml:space="preserve">Отчётность и раскрытие</w:t>
-            </w:r>
-          </w:p>
-        </w:tc>
-        <w:tc>
-          <w:tcPr/>
-          <w:p>
-            <w:pPr>
-              <w:pStyle w:val="Compact"/>
-              <w:jc w:val="left"/>
-            </w:pPr>
-            <w:r>
-              <w:rPr>
-                <w:sz w:val="17"/>
-              </w:rPr>
-              <w:t xml:space="preserve">ИТ-проекты, инвестиции</w:t>
-            </w:r>
-          </w:p>
-        </w:tc>
-        <w:tc>
-          <w:tcPr/>
-          <w:p>
-            <w:pPr>
-              <w:pStyle w:val="Compact"/>
-              <w:jc w:val="left"/>
-            </w:pPr>
-            <w:r>
-              <w:rPr>
-                <w:sz w:val="17"/>
-              </w:rPr>
-              <w:t xml:space="preserve">раскрытие сокращено; Росавиация публикует меньше данных [20]</w:t>
+              <w:t xml:space="preserve">апрель–октябрь 2027</w:t>
+            </w:r>
+          </w:p>
+        </w:tc>
+        <w:tc>
+          <w:tcPr/>
+          <w:p>
+            <w:pPr>
+              <w:pStyle w:val="Compact"/>
+              <w:jc w:val="left"/>
+            </w:pPr>
+            <w:r>
+              <w:rPr>
+                <w:sz w:val="17"/>
+              </w:rPr>
+              <w:t xml:space="preserve">выступления на мероприятиях и форумах, встречи с участниками</w:t>
             </w:r>
           </w:p>
         </w:tc>
@@ -2672,201 +1767,22 @@
               <w:rPr>
                 <w:sz w:val="17"/>
               </w:rPr>
-              <w:t xml:space="preserve">Новости и конференции (НАИС, АТО, CNews, ComNews, TAdviser)</w:t>
-            </w:r>
-          </w:p>
-        </w:tc>
-        <w:tc>
-          <w:tcPr/>
-          <w:p>
-            <w:pPr>
-              <w:pStyle w:val="Compact"/>
-              <w:jc w:val="left"/>
-            </w:pPr>
-            <w:r>
-              <w:rPr>
-                <w:sz w:val="17"/>
-              </w:rPr>
-              <w:t xml:space="preserve">объявленные проекты: например, нейросети в управлении доходами и ИИ-партнёрства «Аэрофлота» [13]</w:t>
-            </w:r>
-          </w:p>
-        </w:tc>
-        <w:tc>
-          <w:tcPr/>
-          <w:p>
-            <w:pPr>
-              <w:pStyle w:val="Compact"/>
-              <w:jc w:val="left"/>
-            </w:pPr>
-            <w:r>
-              <w:rPr>
-                <w:sz w:val="17"/>
-              </w:rPr>
-              <w:t xml:space="preserve">пресс-релизы приукрашивают</w:t>
-            </w:r>
-          </w:p>
-        </w:tc>
-      </w:tr>
-      <w:tr>
-        <w:trPr>
-          <w:cantSplit/>
-        </w:trPr>
-        <w:tc>
-          <w:tcPr/>
-          <w:p>
-            <w:pPr>
-              <w:pStyle w:val="Compact"/>
-              <w:jc w:val="left"/>
-            </w:pPr>
-            <w:r>
-              <w:rPr>
-                <w:sz w:val="17"/>
-              </w:rPr>
-              <w:t xml:space="preserve">Статистика Росавиации и Минтранса</w:t>
-            </w:r>
-          </w:p>
-        </w:tc>
-        <w:tc>
-          <w:tcPr/>
-          <w:p>
-            <w:pPr>
-              <w:pStyle w:val="Compact"/>
-              <w:jc w:val="left"/>
-            </w:pPr>
-            <w:r>
-              <w:rPr>
-                <w:sz w:val="17"/>
-              </w:rPr>
-              <w:t xml:space="preserve">пассажиропоток для сегментов и весов [1]–[3]</w:t>
-            </w:r>
-          </w:p>
-        </w:tc>
-        <w:tc>
-          <w:tcPr/>
-          <w:p>
-            <w:pPr>
-              <w:pStyle w:val="Compact"/>
-              <w:jc w:val="left"/>
-            </w:pPr>
-            <w:r>
-              <w:rPr>
-                <w:sz w:val="17"/>
-              </w:rPr>
-              <w:t xml:space="preserve">часть цифр предварительная</w:t>
-            </w:r>
-          </w:p>
-        </w:tc>
-      </w:tr>
-      <w:tr>
-        <w:trPr>
-          <w:cantSplit/>
-        </w:trPr>
-        <w:tc>
-          <w:tcPr/>
-          <w:p>
-            <w:pPr>
-              <w:pStyle w:val="Compact"/>
-              <w:jc w:val="left"/>
-            </w:pPr>
-            <w:r>
-              <w:rPr>
-                <w:sz w:val="17"/>
-              </w:rPr>
-              <w:t xml:space="preserve">Внутренние данные ОРАКУЛа</w:t>
-            </w:r>
-          </w:p>
-        </w:tc>
-        <w:tc>
-          <w:tcPr/>
-          <w:p>
-            <w:pPr>
-              <w:pStyle w:val="Compact"/>
-              <w:jc w:val="left"/>
-            </w:pPr>
-            <w:r>
-              <w:rPr>
-                <w:sz w:val="17"/>
-              </w:rPr>
-              <w:t xml:space="preserve">генеральная совокупность и контакты (</w:t>
-            </w:r>
-            <w:r>
-              <w:rPr>
-                <w:bCs/>
-                <w:b/>
-                <w:sz w:val="17"/>
-              </w:rPr>
-              <w:t xml:space="preserve">П</w:t>
-            </w:r>
-            <w:r>
-              <w:rPr>
-                <w:sz w:val="17"/>
-              </w:rPr>
-              <w:t xml:space="preserve">)</w:t>
-            </w:r>
-          </w:p>
-        </w:tc>
-        <w:tc>
-          <w:tcPr/>
-          <w:p>
-            <w:pPr>
-              <w:pStyle w:val="Compact"/>
-              <w:jc w:val="left"/>
-            </w:pPr>
-            <w:r>
-              <w:rPr>
-                <w:sz w:val="17"/>
-              </w:rPr>
-              <w:t xml:space="preserve">доступ после VPN или через Глеба; в документ не включены</w:t>
-            </w:r>
-          </w:p>
-        </w:tc>
-      </w:tr>
-      <w:tr>
-        <w:trPr>
-          <w:cantSplit/>
-        </w:trPr>
-        <w:tc>
-          <w:tcPr/>
-          <w:p>
-            <w:pPr>
-              <w:pStyle w:val="Compact"/>
-              <w:jc w:val="left"/>
-            </w:pPr>
-            <w:r>
-              <w:rPr>
-                <w:sz w:val="17"/>
-              </w:rPr>
-              <w:t xml:space="preserve">Реестры: российского ПО; технологий ИИ Минтранса [24]</w:t>
-            </w:r>
-          </w:p>
-        </w:tc>
-        <w:tc>
-          <w:tcPr/>
-          <w:p>
-            <w:pPr>
-              <w:pStyle w:val="Compact"/>
-              <w:jc w:val="left"/>
-            </w:pPr>
-            <w:r>
-              <w:rPr>
-                <w:sz w:val="17"/>
-              </w:rPr>
-              <w:t xml:space="preserve">классификация систем и сценариев ИИ</w:t>
-            </w:r>
-          </w:p>
-        </w:tc>
-        <w:tc>
-          <w:tcPr/>
-          <w:p>
-            <w:pPr>
-              <w:pStyle w:val="Compact"/>
-              <w:jc w:val="left"/>
-            </w:pPr>
-            <w:r>
-              <w:rPr>
-                <w:sz w:val="17"/>
-              </w:rPr>
-              <w:t xml:space="preserve">—</w:t>
+              <w:t xml:space="preserve">ноябрь 2027</w:t>
+            </w:r>
+          </w:p>
+        </w:tc>
+        <w:tc>
+          <w:tcPr/>
+          <w:p>
+            <w:pPr>
+              <w:pStyle w:val="Compact"/>
+              <w:jc w:val="left"/>
+            </w:pPr>
+            <w:r>
+              <w:rPr>
+                <w:sz w:val="17"/>
+              </w:rPr>
+              <w:t xml:space="preserve">разбор итогов, тема года для второй волны</w:t>
             </w:r>
           </w:p>
         </w:tc>
@@ -2876,683 +1792,19 @@
       <w:pPr>
         <w:pStyle w:val="BodyText"/>
         <w:spacing w:before="80"/>
-      </w:pPr>
-      <w:r>
-        <w:t xml:space="preserve">Открытые данные вспомогательные: они идут в карту рынка и в проверку ответов, но не в баллы индекса.</w:t>
-      </w:r>
-    </w:p>
-    <w:p>
-      <w:pPr>
-        <w:pStyle w:val="BodyText"/>
       </w:pPr>
       <w:r>
         <w:rPr>
           <w:bCs/>
           <w:b/>
         </w:rPr>
-        <w:t xml:space="preserve">Зарубежные аналоги.</w:t>
+        <w:t xml:space="preserve">Кто нужен (П).</w:t>
       </w:r>
       <w:r>
         <w:t xml:space="preserve"> </w:t>
       </w:r>
       <w:r>
-        <w:t xml:space="preserve">SITA Air Transport IT Insights выходит ежегодно. Выпуск 2025 г. (опубликован в апреле 2026 г.): ИТ-расходы авиакомпаний — 36 млрд долл. (3,6% выручки), аэропортов — 14,8 млрд долл. (7,3%); решения на основе данных — стратегический приоритет для 83% авиакомпаний и 89% аэропортов [14]. Выборка 2024 г. — более 100 авиакомпаний и 236 аэропортов [15]; ранее — около 180 ИТ-руководителей из 41–45 стран [16]. ACI World и SITA 19 лет вели совместное Airport IT Insights; выпуск 2022 г. вышел 11.04.2023 г. [17]. Кроме того, ACI выпускает руководства по цифровой трансформации аэропортов [18].</w:t>
-      </w:r>
-    </w:p>
-    <w:p>
-      <w:pPr>
-        <w:pStyle w:val="BodyText"/>
-      </w:pPr>
-      <w:r>
-        <w:rPr>
-          <w:iCs/>
-          <w:i/>
-        </w:rPr>
-        <w:t xml:space="preserve">Берём:</w:t>
-      </w:r>
-      <w:r>
-        <w:t xml:space="preserve"> </w:t>
-      </w:r>
-      <w:r>
-        <w:t xml:space="preserve">ежегодный цикл с неизменным ядром вопросов; респондента — ИТ-руководителя; отдельные главы для аэропортов и авиакомпаний; долю ИТ-затрат в выручке и ожидания по бюджету; статусы «внедрено / пилот / в планах»; тему года; охват выборки в доле пассажиропотока.</w:t>
-      </w:r>
-      <w:r>
-        <w:t xml:space="preserve"> </w:t>
-      </w:r>
-      <w:r>
-        <w:rPr>
-          <w:iCs/>
-          <w:i/>
-        </w:rPr>
-        <w:t xml:space="preserve">Не берём:</w:t>
-      </w:r>
-      <w:r>
-        <w:t xml:space="preserve"> </w:t>
-      </w:r>
-      <w:r>
-        <w:t xml:space="preserve">прямое сравнение с мировыми цифрами — SITA и ARINC ушли с российского рынка связи «борт–земля» в 2022 г. [11], и российских организаций в их выборках, вероятно, нет (</w:t>
-      </w:r>
-      <w:r>
-        <w:rPr>
-          <w:bCs/>
-          <w:b/>
-        </w:rPr>
-        <w:t xml:space="preserve">П</w:t>
-      </w:r>
-      <w:r>
-        <w:t xml:space="preserve">); перечни технологий под недоступных поставщиков (Amadeus, Sabre: российские авиакомпании перешли на «Леонардо» и ОРС [9]); бюджеты в долларах — спрашиваем только доли и диапазоны. В доступных материалах SITA и ACI сводного индекса нет (</w:t>
-      </w:r>
-      <w:r>
-        <w:rPr>
-          <w:bCs/>
-          <w:b/>
-        </w:rPr>
-        <w:t xml:space="preserve">П</w:t>
-      </w:r>
-      <w:r>
-        <w:t xml:space="preserve">) — мы его вводим и добавляем то, чего у них нет: ТОиР, экипажи, импортозамещение, ИБ с учётом требований к КИИ [10]. Термины сверяем с российскими методиками [21]–[24].</w:t>
-      </w:r>
-    </w:p>
-    <w:p>
-      <w:pPr>
-        <w:pStyle w:val="Heading2"/>
-      </w:pPr>
-      <w:r>
-        <w:t xml:space="preserve">5. Анкета и распространение</w:t>
-      </w:r>
-    </w:p>
-    <w:p>
-      <w:pPr>
-        <w:pStyle w:val="FirstParagraph"/>
-      </w:pPr>
-      <w:r>
-        <w:t xml:space="preserve">Проект анкеты — отдельный файл: 22 вопроса, около 20 минут, пять разделов — профиль (5), стратегия и ресурсы (3), уровень по 9 блокам (9), приоритеты и барьеры (3), обратная связь и согласия (2). Это черновик, наружу он не отправлялся.</w:t>
-      </w:r>
-    </w:p>
-    <w:p>
-      <w:pPr>
-        <w:pStyle w:val="BodyText"/>
-      </w:pPr>
-      <w:r>
-        <w:t xml:space="preserve">Каналы, по приоритету: (1) Ассоциация «Аэропорт» ГА [27] — письмо членам от имени Ассоциации, совместный логотип, презентация итогов на её мероприятии (</w:t>
-      </w:r>
-      <w:r>
-        <w:rPr>
-          <w:bCs/>
-          <w:b/>
-        </w:rPr>
-        <w:t xml:space="preserve">П</w:t>
-      </w:r>
-      <w:r>
-        <w:t xml:space="preserve">: условия — предмет переговоров). (2) Клиенты компании — персональные приглашения через аккаунт-менеджеров; канал фиксируем в анкете, чтобы учесть смещение. (3) НАИС: в 2026 г. прошёл 4–5 февраля, более 200 экспонентов [26]; на НАИС-2027 запускаем волну — секция или стенд с QR-кодом (даты 2027 г. уточнить). (4) Письмо от ГД ИТ-директорам 15 крупнейших авиакомпаний и аэропортов-миллионников. Что получает респондент: персональный профиль, ранний доступ к отчёту, закрытую презентацию. Платформа — российский сервис с хранением данных в РФ (</w:t>
-      </w:r>
-      <w:r>
-        <w:rPr>
-          <w:bCs/>
-          <w:b/>
-        </w:rPr>
-        <w:t xml:space="preserve">П</w:t>
-      </w:r>
-      <w:r>
-        <w:t xml:space="preserve">: выбрать вместе с ИБ). Сбор — 10 недель, 3 напоминания.</w:t>
-      </w:r>
-    </w:p>
-    <w:p>
-      <w:pPr>
-        <w:pStyle w:val="Heading2"/>
-      </w:pPr>
-      <w:r>
-        <w:t xml:space="preserve">6. Результат, план, команда, риски</w:t>
-      </w:r>
-    </w:p>
-    <w:p>
-      <w:pPr>
-        <w:pStyle w:val="FirstParagraph"/>
-      </w:pPr>
-      <w:r>
-        <w:rPr>
-          <w:bCs/>
-          <w:b/>
-        </w:rPr>
-        <w:t xml:space="preserve">Что выпускаем.</w:t>
-      </w:r>
-      <w:r>
-        <w:t xml:space="preserve"> </w:t>
-      </w:r>
-      <w:r>
-        <w:t xml:space="preserve">Публичный отчёт на 25–35 страниц (PDF) и резюме на 2 страницы для СМИ; персональный профиль участника (2 стр., конфиденциально); презентацию на 15 слайдов для выступлений и лекций; открытую методику (2–3 стр.); внутреннюю карту рынка для коммерции и разработки — открытые данные плюс ответы тех, кто дал согласие на контакт; её не публикуем. Где публикуем: сайт компании (отчёт — после регистрации), рассылка участникам, отраслевые СМИ, мероприятие Ассоциации или осенний отраслевой форум (</w:t>
-      </w:r>
-      <w:r>
-        <w:rPr>
-          <w:bCs/>
-          <w:b/>
-        </w:rPr>
-        <w:t xml:space="preserve">П</w:t>
-      </w:r>
-      <w:r>
-        <w:t xml:space="preserve">).</w:t>
-      </w:r>
-    </w:p>
-    <w:tbl>
-      <w:tblPr>
-        <w:tblStyle w:val="Table"/>
-        <w:tblW w:type="pct" w:w="5000"/>
-        <w:jc w:val="center"/>
-        <w:tblBorders>
-          <w:top w:val="single" w:sz="4" w:space="0" w:color="9AA5B1"/>
-          <w:left w:val="single" w:sz="4" w:space="0" w:color="9AA5B1"/>
-          <w:bottom w:val="single" w:sz="4" w:space="0" w:color="9AA5B1"/>
-          <w:right w:val="single" w:sz="4" w:space="0" w:color="9AA5B1"/>
-          <w:insideH w:val="single" w:sz="4" w:space="0" w:color="9AA5B1"/>
-          <w:insideV w:val="single" w:sz="4" w:space="0" w:color="9AA5B1"/>
-        </w:tblBorders>
-        <w:tblCellMar>
-          <w:top w:w="20" w:type="dxa"/>
-          <w:left w:w="70" w:type="dxa"/>
-          <w:bottom w:w="20" w:type="dxa"/>
-          <w:right w:w="70" w:type="dxa"/>
-        </w:tblCellMar>
-        <w:tblLook w:firstRow="1" w:lastRow="0" w:firstColumn="0" w:lastColumn="0" w:noHBand="0" w:noVBand="0" w:val="0020"/>
-      </w:tblPr>
-      <w:tblGrid>
-        <w:gridCol w:w="1813"/>
-        <w:gridCol w:w="4007"/>
-        <w:gridCol w:w="2099"/>
-      </w:tblGrid>
-      <w:tr>
-        <w:trPr>
-          <w:tblHeader w:val="true"/>
-          <w:cantSplit/>
-          <w:tblHeader/>
-        </w:trPr>
-        <w:tc>
-          <w:tcPr>
-            <w:shd w:val="clear" w:color="auto" w:fill="E3E9F0"/>
-          </w:tcPr>
-          <w:p>
-            <w:pPr>
-              <w:pStyle w:val="Compact"/>
-              <w:jc w:val="left"/>
-            </w:pPr>
-            <w:r>
-              <w:rPr>
-                <w:b/>
-                <w:sz w:val="17"/>
-              </w:rPr>
-              <w:t xml:space="preserve">Срок (</w:t>
-            </w:r>
-            <w:r>
-              <w:rPr>
-                <w:bCs/>
-                <w:b/>
-                <w:sz w:val="17"/>
-              </w:rPr>
-              <w:t xml:space="preserve">П</w:t>
-            </w:r>
-            <w:r>
-              <w:rPr>
-                <w:b/>
-                <w:sz w:val="17"/>
-              </w:rPr>
-              <w:t xml:space="preserve">)</w:t>
-            </w:r>
-          </w:p>
-        </w:tc>
-        <w:tc>
-          <w:tcPr>
-            <w:shd w:val="clear" w:color="auto" w:fill="E3E9F0"/>
-          </w:tcPr>
-          <w:p>
-            <w:pPr>
-              <w:pStyle w:val="Compact"/>
-              <w:jc w:val="left"/>
-            </w:pPr>
-            <w:r>
-              <w:rPr>
-                <w:b/>
-                <w:sz w:val="17"/>
-              </w:rPr>
-              <w:t xml:space="preserve">Этап</w:t>
-            </w:r>
-          </w:p>
-        </w:tc>
-        <w:tc>
-          <w:tcPr>
-            <w:shd w:val="clear" w:color="auto" w:fill="E3E9F0"/>
-          </w:tcPr>
-          <w:p>
-            <w:pPr>
-              <w:pStyle w:val="Compact"/>
-              <w:jc w:val="left"/>
-            </w:pPr>
-            <w:r>
-              <w:rPr>
-                <w:b/>
-                <w:sz w:val="17"/>
-              </w:rPr>
-              <w:t xml:space="preserve">Результат</w:t>
-            </w:r>
-          </w:p>
-        </w:tc>
-      </w:tr>
-      <w:tr>
-        <w:trPr>
-          <w:cantSplit/>
-        </w:trPr>
-        <w:tc>
-          <w:tcPr/>
-          <w:p>
-            <w:pPr>
-              <w:pStyle w:val="Compact"/>
-              <w:jc w:val="left"/>
-            </w:pPr>
-            <w:r>
-              <w:rPr>
-                <w:sz w:val="17"/>
-              </w:rPr>
-              <w:t xml:space="preserve">до 06.11.2026</w:t>
-            </w:r>
-          </w:p>
-        </w:tc>
-        <w:tc>
-          <w:tcPr/>
-          <w:p>
-            <w:pPr>
-              <w:pStyle w:val="Compact"/>
-              <w:jc w:val="left"/>
-            </w:pPr>
-            <w:r>
-              <w:rPr>
-                <w:sz w:val="17"/>
-              </w:rPr>
-              <w:t xml:space="preserve">концепция; комментарии В. А. Абрамова по сегментам и блокам</w:t>
-            </w:r>
-          </w:p>
-        </w:tc>
-        <w:tc>
-          <w:tcPr/>
-          <w:p>
-            <w:pPr>
-              <w:pStyle w:val="Compact"/>
-              <w:jc w:val="left"/>
-            </w:pPr>
-            <w:r>
-              <w:rPr>
-                <w:sz w:val="17"/>
-              </w:rPr>
-              <w:t xml:space="preserve">решение ГД</w:t>
-            </w:r>
-          </w:p>
-        </w:tc>
-      </w:tr>
-      <w:tr>
-        <w:trPr>
-          <w:cantSplit/>
-        </w:trPr>
-        <w:tc>
-          <w:tcPr/>
-          <w:p>
-            <w:pPr>
-              <w:pStyle w:val="Compact"/>
-              <w:jc w:val="left"/>
-            </w:pPr>
-            <w:r>
-              <w:rPr>
-                <w:sz w:val="17"/>
-              </w:rPr>
-              <w:t xml:space="preserve">09.11–18.12.2026</w:t>
-            </w:r>
-          </w:p>
-        </w:tc>
-        <w:tc>
-          <w:tcPr/>
-          <w:p>
-            <w:pPr>
-              <w:pStyle w:val="Compact"/>
-              <w:jc w:val="left"/>
-            </w:pPr>
-            <w:r>
-              <w:rPr>
-                <w:sz w:val="17"/>
-              </w:rPr>
-              <w:t xml:space="preserve">веса (экспертная оценка), анкета v2, юридическая проверка, переговоры с Ассоциацией</w:t>
-            </w:r>
-          </w:p>
-        </w:tc>
-        <w:tc>
-          <w:tcPr/>
-          <w:p>
-            <w:pPr>
-              <w:pStyle w:val="Compact"/>
-              <w:jc w:val="left"/>
-            </w:pPr>
-            <w:r>
-              <w:rPr>
-                <w:sz w:val="17"/>
-              </w:rPr>
-              <w:t xml:space="preserve">методика, анкета v2</w:t>
-            </w:r>
-          </w:p>
-        </w:tc>
-      </w:tr>
-      <w:tr>
-        <w:trPr>
-          <w:cantSplit/>
-        </w:trPr>
-        <w:tc>
-          <w:tcPr/>
-          <w:p>
-            <w:pPr>
-              <w:pStyle w:val="Compact"/>
-              <w:jc w:val="left"/>
-            </w:pPr>
-            <w:r>
-              <w:rPr>
-                <w:sz w:val="17"/>
-              </w:rPr>
-              <w:t xml:space="preserve">11.01–05.02.2027</w:t>
-            </w:r>
-          </w:p>
-        </w:tc>
-        <w:tc>
-          <w:tcPr/>
-          <w:p>
-            <w:pPr>
-              <w:pStyle w:val="Compact"/>
-              <w:jc w:val="left"/>
-            </w:pPr>
-            <w:r>
-              <w:rPr>
-                <w:sz w:val="17"/>
-              </w:rPr>
-              <w:t xml:space="preserve">пилот на 5–7 клиентах (проверочные интервью), база генеральной совокупности</w:t>
-            </w:r>
-          </w:p>
-        </w:tc>
-        <w:tc>
-          <w:tcPr/>
-          <w:p>
-            <w:pPr>
-              <w:pStyle w:val="Compact"/>
-              <w:jc w:val="left"/>
-            </w:pPr>
-            <w:r>
-              <w:rPr>
-                <w:sz w:val="17"/>
-              </w:rPr>
-              <w:t xml:space="preserve">анкета v3, база</w:t>
-            </w:r>
-          </w:p>
-        </w:tc>
-      </w:tr>
-      <w:tr>
-        <w:trPr>
-          <w:cantSplit/>
-        </w:trPr>
-        <w:tc>
-          <w:tcPr/>
-          <w:p>
-            <w:pPr>
-              <w:pStyle w:val="Compact"/>
-              <w:jc w:val="left"/>
-            </w:pPr>
-            <w:r>
-              <w:rPr>
-                <w:sz w:val="17"/>
-              </w:rPr>
-              <w:t xml:space="preserve">февраль–апрель 2027</w:t>
-            </w:r>
-          </w:p>
-        </w:tc>
-        <w:tc>
-          <w:tcPr/>
-          <w:p>
-            <w:pPr>
-              <w:pStyle w:val="Compact"/>
-              <w:jc w:val="left"/>
-            </w:pPr>
-            <w:r>
-              <w:rPr>
-                <w:sz w:val="17"/>
-              </w:rPr>
-              <w:t xml:space="preserve">запуск на НАИС; анкета (10 недель), 15–20 интервью, анализ ЕИС и СМИ</w:t>
-            </w:r>
-          </w:p>
-        </w:tc>
-        <w:tc>
-          <w:tcPr/>
-          <w:p>
-            <w:pPr>
-              <w:pStyle w:val="Compact"/>
-              <w:jc w:val="left"/>
-            </w:pPr>
-            <w:r>
-              <w:rPr>
-                <w:sz w:val="17"/>
-              </w:rPr>
-              <w:t xml:space="preserve">данные</w:t>
-            </w:r>
-          </w:p>
-        </w:tc>
-      </w:tr>
-      <w:tr>
-        <w:trPr>
-          <w:cantSplit/>
-        </w:trPr>
-        <w:tc>
-          <w:tcPr/>
-          <w:p>
-            <w:pPr>
-              <w:pStyle w:val="Compact"/>
-              <w:jc w:val="left"/>
-            </w:pPr>
-            <w:r>
-              <w:rPr>
-                <w:sz w:val="17"/>
-              </w:rPr>
-              <w:t xml:space="preserve">май 2027</w:t>
-            </w:r>
-          </w:p>
-        </w:tc>
-        <w:tc>
-          <w:tcPr/>
-          <w:p>
-            <w:pPr>
-              <w:pStyle w:val="Compact"/>
-              <w:jc w:val="left"/>
-            </w:pPr>
-            <w:r>
-              <w:rPr>
-                <w:sz w:val="17"/>
-              </w:rPr>
-              <w:t xml:space="preserve">очистка, расчёт индекса, сверка с открытыми данными, обсуждение на НТС</w:t>
-            </w:r>
-          </w:p>
-        </w:tc>
-        <w:tc>
-          <w:tcPr/>
-          <w:p>
-            <w:pPr>
-              <w:pStyle w:val="Compact"/>
-              <w:jc w:val="left"/>
-            </w:pPr>
-            <w:r>
-              <w:rPr>
-                <w:sz w:val="17"/>
-              </w:rPr>
-              <w:t xml:space="preserve">расчёт</w:t>
-            </w:r>
-          </w:p>
-        </w:tc>
-      </w:tr>
-      <w:tr>
-        <w:trPr>
-          <w:cantSplit/>
-        </w:trPr>
-        <w:tc>
-          <w:tcPr/>
-          <w:p>
-            <w:pPr>
-              <w:pStyle w:val="Compact"/>
-              <w:jc w:val="left"/>
-            </w:pPr>
-            <w:r>
-              <w:rPr>
-                <w:sz w:val="17"/>
-              </w:rPr>
-              <w:t xml:space="preserve">июнь–август 2027</w:t>
-            </w:r>
-          </w:p>
-        </w:tc>
-        <w:tc>
-          <w:tcPr/>
-          <w:p>
-            <w:pPr>
-              <w:pStyle w:val="Compact"/>
-              <w:jc w:val="left"/>
-            </w:pPr>
-            <w:r>
-              <w:rPr>
-                <w:sz w:val="17"/>
-              </w:rPr>
-              <w:t xml:space="preserve">отчёт, профили, дизайн</w:t>
-            </w:r>
-          </w:p>
-        </w:tc>
-        <w:tc>
-          <w:tcPr/>
-          <w:p>
-            <w:pPr>
-              <w:pStyle w:val="Compact"/>
-              <w:jc w:val="left"/>
-            </w:pPr>
-            <w:r>
-              <w:rPr>
-                <w:sz w:val="17"/>
-              </w:rPr>
-              <w:t xml:space="preserve">макеты</w:t>
-            </w:r>
-          </w:p>
-        </w:tc>
-      </w:tr>
-      <w:tr>
-        <w:trPr>
-          <w:cantSplit/>
-        </w:trPr>
-        <w:tc>
-          <w:tcPr/>
-          <w:p>
-            <w:pPr>
-              <w:pStyle w:val="Compact"/>
-              <w:jc w:val="left"/>
-            </w:pPr>
-            <w:r>
-              <w:rPr>
-                <w:sz w:val="17"/>
-              </w:rPr>
-              <w:t xml:space="preserve">сентябрь–октябрь 2027</w:t>
-            </w:r>
-          </w:p>
-        </w:tc>
-        <w:tc>
-          <w:tcPr/>
-          <w:p>
-            <w:pPr>
-              <w:pStyle w:val="Compact"/>
-              <w:jc w:val="left"/>
-            </w:pPr>
-            <w:r>
-              <w:rPr>
-                <w:sz w:val="17"/>
-              </w:rPr>
-              <w:t xml:space="preserve">публикация, выступления, встречи с участниками</w:t>
-            </w:r>
-          </w:p>
-        </w:tc>
-        <w:tc>
-          <w:tcPr/>
-          <w:p>
-            <w:pPr>
-              <w:pStyle w:val="Compact"/>
-              <w:jc w:val="left"/>
-            </w:pPr>
-            <w:r>
-              <w:rPr>
-                <w:sz w:val="17"/>
-              </w:rPr>
-              <w:t xml:space="preserve">отчёт</w:t>
-            </w:r>
-          </w:p>
-        </w:tc>
-      </w:tr>
-      <w:tr>
-        <w:trPr>
-          <w:cantSplit/>
-        </w:trPr>
-        <w:tc>
-          <w:tcPr/>
-          <w:p>
-            <w:pPr>
-              <w:pStyle w:val="Compact"/>
-              <w:jc w:val="left"/>
-            </w:pPr>
-            <w:r>
-              <w:rPr>
-                <w:sz w:val="17"/>
-              </w:rPr>
-              <w:t xml:space="preserve">ноябрь 2027</w:t>
-            </w:r>
-          </w:p>
-        </w:tc>
-        <w:tc>
-          <w:tcPr/>
-          <w:p>
-            <w:pPr>
-              <w:pStyle w:val="Compact"/>
-              <w:jc w:val="left"/>
-            </w:pPr>
-            <w:r>
-              <w:rPr>
-                <w:sz w:val="17"/>
-              </w:rPr>
-              <w:t xml:space="preserve">разбор итогов, решение о второй волне</w:t>
-            </w:r>
-          </w:p>
-        </w:tc>
-        <w:tc>
-          <w:tcPr/>
-          <w:p>
-            <w:pPr>
-              <w:pStyle w:val="Compact"/>
-              <w:jc w:val="left"/>
-            </w:pPr>
-            <w:r>
-              <w:rPr>
-                <w:sz w:val="17"/>
-              </w:rPr>
-              <w:t xml:space="preserve">—</w:t>
-            </w:r>
-          </w:p>
-        </w:tc>
-      </w:tr>
-    </w:tbl>
-    <w:p>
-      <w:pPr>
-        <w:pStyle w:val="BodyText"/>
-        <w:spacing w:before="80"/>
-      </w:pPr>
-      <w:r>
-        <w:rPr>
-          <w:bCs/>
-          <w:b/>
-        </w:rPr>
-        <w:t xml:space="preserve">Кто нужен (П, оценка трудозатрат).</w:t>
-      </w:r>
-      <w:r>
-        <w:t xml:space="preserve"> </w:t>
-      </w:r>
-      <w:r>
-        <w:t xml:space="preserve">Руководитель исследования — аналитик, около 0,5 ставки на 9 месяцев. Методолог (выборка, анкета, индекс) — свой или внешний, 15–20 человеко-дней. Эксперты — Г. Головченко (НТС, лекции), В. А. Абрамов (разработка), 2–3 внешних — по 2–3 дня. Коммерция — приглашения клиентам. Маркетинг и дизайнер — около 20 человеко-дней. Юрист и специалист по ИБ — по 3 дня. ИИ-ассистент — кабинетное исследование и черновики.</w:t>
+        <w:t xml:space="preserve">Ответственный аналитик — около 0,3–0,5 ставки на 5 месяцев. Сотрудники для обзвона — 2–3 человека примерно на неделю каждый (150–250 звонков). Эксперты: Г. В. Головченко, В. А. Абрамов, специалист по ИБ — проверить формулировки раздела 5. Дизайнер презентации. Юрист — текст согласия на обработку персональных данных.</w:t>
       </w:r>
     </w:p>
     <w:tbl>
@@ -3653,7 +1905,7 @@
               <w:rPr>
                 <w:sz w:val="17"/>
               </w:rPr>
-              <w:t xml:space="preserve">соорганизатор — Ассоциация; анкета не дольше 20 минут; персональный профиль; тёплые каналы; приглашаем всю генеральную совокупность; если анкет меньше 40 — выпускаем «пилотный обзор» без индексов по сегментам</w:t>
+              <w:t xml:space="preserve">обзвон после письма; короткое ядро ★ по телефону; результаты участникам первыми; рассылка Ассоциации</w:t>
             </w:r>
           </w:p>
         </w:tc>
@@ -3673,22 +1925,22 @@
               <w:rPr>
                 <w:sz w:val="17"/>
               </w:rPr>
-              <w:t xml:space="preserve">Конфиденциальность ответов</w:t>
-            </w:r>
-          </w:p>
-        </w:tc>
-        <w:tc>
-          <w:tcPr/>
-          <w:p>
-            <w:pPr>
-              <w:pStyle w:val="Compact"/>
-              <w:jc w:val="left"/>
-            </w:pPr>
-            <w:r>
-              <w:rPr>
-                <w:sz w:val="17"/>
-              </w:rPr>
-              <w:t xml:space="preserve">публикуем только обобщённые данные (≥5 ответов в сегменте); называем организацию только с её согласия; ответы и контакты храним раздельно, доступ — у двух человек; коммерция получает контакт только при отдельном согласии; правила конфиденциальности — в начале анкеты</w:t>
+              <w:t xml:space="preserve">Конфиденциальность</w:t>
+            </w:r>
+          </w:p>
+        </w:tc>
+        <w:tc>
+          <w:tcPr/>
+          <w:p>
+            <w:pPr>
+              <w:pStyle w:val="Compact"/>
+              <w:jc w:val="left"/>
+            </w:pPr>
+            <w:r>
+              <w:rPr>
+                <w:sz w:val="17"/>
+              </w:rPr>
+              <w:t xml:space="preserve">только обобщённые данные (≥5 ответов в сегменте); организации называем только с согласия; доступ к ответам — у двух человек; коммерция получает контакт только при отдельном согласии (7.2)</w:t>
             </w:r>
           </w:p>
         </w:tc>
@@ -3708,22 +1960,22 @@
               <w:rPr>
                 <w:sz w:val="17"/>
               </w:rPr>
-              <w:t xml:space="preserve">Чувствительность ИБ и КИИ</w:t>
-            </w:r>
-          </w:p>
-        </w:tc>
-        <w:tc>
-          <w:tcPr/>
-          <w:p>
-            <w:pPr>
-              <w:pStyle w:val="Compact"/>
-              <w:jc w:val="left"/>
-            </w:pPr>
-            <w:r>
-              <w:rPr>
-                <w:sz w:val="17"/>
-              </w:rPr>
-              <w:t xml:space="preserve">спрашиваем только об организационной зрелости, без систем и уязвимостей; есть вариант «предпочитаю не отвечать»; раздел ИБ в отчёте согласует специалист по ИБ</w:t>
+              <w:t xml:space="preserve">Чувствительность ИБ</w:t>
+            </w:r>
+          </w:p>
+        </w:tc>
+        <w:tc>
+          <w:tcPr/>
+          <w:p>
+            <w:pPr>
+              <w:pStyle w:val="Compact"/>
+              <w:jc w:val="left"/>
+            </w:pPr>
+            <w:r>
+              <w:rPr>
+                <w:sz w:val="17"/>
+              </w:rPr>
+              <w:t xml:space="preserve">не спрашиваем о системах, средствах защиты и инцидентах; есть вариант «предпочитаю не отвечать»; раздел проверяет специалист по ИБ</w:t>
             </w:r>
           </w:p>
         </w:tc>
@@ -3743,22 +1995,22 @@
               <w:rPr>
                 <w:sz w:val="17"/>
               </w:rPr>
-              <w:t xml:space="preserve">Недоверие к поставщику ПО как автору</w:t>
-            </w:r>
-          </w:p>
-        </w:tc>
-        <w:tc>
-          <w:tcPr/>
-          <w:p>
-            <w:pPr>
-              <w:pStyle w:val="Compact"/>
-              <w:jc w:val="left"/>
-            </w:pPr>
-            <w:r>
-              <w:rPr>
-                <w:sz w:val="17"/>
-              </w:rPr>
-              <w:t xml:space="preserve">открытая методика; соорганизатор; экспертный совет; в отчёте нет продуктов компании</w:t>
+              <w:t xml:space="preserve">Опять скучные результаты</w:t>
+            </w:r>
+          </w:p>
+        </w:tc>
+        <w:tc>
+          <w:tcPr/>
+          <w:p>
+            <w:pPr>
+              <w:pStyle w:val="Compact"/>
+              <w:jc w:val="left"/>
+            </w:pPr>
+            <w:r>
+              <w:rPr>
+                <w:sz w:val="17"/>
+              </w:rPr>
+              <w:t xml:space="preserve">вопросы о будущем и отношении; новый вопрос 4.5 без прямых аналогов; открытый вопрос 7.1 даёт цитаты; тема года меняется</w:t>
             </w:r>
           </w:p>
         </w:tc>
@@ -3778,22 +2030,22 @@
               <w:rPr>
                 <w:sz w:val="17"/>
               </w:rPr>
-              <w:t xml:space="preserve">Завышенная самооценка</w:t>
-            </w:r>
-          </w:p>
-        </w:tc>
-        <w:tc>
-          <w:tcPr/>
-          <w:p>
-            <w:pPr>
-              <w:pStyle w:val="Compact"/>
-              <w:jc w:val="left"/>
-            </w:pPr>
-            <w:r>
-              <w:rPr>
-                <w:sz w:val="17"/>
-              </w:rPr>
-              <w:t xml:space="preserve">якорные описания уровней; сверка с ЕИС и новостями; интервью</w:t>
+              <w:t xml:space="preserve">Недоверие к поставщику ПО</w:t>
+            </w:r>
+          </w:p>
+        </w:tc>
+        <w:tc>
+          <w:tcPr/>
+          <w:p>
+            <w:pPr>
+              <w:pStyle w:val="Compact"/>
+              <w:jc w:val="left"/>
+            </w:pPr>
+            <w:r>
+              <w:rPr>
+                <w:sz w:val="17"/>
+              </w:rPr>
+              <w:t xml:space="preserve">в анкете нет продуктов компании; выводы — обобщённые</w:t>
             </w:r>
           </w:p>
         </w:tc>
@@ -3813,92 +2065,22 @@
               <w:rPr>
                 <w:sz w:val="17"/>
               </w:rPr>
-              <w:t xml:space="preserve">Смещение выборки</w:t>
-            </w:r>
-          </w:p>
-        </w:tc>
-        <w:tc>
-          <w:tcPr/>
-          <w:p>
-            <w:pPr>
-              <w:pStyle w:val="Compact"/>
-              <w:jc w:val="left"/>
-            </w:pPr>
-            <w:r>
-              <w:rPr>
-                <w:sz w:val="17"/>
-              </w:rPr>
-              <w:t xml:space="preserve">фиксируем канал приглашения; сравниваем структуру ответов с генеральной совокупностью; взвешиваем по сегментам</w:t>
-            </w:r>
-          </w:p>
-        </w:tc>
-      </w:tr>
-      <w:tr>
-        <w:trPr>
-          <w:cantSplit/>
-        </w:trPr>
-        <w:tc>
-          <w:tcPr/>
-          <w:p>
-            <w:pPr>
-              <w:pStyle w:val="Compact"/>
-              <w:jc w:val="left"/>
-            </w:pPr>
-            <w:r>
-              <w:rPr>
-                <w:sz w:val="17"/>
-              </w:rPr>
-              <w:t xml:space="preserve">Пробелы в открытых данных</w:t>
-            </w:r>
-          </w:p>
-        </w:tc>
-        <w:tc>
-          <w:tcPr/>
-          <w:p>
-            <w:pPr>
-              <w:pStyle w:val="Compact"/>
-              <w:jc w:val="left"/>
-            </w:pPr>
-            <w:r>
-              <w:rPr>
-                <w:sz w:val="17"/>
-              </w:rPr>
-              <w:t xml:space="preserve">ПП № 301 [19], сокращение раскрытия [20] → открытые данные не входят в индекс</w:t>
-            </w:r>
-          </w:p>
-        </w:tc>
-      </w:tr>
-      <w:tr>
-        <w:trPr>
-          <w:cantSplit/>
-        </w:trPr>
-        <w:tc>
-          <w:tcPr/>
-          <w:p>
-            <w:pPr>
-              <w:pStyle w:val="Compact"/>
-              <w:jc w:val="left"/>
-            </w:pPr>
-            <w:r>
-              <w:rPr>
-                <w:sz w:val="17"/>
-              </w:rPr>
-              <w:t xml:space="preserve">Внешние шоки</w:t>
-            </w:r>
-          </w:p>
-        </w:tc>
-        <w:tc>
-          <w:tcPr/>
-          <w:p>
-            <w:pPr>
-              <w:pStyle w:val="Compact"/>
-              <w:jc w:val="left"/>
-            </w:pPr>
-            <w:r>
-              <w:rPr>
-                <w:sz w:val="17"/>
-              </w:rPr>
-              <w:t xml:space="preserve">закрытые аэропорты — отдельный статус [8]; динамику считаем по панели</w:t>
+              <w:t xml:space="preserve">Завышенная самооценка</w:t>
+            </w:r>
+          </w:p>
+        </w:tc>
+        <w:tc>
+          <w:tcPr/>
+          <w:p>
+            <w:pPr>
+              <w:pStyle w:val="Compact"/>
+              <w:jc w:val="left"/>
+            </w:pPr>
+            <w:r>
+              <w:rPr>
+                <w:sz w:val="17"/>
+              </w:rPr>
+              <w:t xml:space="preserve">интервью; сверка с новостями и закупками</w:t>
             </w:r>
           </w:p>
         </w:tc>
@@ -3920,7 +2102,7 @@
         <w:t xml:space="preserve"> </w:t>
       </w:r>
       <w:r>
-        <w:t xml:space="preserve">Материалы лекций «Цифровизация аэропортов», курса «Цифровизация ВТ» и данные ОРАКУЛа не использованы — доступа пока нет; после их получения уточним сегменты и генеральную совокупность. Источники найдены через веб-поиск; открыть страницы напрямую из рабочей среды не удалось, поэтому перед внешней публикацией цифры нужно сверить по первоисточникам.</w:t>
+        <w:t xml:space="preserve">Прежние анкеты сознательно не использовались — по договорённости 23.10. Материалы лекций и данные ОРАКУЛа пока недоступны. Источники найдены через веб-поиск; страницы напрямую не открывались, перед внешней публикацией цифры нужно сверить по первоисточникам.</w:t>
       </w:r>
     </w:p>
     <w:p>
@@ -3938,7 +2120,7 @@
         <w:t xml:space="preserve"> </w:t>
       </w:r>
       <w:r>
-        <w:t xml:space="preserve">оценить сегменты (раздел 2), подпроцессы в блоках 1–5 и классы систем в блоке 8 (раздел 3) с точки зрения продуктов разработки, а также вопрос D3 анкеты.</w:t>
+        <w:t xml:space="preserve">оценить сегменты (раздел 2) и состав вопросов 3.1, 4.2, 2.4, 4.4, 6.2, 7.1 с точки зрения продуктов разработки.</w:t>
       </w:r>
     </w:p>
     <w:p>
@@ -3954,7 +2136,7 @@
         <w:pStyle w:val="FirstParagraph"/>
       </w:pPr>
       <w:r>
-        <w:t xml:space="preserve">Все источники найдены через веб-поиск 23.10.2026. Цифры сверены по поисковой выдаче, по возможности по двум источникам; страницы напрямую не открывались.</w:t>
+        <w:t xml:space="preserve">Все источники найдены через веб-поиск 23–26.10.2026. Цифры сверены по поисковой выдаче, по возможности по двум источникам; страницы напрямую не открывались.</w:t>
       </w:r>
     </w:p>
     <w:p>
@@ -3966,7 +2148,7 @@
         </w:numPr>
       </w:pPr>
       <w:r>
-        <w:t xml:space="preserve">Итоги 2025 г. по данным Росавиации: 108,5 млн пасс. (−2,7%), внутренние перевозки — 81,2 млн, международные — 27,4 млн; январь–октябрь 2025 г.: около 84 млн, группа «Аэрофлот» — 42,5 млн. https://www1.ru/news/2026/01/02/passaziropotok-rossiiskix-aviakompanii-v-2025-godu-sokratilsia-na-27-rosaviaciia.html; https://expert.ru/news/passazhiropotok-rossiyskikh-aviakompaniy-za-god-snizilsya-na-2-mln-chelovek/</w:t>
+        <w:t xml:space="preserve">Итоги 2025 г. по данным Росавиации: 108,5 млн пасс. (−2,7%); январь–октябрь 2025 г.: группа «Аэрофлот» — 42,5 млн. https://www1.ru/news/2026/01/02/passaziropotok-rossiiskix-aviakompanii-v-2025-godu-sokratilsia-na-27-rosaviaciia.html; https://expert.ru/news/passazhiropotok-rossiyskikh-aviakompaniy-za-god-snizilsya-na-2-mln-chelovek/</w:t>
       </w:r>
     </w:p>
     <w:p>
@@ -3978,7 +2160,7 @@
         </w:numPr>
       </w:pPr>
       <w:r>
-        <w:t xml:space="preserve">Аэропорты РФ в 2024 г.: 216,4 млн пасс. (+5,1%), 30 аэропортов-миллионников против 31 в 2023 г. https://expert.ru/news/v-rossii-sokratilos-chislo-aeroportov-s-passazhiropotokom-v-1-mln-chelovek</w:t>
+        <w:t xml:space="preserve">Аэропорты РФ в 2024 г.: 216,4 млн пасс., 30 аэропортов-миллионников. https://expert.ru/news/v-rossii-sokratilos-chislo-aeroportov-s-passazhiropotokom-v-1-mln-chelovek</w:t>
       </w:r>
     </w:p>
     <w:p>
@@ -3990,7 +2172,7 @@
         </w:numPr>
       </w:pPr>
       <w:r>
-        <w:t xml:space="preserve">Крупнейшие аэропорты в 2024 г.: Шереметьево 43,3 млн (по данным Росавиации), Пулково 20,9, Внуково 16,0, Домодедово 15,6, Сочи 13,7, Новосибирск 9,3, Екатеринбург 8,5, Казань 5,4, Минеральные Воды 4,86, Калининград 4,81. https://www.gazeta.ru/social/news/2025/02/04/24998636.shtml</w:t>
+        <w:t xml:space="preserve">Крупнейшие аэропорты 2024 г. https://www.gazeta.ru/social/news/2025/02/04/24998636.shtml</w:t>
       </w:r>
     </w:p>
     <w:p>
@@ -4002,7 +2184,7 @@
         </w:numPr>
       </w:pPr>
       <w:r>
-        <w:t xml:space="preserve">Росавиация, ноябрь 2025 г.: 118 авиакомпаний, 15 из них выполняют 94% перевозок. https://www.tourdom.ru/news/rosaviatsiya-v-rf-ne-budut-iskusstvenno-sokraschat-kolichestvo-aviakompaniy.html; https://www1.ru/news/2025/11/24/cislo-aviakompanii-v-rossii-sokratitsia-estestvennym-obrazom.amp.html</w:t>
+        <w:t xml:space="preserve">Росавиация, ноябрь 2025 г.: 118 авиакомпаний, 15 из них выполняют 94% перевозок. https://www.tourdom.ru/news/rosaviatsiya-v-rf-ne-budut-iskusstvenno-sokraschat-kolichestvo-aviakompaniy.html</w:t>
       </w:r>
     </w:p>
     <w:p>
@@ -4014,7 +2196,7 @@
         </w:numPr>
       </w:pPr>
       <w:r>
-        <w:t xml:space="preserve">22.12.2024: 250 млрд руб. на реконструкцию 75 аэропортов — «более трети» аэропортовой сети. https://profile.ru/news/economy/modernizaciya-75-aeroportov-novye-dorogi-v-regionah-borba-s-probkami-o-chem-govoril-putin-1638019/</w:t>
+        <w:t xml:space="preserve">22.12.2024: реконструкция 75 аэропортов — «более трети» аэропортовой сети. https://profile.ru/news/economy/modernizaciya-75-aeroportov-novye-dorogi-v-regionah-borba-s-probkami-o-chem-govoril-putin-1638019/</w:t>
       </w:r>
     </w:p>
     <w:p>
@@ -4026,7 +2208,7 @@
         </w:numPr>
       </w:pPr>
       <w:r>
-        <w:t xml:space="preserve">«Новапорт» — доли в 22 региональных аэропортах. https://www.cbinsights.com/company/novaport</w:t>
+        <w:t xml:space="preserve">Ограничение полётов в 11 аэропортов юга и центра России с 24.02.2022. https://www.dp.ru/a/2022/05/12/Ajeroporti_juga_i_centra_Ro</w:t>
       </w:r>
     </w:p>
     <w:p>
@@ -4038,7 +2220,7 @@
         </w:numPr>
       </w:pPr>
       <w:r>
-        <w:t xml:space="preserve">Аэропорт Домодедово обращён в доход государства (17.06.2025; апелляция — 01.09.2025). https://expert.ru/news/aeroport-domodedovo-obratili-v-dokhod-gosudarstva/; https://www.bfm.ru/news/575687</w:t>
+        <w:t xml:space="preserve">53 авиакомпании перешли на российские системы бронирования (01.11.2022). https://snob.ru/news/vse-rossijskie-aviakompanii-pereshli-na-otechestvennye-sistemy-bronirovaniya/</w:t>
       </w:r>
     </w:p>
     <w:p>
@@ -4050,7 +2232,7 @@
         </w:numPr>
       </w:pPr>
       <w:r>
-        <w:t xml:space="preserve">Ограничение полётов в 11 аэропортов юга и центра России с 24.02.2022. https://www.dp.ru/a/2022/05/12/Ajeroporti_juga_i_centra_Ro; https://snob.ru/news/rosaviaciya-prodlila-zakrytie-11-aeroportov-rossii-do-1-aprelya/</w:t>
+        <w:t xml:space="preserve">Указ № 166 от 30.03.2022, Указ № 250 от 01.05.2022, ПП РФ № 1912 от 14.11.2023. https://kontur.ru/talk/spravka/54411-ukaz_prezidenta_ob_importozameshchenii</w:t>
       </w:r>
     </w:p>
     <w:p>
@@ -4062,7 +2244,7 @@
         </w:numPr>
       </w:pPr>
       <w:r>
-        <w:t xml:space="preserve">53 авиакомпании перешли на российские системы бронирования «Леонардо» и ОРС (01.11.2022); ПП РФ № 1393 от 08.08.2022. https://snob.ru/news/vse-rossijskie-aviakompanii-pereshli-na-otechestvennye-sistemy-bronirovaniya/</w:t>
+        <w:t xml:space="preserve">Уход SITA и ARINC с рынка связи «борт–земля» (2022), замена Ростехом. https://www.comnews.ru/digital-economy/content/227765/2023-07-28/2023-w30/rostekh-importozamestil-sistemu-cifrovoy-svyazi-bort-zemlya-dlya-rossiyskikh-aviakompaniy</w:t>
       </w:r>
     </w:p>
     <w:p>
@@ -4074,7 +2256,7 @@
         </w:numPr>
       </w:pPr>
       <w:r>
-        <w:t xml:space="preserve">Указ № 166 от 30.03.2022 (иностранное ПО на значимых объектах КИИ запрещено с 01.01.2025), Указ № 250 от 01.05.2022, ПП РФ № 1912 от 14.11.2023. https://kontur.ru/talk/spravka/54411-ukaz_prezidenta_ob_importozameshchenii; https://habr.com/ru/articles/944312/</w:t>
+        <w:t xml:space="preserve">Сбой информационных систем «Аэрофлота» 28.07.2025, отмена рейсов. https://vc.ru/legal/2125132; https://eanews.ru/rossiya/20250729075007/aeroflot-prodolzhaet-otmenu-reysov-posle-masshtabnoy-kiberataki</w:t>
       </w:r>
     </w:p>
     <w:p>
@@ -4086,7 +2268,7 @@
         </w:numPr>
       </w:pPr>
       <w:r>
-        <w:t xml:space="preserve">Ростех заместил связь «борт–земля» после ухода SITA и ARINC в 2022 г. https://www.comnews.ru/digital-economy/content/227765/2023-07-28/2023-w30/rostekh-importozamestil-sistemu-cifrovoy-svyazi-bort-zemlya-dlya-rossiyskikh-aviakompaniy</w:t>
+        <w:t xml:space="preserve">Эксперимент по посадке по биометрии в Шереметьево и Пулково с 01.06.2026. https://mintrans.gov.ru/press-center/branch-news/8880; https://expert.ru/news/v-dvukh-aeroportakh-rf-provedut-eksperiment-po-posadke-na-samolet-po-biometrii/</w:t>
       </w:r>
     </w:p>
     <w:p>
@@ -4098,7 +2280,7 @@
         </w:numPr>
       </w:pPr>
       <w:r>
-        <w:t xml:space="preserve">Сбой информационных систем «Аэрофлота» 28.07.2025 (квалифицирован как кибератака), отмена рейсов. https://vc.ru/legal/2125132; https://eanews.ru/rossiya/20250729075007/aeroflot-prodolzhaet-otmenu-reysov-posle-masshtabnoy-kiberataki</w:t>
+        <w:t xml:space="preserve">Оценка Минтранса и Ассоциации ЦТЛ: около 45% организаций транспортной отрасли применяют ИИ (по публикации канала Минтранса). https://samokatus.ru/travel-telegram-feed/Mintrans_Russia/9263</w:t>
       </w:r>
     </w:p>
     <w:p>
@@ -4110,7 +2292,7 @@
         </w:numPr>
       </w:pPr>
       <w:r>
-        <w:t xml:space="preserve">«Аэрофлот»: нейросети в системе управления доходами, ИИ-партнёрства со Сбером (2025–2026). https://fomag.ru/news-streem/aeroflot-planiruet-integrirovat-ii-v-bolshinstvo-svoego-programmnogo-obespecheniya/; https://www.comnews.ru/digital-economy/content/242474/2025-11-20/2025-w47/1012/aeroflot-i-sber-sozdadut-umnogo-planirovschika-puteshestviy; https://www.vedomosti.ru/technologies/industries_and_markets/news/2026/06/04/1203135-otrasli</w:t>
+        <w:t xml:space="preserve">Задержки до 7 часов в аэропорту Казани из-за плана «Ковёр». https://www.tourdom.ru/news/zaderzhki-iz-za-plana-kover-v-aeroportu-kazani-dostigli-7-chasov.html</w:t>
       </w:r>
     </w:p>
     <w:p>
@@ -4122,7 +2304,7 @@
         </w:numPr>
       </w:pPr>
       <w:r>
-        <w:t xml:space="preserve">SITA, The State of Aviation: 2025 Air Transport IT Insights (апрель 2026): 50,8 млрд долл.; авиакомпании — 36 млрд (3,6% выручки); аэропорты — 14,8 млрд (7,3%); 83% и 89%; ИИ в управлении операциями — у 63% авиакомпаний. https://www.travolution.com/news/sita-says-record-tech-spend-hinges-on-data-coordination/; https://itbrief.co.uk/story/sita-says-fragmented-data-hinders-aviation-tech-spend; https://www.aviacionnews.com/wp-content/uploads/2026/04/The-state-of-aviation-SITA-2025-Air-Transport-IT-Insights.pdf</w:t>
+        <w:t xml:space="preserve">SITA, Air Transport IT Insights 2025 (апрель 2026). https://www.travolution.com/news/sita-says-record-tech-spend-hinges-on-data-coordination/; https://itbrief.co.uk/story/sita-says-fragmented-data-hinders-aviation-tech-spend</w:t>
       </w:r>
     </w:p>
     <w:p>
@@ -4134,7 +2316,7 @@
         </w:numPr>
       </w:pPr>
       <w:r>
-        <w:t xml:space="preserve">SITA, Air Transport IT Insights 2024: более 100 авиакомпаний и 236 аэропортов (по пересказу СМИ). https://runwaygirlnetwork.com/2025/02/cybersecurity-as-it-spend-climbs/; https://www.ajot.com/news/aviation-industry-doubles-down-on-cybersecurity-as-it-spend-climbs-to-new-highs</w:t>
+        <w:t xml:space="preserve">ACI World и SITA, Airport IT Insights 2022 (11.04.2023). https://www.aviationpros.com/airports/press-release/53056890/airports-council-international-aci-world-airports-ramp-up-digital-technology-investments-to-meet-demands-of-air-travel-recovery</w:t>
       </w:r>
     </w:p>
     <w:p>
@@ -4146,7 +2328,7 @@
         </w:numPr>
       </w:pPr>
       <w:r>
-        <w:t xml:space="preserve">SITA, Air Transport IT Insights 2020 и 2021: более 180 ИТ-руководителей из 41 и 45 стран; охват — в доле пассажиропотока. https://www.sita.aero/resources/surveys-reports/air-transport-it-insights-2020/; https://www.sita.aero/resources/surveys-reports/air-transport-it-insights-2021</w:t>
+        <w:t xml:space="preserve">World Economic Forum, Global Cybersecurity Outlook 2026. https://www.weforum.org/publications/global-cybersecurity-outlook-2026/digest/; https://www.kiteworks.com/cybersecurity-risk-management/wef-global-cybersecurity-outlook-2026-ai-fraud-resilience/</w:t>
       </w:r>
     </w:p>
     <w:p>
@@ -4158,7 +2340,7 @@
         </w:numPr>
       </w:pPr>
       <w:r>
-        <w:t xml:space="preserve">ACI World и SITA, Airport IT Insights 2022 (11.04.2023), совместное исследование 19 лет. https://www.aviationpros.com/airports/press-release/53056890/airports-council-international-aci-world-airports-ramp-up-digital-technology-investments-to-meet-demands-of-air-travel-recovery; https://internationalairportreview.com/news/184435/air-travel-recovery-demand-sees-airports-invest-more-in-technology</w:t>
+        <w:t xml:space="preserve">McKinsey, The state of AI in 2025. https://www.mckinsey.com/capabilities/quantumblack/our-insights/the-state-of-ai</w:t>
       </w:r>
     </w:p>
     <w:p>
@@ -4170,7 +2352,7 @@
         </w:numPr>
       </w:pPr>
       <w:r>
-        <w:t xml:space="preserve">ACI World: Airport Digital Transformation Best Practice; Airport Commercial Digital Transformation Best Practices. https://www.moodiedavittreport.com/aci-address-challenge-of-digitalisation-at-airports-with-best-practice-guide/; https://www.traveldailynews.com/associations/aci-world-unveils-best-practices-for-airport-commercial-digital-transformation/</w:t>
+        <w:t xml:space="preserve">Gartner, CIO and Technology Executive Survey 2026 (госсектор вне США). https://www.gartner.com/en/newsroom/press-releases/2025-11-26-gartner-survey-reveals-52-percent-of-government-cios-expect-it-budgets-to-increase-in-2026</w:t>
       </w:r>
     </w:p>
     <w:p>
@@ -4182,7 +2364,7 @@
         </w:numPr>
       </w:pPr>
       <w:r>
-        <w:t xml:space="preserve">ПП РФ № 301 от 06.03.2022: заказчики по 223-ФЗ, в отношении которых введены санкции, не размещают сведения о закупках в ЕИС. https://www.garant.ru/news/1533887/; https://www.pro-ability.ru/tpost/7t3x99d4k1-podsanktsionnie-zakazchiki-ne-mogut-prov</w:t>
+        <w:t xml:space="preserve">ENISA, Transport Threat Landscape (март 2023). https://www.enisa.europa.eu/news/understanding-cyber-threats-in-transport</w:t>
       </w:r>
     </w:p>
     <w:p>
@@ -4194,7 +2376,7 @@
         </w:numPr>
       </w:pPr>
       <w:r>
-        <w:t xml:space="preserve">Росавиация убрала с сайта часть данных («оптимизация публикуемой информации»). https://www.kommersant.ru/doc/6790867</w:t>
+        <w:t xml:space="preserve">EASA и IATA, план по снижению рисков помех GNSS (июнь 2025). https://www.easa.europa.eu/newsroom-and-events/press-releases/easa-and-iata-publish-comprehensive-plan-mitigate-gnss</w:t>
       </w:r>
     </w:p>
     <w:p>
@@ -4206,7 +2388,7 @@
         </w:numPr>
       </w:pPr>
       <w:r>
-        <w:t xml:space="preserve">Росстат: методика расчёта показателя «Цифровая зрелость» (с учётом использования отечественных ИТ-решений). https://rosstat.gov.ru/storage/mediabank/7bXOLQIm/MET010019.pdf</w:t>
+        <w:t xml:space="preserve">Roland Berger, Airport digital transformation (08.05.2025). https://www.rolandberger.com/en/Insights/Publications/Airport-digital-transformation-High-time-to-invest-in-IT-and-automation.html</w:t>
       </w:r>
     </w:p>
     <w:p>
@@ -4218,7 +2400,7 @@
         </w:numPr>
       </w:pPr>
       <w:r>
-        <w:t xml:space="preserve">Приказ Минтранса № 417 от 28.11.2024: «Индекс цифровой трансформации грузоперевозок», ФП «Цифровая трансформация транспортной отрасли». https://rulaws.ru/acts/Prikaz-Mintransa-Rossii-ot-28.11.2024-N-417/</w:t>
+        <w:t xml:space="preserve">ПП РФ № 301 от 06.03.2022: заказчики под санкциями не размещают сведения о закупках в ЕИС. https://www.garant.ru/news/1533887/</w:t>
       </w:r>
     </w:p>
     <w:p>
@@ -4230,7 +2412,7 @@
         </w:numPr>
       </w:pPr>
       <w:r>
-        <w:t xml:space="preserve">НИУ ВШЭ (ИСИЭЗ): индекс цифровизации бизнеса — 5 показателей (выпуски «Наука. Технологии. Инновации», 2019). https://lsts.hse.ru/data/2019/02/27/1193920132/NTI_N_121_27022019.pdf; https://issek.hse.ru/data/2019/10/03/1542994758/NTI_N_146_03102019.pdf</w:t>
+        <w:t xml:space="preserve">Росавиация убрала с сайта часть данных («оптимизация публикуемой информации»). https://www.kommersant.ru/doc/6790867</w:t>
       </w:r>
     </w:p>
     <w:p>
@@ -4242,31 +2424,7 @@
         </w:numPr>
       </w:pPr>
       <w:r>
-        <w:t xml:space="preserve">Белая книга «ИИ в транспорте и логистике» (2025; Ассоциация «Цифровой транспорт и логистика», Альянс в сфере ИИ); реестр технологий ИИ в транспорте. https://mintrans.gov.ru/storage/app/media/files/books_ii_transport.pdf; https://www.gazeta.ru/business/news/2025/10/01/26859740.shtml</w:t>
-      </w:r>
-    </w:p>
-    <w:p>
-      <w:pPr>
-        <w:pStyle w:val="Compact"/>
-        <w:numPr>
-          <w:ilvl w:val="0"/>
-          <w:numId w:val="1002"/>
-        </w:numPr>
-      </w:pPr>
-      <w:r>
-        <w:t xml:space="preserve">Распоряжение Правительства РФ № 3097-р от 03.11.2023 — стратегическое направление цифровой трансформации транспортной отрасли (заменило № 3744-р). https://legalacts.ru/doc/rasporjazhenie-pravitelstva-rf-ot-03112023-n-3097-r-ob-utverzhdenii/</w:t>
-      </w:r>
-    </w:p>
-    <w:p>
-      <w:pPr>
-        <w:pStyle w:val="Compact"/>
-        <w:numPr>
-          <w:ilvl w:val="0"/>
-          <w:numId w:val="1002"/>
-        </w:numPr>
-      </w:pPr>
-      <w:r>
-        <w:t xml:space="preserve">НАИС-2026: 4–5.02.2026, «Крокус Экспо», более 200 компаний, 92% экспонентов — российские. https://riamo.ru/news/obschestvo/aviatsionnaja-vystavka-nais-2026-projdet-v-moskve-45-fevralja/; https://xn–90aivcdt6dxbc.xn–p1ai/articles/news/aviatsionnaya-vystavka-soberet-v-podmoskove-bolee-200-kompaniy-iz-raznykh-stran/</w:t>
+        <w:t xml:space="preserve">НАИС-2026: 4–5.02.2026, «Крокус Экспо», более 200 компаний. https://riamo.ru/news/obschestvo/aviatsionnaja-vystavka-nais-2026-projdet-v-moskve-45-fevralja/</w:t>
       </w:r>
     </w:p>
     <w:p>

--- a/issledovanie-cifrovizacii/kontseptsiya-issledovaniya.docx
+++ b/issledovanie-cifrovizacii/kontseptsiya-issledovaniya.docx
@@ -25,7 +25,7 @@
         <w:t xml:space="preserve"> </w:t>
       </w:r>
       <w:r>
-        <w:t xml:space="preserve">· проект v2 от 26.10.2026 · задача Б24 № 349714 · учтены итоги встречи с Г. В. Головченко 23.10 · исполнитель: В. Горбатко</w:t>
+        <w:t xml:space="preserve">· проект v2.1 от 26.10.2026 · задача Б24 № 349714 · учтены итоги встречи с Г. В. Головченко 23.10 · исполнитель: В. Горбатко</w:t>
       </w:r>
     </w:p>
     <w:p>
@@ -181,7 +181,7 @@
         <w:t xml:space="preserve"> </w:t>
       </w:r>
       <w:r>
-        <w:t xml:space="preserve">Отрасль меняется быстрее, чем раньше. В 2025 г. авиакомпании перевезли 108,5 млн пассажиров (−2,7%) [1]; 15 из 118 авиакомпаний выполняют 94% перевозок [4]. Российские системы бронирования заменили иностранные в 2022 г. [7], с 01.01.2025 на значимых объектах КИИ запрещено иностранное ПО [8]. Сбой информационных систем «Аэрофлота» 28.07.2025 привёл к массовой отмене рейсов [10]. Правительство утвердило эксперимент по посадке по биометрии в Шереметьево и Пулково со стартом 01.06.2026 [11]. ИИ, по оценке Минтранса и Ассоциации ЦТЛ, применяют около 45% организаций транспортной отрасли [12]. Ограничения полётов дают многочасовые задержки — например, до 7 часов в Казани [13]. Об этом отрасль спорит сейчас, и у компании будет своя цифра по каждой из этих тем.</w:t>
+        <w:t xml:space="preserve">Отрасль меняется быстрее, чем раньше. В 2025 г. авиакомпании перевезли 108,5 млн пассажиров (−2,7%) [1]; 15 из 118 авиакомпаний выполняют 94% перевозок [4]. В 2022 г. 53 авиакомпании перешли на российские системы бронирования [7]; с 01.01.2025 органам власти и госкомпаниям запрещено использовать иностранное ПО на объектах КИИ [8]. Из-за сбоя информационных систем «Аэрофлота» 28.07.2025 отменили около 50 пар рейсов [10]. В Шереметьево и Пулково по постановлению Правительства запускается пилот посадки по биометрии на рейсы «Аэрофлота» Москва — Санкт-Петербург: старт — до конца I полугодия 2026 г., эксперимент — в 2026–2027 гг. [11]. ИИ, по оценке Минтранса и Ассоциации ЦТЛ, применяют около 45% организаций транспортной отрасли [12]. Ограничения полётов дают многочасовые задержки — например, до 7 часов в Казани [13]. Об этом отрасль спорит сейчас, и у компании будет своя цифра по каждой из этих тем.</w:t>
       </w:r>
     </w:p>
     <w:tbl>
@@ -598,7 +598,21 @@
               <w:rPr>
                 <w:sz w:val="17"/>
               </w:rPr>
-              <w:t xml:space="preserve">A ≥10 млн · B 3–10 млн · C 1–3 млн · D 0,1–1 млн · E &lt;0,1 млн. В 2024 г. — 30 аэропортов-миллионников и 216,4 млн пасс. [2]; в A — Шереметьево, Пулково, Внуково, Домодедово, Сочи [3]</w:t>
+              <w:t xml:space="preserve">A ≥10 млн · B 3–10 млн · C 1–3 млн · D 0,1–1 млн · E &lt;0,1 млн. В 2024 г. аэропорты обслужили 216,4 млн пасс. [3], миллионников — 30 [2]; в A — Шереметьево (43,9 млн), Пулково (20,9), Внуково (16), Домодедово (15,6) [2] и, по данным СМИ, Сочи (</w:t>
+            </w:r>
+            <w:r>
+              <w:rPr>
+                <w:bCs/>
+                <w:b/>
+                <w:sz w:val="17"/>
+              </w:rPr>
+              <w:t xml:space="preserve">П</w:t>
+            </w:r>
+            <w:r>
+              <w:rPr>
+                <w:sz w:val="17"/>
+              </w:rPr>
+              <w:t xml:space="preserve">)</w:t>
             </w:r>
           </w:p>
         </w:tc>
@@ -703,7 +717,7 @@
               <w:rPr>
                 <w:sz w:val="17"/>
               </w:rPr>
-              <w:t xml:space="preserve">работает или под ограничением полётов: 11 аэропортов юга и центра закрыты с 24.02.2022 [6], статус на 2027 г. уточнить</w:t>
+              <w:t xml:space="preserve">работает или под ограничением полётов: 11 аэропортов юга и центра закрыты с 2022 г. [6], статус на 2027 г. уточнить</w:t>
             </w:r>
           </w:p>
         </w:tc>
@@ -1342,19 +1356,29 @@
         <w:t xml:space="preserve"> </w:t>
       </w:r>
       <w:r>
-        <w:t xml:space="preserve">— SITA Air Transport IT Insights, ежегодно: ИТ-бюджеты и приоритеты, ИИ, кибербезопасность, цифровая идентичность, обмен данными. В выпуске 2025 г. ИТ-расходы авиакомпаний — 3,6% выручки, аэропортов — 7,3%; ИИ в управлении операциями применяют 63% авиакомпаний [14]. ACI World и SITA 19 лет вели совместное Airport IT Insights [15].</w:t>
+        <w:t xml:space="preserve">— SITA Air Transport IT Insights, ежегодно: ИТ-бюджеты и приоритеты, ИИ, кибербезопасность, цифровая идентичность, обмен данными. В выпуске 2025 г. ИТ-расходы авиакомпаний — 3,6% выручки, аэропортов — 7,3%; ИИ в управлении операциями применяют 63% авиакомпаний [14]. Методика SITA близка к нашей задаче: ответили 39 авиакомпаний и 80 аэропортов (около 27–28% мирового трафика), результаты взвешены по пассажиропотоку, опрос вела независимая компания, публикуются только обобщённые данные [14]. ACI World и SITA 19 лет вели совместное Airport IT Insights [15].</w:t>
       </w:r>
       <w:r>
         <w:t xml:space="preserve"> </w:t>
       </w:r>
       <w:r>
-        <w:t xml:space="preserve">— WEF Global Cybersecurity Outlook 2026 (804 руководителя из 92 стран): 94% называют ИИ главным фактором изменений в ИБ; процедура проверки ИИ-сервисов до внедрения есть у 64% (годом ранее — у 37%) [16].</w:t>
+        <w:t xml:space="preserve">— WEF Global Cybersecurity Outlook 2026 (804 руководителя из 92 стран): 94% называют ИИ главным фактором изменений в ИБ; процедура проверки безопасности ИИ-сервисов есть у 64% (годом ранее — у 37%) [16].</w:t>
       </w:r>
       <w:r>
         <w:t xml:space="preserve"> </w:t>
       </w:r>
       <w:r>
-        <w:t xml:space="preserve">— McKinsey, The state of AI 2025: 62% организаций пробуют ИИ-агентов, эффект на прибыль видят только 39% [17]. Gartner 2026: нарастить инвестиции в ИБ и ИИ планируют 85% и 80% опрошенных ИТ-руководителей госсектора вне США [18].</w:t>
+        <w:t xml:space="preserve">— McKinsey, The state of AI 2025: 62% организаций пробуют ИИ-агентов, эффект на прибыль видят только 39% [17]. Gartner 2026: нарастить инвестиции в ИБ и ИИ планируют 85% и 80% опрошенных ИТ-руководителей госсектора вне США [18]. Цифры McKinsey и Gartner не удалось сверить по страницам — сайты закрыты от автоматического доступа (</w:t>
+      </w:r>
+      <w:r>
+        <w:rPr>
+          <w:bCs/>
+          <w:b/>
+        </w:rPr>
+        <w:t xml:space="preserve">П</w:t>
+      </w:r>
+      <w:r>
+        <w:t xml:space="preserve">).</w:t>
       </w:r>
       <w:r>
         <w:t xml:space="preserve"> </w:t>
@@ -1378,7 +1402,7 @@
         <w:t xml:space="preserve"> </w:t>
       </w:r>
       <w:r>
-        <w:t xml:space="preserve">регулярное ядро вопросов; статусы «используем / пилот / планируем»; вопросы о бюджете и приоритетах; вопросы об отношении и уверенности («кому ИИ поможет больше», «насколько уверены, что восстановитесь»). Какой вопрос откуда взят — в конце анкеты.</w:t>
+        <w:t xml:space="preserve">регулярное ядро вопросов; взвешивание по пассажиропотоку и конфиденциальность ответов, как у SITA; статусы «используем / пилот / планируем»; вопросы о бюджете и приоритетах; вопросы об отношении и уверенности («кому ИИ поможет больше», «насколько уверены, что восстановитесь»). Какой вопрос откуда взят — в конце анкеты.</w:t>
       </w:r>
       <w:r>
         <w:t xml:space="preserve"> </w:t>
@@ -1394,7 +1418,7 @@
         <w:t xml:space="preserve"> </w:t>
       </w:r>
       <w:r>
-        <w:t xml:space="preserve">прямое сравнение с мировыми цифрами — SITA и ARINC ушли с российского рынка связи «борт–земля» в 2022 г. [9], российских организаций в их выборках, вероятно, нет (</w:t>
+        <w:t xml:space="preserve">прямое сравнение с мировыми цифрами — с 29.03.2022 сервисы связи «борт–земля» SITA и ARINC в России недоступны из-за санкций [9], российских организаций в их выборках, вероятно, нет (</w:t>
       </w:r>
       <w:r>
         <w:rPr>
@@ -2102,7 +2126,7 @@
         <w:t xml:space="preserve"> </w:t>
       </w:r>
       <w:r>
-        <w:t xml:space="preserve">Прежние анкеты сознательно не использовались — по договорённости 23.10. Материалы лекций и данные ОРАКУЛа пока недоступны. Источники найдены через веб-поиск; страницы напрямую не открывались, перед внешней публикацией цифры нужно сверить по первоисточникам.</w:t>
+        <w:t xml:space="preserve">Прежние анкеты сознательно не использовались — по договорённости 23.10. Материалы лекций и данные ОРАКУЛа пока недоступны. Источники сверены по страницам 26.10.2026; что не удалось открыть, помечено в приложении.</w:t>
       </w:r>
     </w:p>
     <w:p>
@@ -2136,7 +2160,7 @@
         <w:pStyle w:val="FirstParagraph"/>
       </w:pPr>
       <w:r>
-        <w:t xml:space="preserve">Все источники найдены через веб-поиск 23–26.10.2026. Цифры сверены по поисковой выдаче, по возможности по двум источникам; страницы напрямую не открывались.</w:t>
+        <w:t xml:space="preserve">Источники сверены по самим страницам 26.10.2026. Пометка «не открыт» — сайт закрыт от автоматического доступа, цифра взята из поисковой выдачи.</w:t>
       </w:r>
     </w:p>
     <w:p>
@@ -2160,7 +2184,7 @@
         </w:numPr>
       </w:pPr>
       <w:r>
-        <w:t xml:space="preserve">Аэропорты РФ в 2024 г.: 216,4 млн пасс., 30 аэропортов-миллионников. https://expert.ru/news/v-rossii-sokratilos-chislo-aeroportov-s-passazhiropotokom-v-1-mln-chelovek</w:t>
+        <w:t xml:space="preserve">Аэропорты-миллионники в 2024 г.: 30 (в 2023 г. — 31); Шереметьево 43,9 млн, Пулково 20,9, Внуково 16, Домодедово 15,6. https://expert.ru/news/v-rossii-sokratilos-chislo-aeroportov-s-passazhiropotokom-v-1-mln-chelovek</w:t>
       </w:r>
     </w:p>
     <w:p>
@@ -2172,7 +2196,7 @@
         </w:numPr>
       </w:pPr>
       <w:r>
-        <w:t xml:space="preserve">Крупнейшие аэропорты 2024 г. https://www.gazeta.ru/social/news/2025/02/04/24998636.shtml</w:t>
+        <w:t xml:space="preserve">Росавиация на коллегии Минтранса: аэропорты в 2024 г. обслужили 216,4 млн пасс. (+5,1%). https://mintrans.gov.ru/press-center/branch-news/6434</w:t>
       </w:r>
     </w:p>
     <w:p>
@@ -2208,7 +2232,7 @@
         </w:numPr>
       </w:pPr>
       <w:r>
-        <w:t xml:space="preserve">Ограничение полётов в 11 аэропортов юга и центра России с 24.02.2022. https://www.dp.ru/a/2022/05/12/Ajeroporti_juga_i_centra_Ro</w:t>
+        <w:t xml:space="preserve">Ограничение полётов в 11 аэропортах юга и центра России (Анапа, Белгород, Брянск, Воронеж, Геленджик, Краснодар, Курск, Липецк, Ростов-на-Дону, Симферополь, Элиста), март 2022 г. https://snob.ru/news/rosaviaciya-prodlila-zakrytie-11-aeroportov-rossii-do-1-aprelya/</w:t>
       </w:r>
     </w:p>
     <w:p>
@@ -2220,7 +2244,7 @@
         </w:numPr>
       </w:pPr>
       <w:r>
-        <w:t xml:space="preserve">53 авиакомпании перешли на российские системы бронирования (01.11.2022). https://snob.ru/news/vse-rossijskie-aviakompanii-pereshli-na-otechestvennye-sistemy-bronirovaniya/</w:t>
+        <w:t xml:space="preserve">53 авиакомпании перешли на российские системы бронирования «Леонардо» и «ТАИС» (01.11.2022). https://snob.ru/news/vse-rossijskie-aviakompanii-pereshli-na-otechestvennye-sistemy-bronirovaniya/</w:t>
       </w:r>
     </w:p>
     <w:p>
@@ -2232,7 +2256,7 @@
         </w:numPr>
       </w:pPr>
       <w:r>
-        <w:t xml:space="preserve">Указ № 166 от 30.03.2022, Указ № 250 от 01.05.2022, ПП РФ № 1912 от 14.11.2023. https://kontur.ru/talk/spravka/54411-ukaz_prezidenta_ob_importozameshchenii</w:t>
+        <w:t xml:space="preserve">Указ № 166 от 30.03.2022: с 01.01.2025 запрещено использовать иностранное ПО на объектах КИИ. https://www.kommersant.ru/doc/5283175</w:t>
       </w:r>
     </w:p>
     <w:p>
@@ -2244,7 +2268,7 @@
         </w:numPr>
       </w:pPr>
       <w:r>
-        <w:t xml:space="preserve">Уход SITA и ARINC с рынка связи «борт–земля» (2022), замена Ростехом. https://www.comnews.ru/digital-economy/content/227765/2023-07-28/2023-w30/rostekh-importozamestil-sistemu-cifrovoy-svyazi-bort-zemlya-dlya-rossiyskikh-aviakompaniy</w:t>
+        <w:t xml:space="preserve">С 29.03.2022 сервисы связи «борт–земля» SITA и ARINC недоступны из-за санкций; замена — разработка Ростеха. https://www.comnews.ru/digital-economy/content/227765/2023-07-28/2023-w30/rostekh-importozamestil-sistemu-cifrovoy-svyazi-bort-zemlya-dlya-rossiyskikh-aviakompaniy</w:t>
       </w:r>
     </w:p>
     <w:p>
@@ -2256,7 +2280,7 @@
         </w:numPr>
       </w:pPr>
       <w:r>
-        <w:t xml:space="preserve">Сбой информационных систем «Аэрофлота» 28.07.2025, отмена рейсов. https://vc.ru/legal/2125132; https://eanews.ru/rossiya/20250729075007/aeroflot-prodolzhaet-otmenu-reysov-posle-masshtabnoy-kiberataki</w:t>
+        <w:t xml:space="preserve">Сбой информационных систем «Аэрофлота» 28.07.2025, отменено около 50 пар рейсов. https://vc.ru/legal/2125132; https://eanews.ru/rossiya/20250729075007/aeroflot-prodolzhaet-otmenu-reysov-posle-masshtabnoy-kiberataki</w:t>
       </w:r>
     </w:p>
     <w:p>
@@ -2268,7 +2292,7 @@
         </w:numPr>
       </w:pPr>
       <w:r>
-        <w:t xml:space="preserve">Эксперимент по посадке по биометрии в Шереметьево и Пулково с 01.06.2026. https://mintrans.gov.ru/press-center/branch-news/8880; https://expert.ru/news/v-dvukh-aeroportakh-rf-provedut-eksperiment-po-posadke-na-samolet-po-biometrii/</w:t>
+        <w:t xml:space="preserve">Пилот посадки по биометрии в Шереметьево и Пулково: запуск до конца I полугодия 2026 г., эксперимент в 2026–2027 гг. https://mintrans.gov.ru/press-center/branch-news/8880; https://expert.ru/news/v-dvukh-aeroportakh-rf-provedut-eksperiment-po-posadke-na-samolet-po-biometrii/</w:t>
       </w:r>
     </w:p>
     <w:p>
@@ -2304,7 +2328,7 @@
         </w:numPr>
       </w:pPr>
       <w:r>
-        <w:t xml:space="preserve">SITA, Air Transport IT Insights 2025 (апрель 2026). https://www.travolution.com/news/sita-says-record-tech-spend-hinges-on-data-coordination/; https://itbrief.co.uk/story/sita-says-fragmented-data-hinders-aviation-tech-spend</w:t>
+        <w:t xml:space="preserve">SITA, The State of Aviation: 2025 Air Transport IT Insights (апрель 2026), полный текст отчёта, включая методику. https://www.aviacionnews.com/wp-content/uploads/2026/04/The-state-of-aviation-SITA-2025-Air-Transport-IT-Insights.pdf; https://www.travolution.com/news/sita-says-record-tech-spend-hinges-on-data-coordination/</w:t>
       </w:r>
     </w:p>
     <w:p>
@@ -2328,7 +2352,7 @@
         </w:numPr>
       </w:pPr>
       <w:r>
-        <w:t xml:space="preserve">World Economic Forum, Global Cybersecurity Outlook 2026. https://www.weforum.org/publications/global-cybersecurity-outlook-2026/digest/; https://www.kiteworks.com/cybersecurity-risk-management/wef-global-cybersecurity-outlook-2026-ai-fraud-resilience/</w:t>
+        <w:t xml:space="preserve">World Economic Forum, Global Cybersecurity Outlook 2026 — сайт WEF не открыт, цифры сверены по подробному обзору Kiteworks. https://www.kiteworks.com/cybersecurity-risk-management/wef-global-cybersecurity-outlook-2026-ai-fraud-resilience/; https://www.weforum.org/publications/global-cybersecurity-outlook-2026/digest/</w:t>
       </w:r>
     </w:p>
     <w:p>
@@ -2340,7 +2364,7 @@
         </w:numPr>
       </w:pPr>
       <w:r>
-        <w:t xml:space="preserve">McKinsey, The state of AI in 2025. https://www.mckinsey.com/capabilities/quantumblack/our-insights/the-state-of-ai</w:t>
+        <w:t xml:space="preserve">McKinsey, The state of AI in 2025 — не открыт. https://www.mckinsey.com/capabilities/quantumblack/our-insights/the-state-of-ai</w:t>
       </w:r>
     </w:p>
     <w:p>
@@ -2352,7 +2376,7 @@
         </w:numPr>
       </w:pPr>
       <w:r>
-        <w:t xml:space="preserve">Gartner, CIO and Technology Executive Survey 2026 (госсектор вне США). https://www.gartner.com/en/newsroom/press-releases/2025-11-26-gartner-survey-reveals-52-percent-of-government-cios-expect-it-budgets-to-increase-in-2026</w:t>
+        <w:t xml:space="preserve">Gartner, CIO and Technology Executive Survey 2026 (госсектор вне США) — не открыт. https://www.gartner.com/en/newsroom/press-releases/2025-11-26-gartner-survey-reveals-52-percent-of-government-cios-expect-it-budgets-to-increase-in-2026</w:t>
       </w:r>
     </w:p>
     <w:p>
@@ -2364,7 +2388,7 @@
         </w:numPr>
       </w:pPr>
       <w:r>
-        <w:t xml:space="preserve">ENISA, Transport Threat Landscape (март 2023). https://www.enisa.europa.eu/news/understanding-cyber-threats-in-transport</w:t>
+        <w:t xml:space="preserve">ENISA, Transport Threat Landscape (март 2023; 98 инцидентов за январь 2021 — октябрь 2022): шифровальщики — 38%, угрозы данным — 30%, цепочка поставок — 10%. https://www.enisa.europa.eu/sites/default/files/publications/ENISA%20Transport%20Threat%20Landscape_RECAST2.pdf</w:t>
       </w:r>
     </w:p>
     <w:p>
@@ -2376,7 +2400,7 @@
         </w:numPr>
       </w:pPr>
       <w:r>
-        <w:t xml:space="preserve">EASA и IATA, план по снижению рисков помех GNSS (июнь 2025). https://www.easa.europa.eu/newsroom-and-events/press-releases/easa-and-iata-publish-comprehensive-plan-mitigate-gnss</w:t>
+        <w:t xml:space="preserve">EASA и IATA, план по снижению рисков помех GNSS (18.06.2025): потеря сигнала GPS +220% за 2021–2024 гг. по данным IATA. https://www.easa.europa.eu/newsroom-and-events/press-releases/easa-and-iata-publish-comprehensive-plan-mitigate-gnss</w:t>
       </w:r>
     </w:p>
     <w:p>
@@ -2400,7 +2424,7 @@
         </w:numPr>
       </w:pPr>
       <w:r>
-        <w:t xml:space="preserve">ПП РФ № 301 от 06.03.2022: заказчики под санкциями не размещают сведения о закупках в ЕИС. https://www.garant.ru/news/1533887/</w:t>
+        <w:t xml:space="preserve">Подсанкционные госкомпании получили право не публиковать сведения о закупках в ЕИС (ПП РФ № 301 от 06.03.2022). https://www.kommersant.ru/doc/5492108</w:t>
       </w:r>
     </w:p>
     <w:p>

--- a/issledovanie-cifrovizacii/kontseptsiya-issledovaniya.docx
+++ b/issledovanie-cifrovizacii/kontseptsiya-issledovaniya.docx
@@ -25,7 +25,7 @@
         <w:t xml:space="preserve"> </w:t>
       </w:r>
       <w:r>
-        <w:t xml:space="preserve">· проект v2.1 от 26.10.2026 · задача Б24 № 349714 · учтены итоги встречи с Г. В. Головченко 23.10 · исполнитель: В. Горбатко</w:t>
+        <w:t xml:space="preserve">· проект v2.2 от 26.10.2026 · задача Б24 № 349714 · учтены итоги встречи с Г. В. Головченко 23.10 · исполнитель: В. Горбатко</w:t>
       </w:r>
     </w:p>
     <w:p>
@@ -436,6 +436,56 @@
           </w:p>
         </w:tc>
       </w:tr>
+      <w:tr>
+        <w:trPr>
+          <w:cantSplit/>
+        </w:trPr>
+        <w:tc>
+          <w:tcPr/>
+          <w:p>
+            <w:pPr>
+              <w:pStyle w:val="Compact"/>
+              <w:jc w:val="left"/>
+            </w:pPr>
+            <w:r>
+              <w:rPr>
+                <w:sz w:val="17"/>
+              </w:rPr>
+              <w:t xml:space="preserve">4. Карта рынка для коммерции (из постановки задачи)</w:t>
+            </w:r>
+          </w:p>
+        </w:tc>
+        <w:tc>
+          <w:tcPr/>
+          <w:p>
+            <w:pPr>
+              <w:pStyle w:val="Compact"/>
+              <w:jc w:val="left"/>
+            </w:pPr>
+            <w:r>
+              <w:rPr>
+                <w:sz w:val="17"/>
+              </w:rPr>
+              <w:t xml:space="preserve">по сегментам: динамика ИТ-бюджетов (2.2), куда идут инвестиции (2.3), как организации получают решения (2.4), спрос на технологии и ИИ (3.1, 4.2); контакты конкретных организаций — только с их согласия (7.2)</w:t>
+            </w:r>
+          </w:p>
+        </w:tc>
+        <w:tc>
+          <w:tcPr/>
+          <w:p>
+            <w:pPr>
+              <w:pStyle w:val="Compact"/>
+              <w:jc w:val="left"/>
+            </w:pPr>
+            <w:r>
+              <w:rPr>
+                <w:sz w:val="17"/>
+              </w:rPr>
+              <w:t xml:space="preserve">карта передана коммерции в апреле</w:t>
+            </w:r>
+          </w:p>
+        </w:tc>
+      </w:tr>
     </w:tbl>
     <w:p>
       <w:pPr>
@@ -598,21 +648,7 @@
               <w:rPr>
                 <w:sz w:val="17"/>
               </w:rPr>
-              <w:t xml:space="preserve">A ≥10 млн · B 3–10 млн · C 1–3 млн · D 0,1–1 млн · E &lt;0,1 млн. В 2024 г. аэропорты обслужили 216,4 млн пасс. [3], миллионников — 30 [2]; в A — Шереметьево (43,9 млн), Пулково (20,9), Внуково (16), Домодедово (15,6) [2] и, по данным СМИ, Сочи (</w:t>
-            </w:r>
-            <w:r>
-              <w:rPr>
-                <w:bCs/>
-                <w:b/>
-                <w:sz w:val="17"/>
-              </w:rPr>
-              <w:t xml:space="preserve">П</w:t>
-            </w:r>
-            <w:r>
-              <w:rPr>
-                <w:sz w:val="17"/>
-              </w:rPr>
-              <w:t xml:space="preserve">)</w:t>
+              <w:t xml:space="preserve">A ≥10 млн · B 3–10 млн · C 1–3 млн · D 0,1–1 млн · E &lt;0,1 млн. В 2024 г. аэропорты обслужили 216,4 млн пасс. [3], миллионников — 30 [2]; в A — Шереметьево (43,9 млн), Пулково (20,9), Внуково (16), Домодедово (15,6) [2], Сочи (13,7) [26]</w:t>
             </w:r>
           </w:p>
         </w:tc>
@@ -717,7 +753,7 @@
               <w:rPr>
                 <w:sz w:val="17"/>
               </w:rPr>
-              <w:t xml:space="preserve">работает или под ограничением полётов: 11 аэропортов юга и центра закрыты с 2022 г. [6], статус на 2027 г. уточнить</w:t>
+              <w:t xml:space="preserve">работает или под ограничением полётов: в 2022 г. закрыли 11 аэропортов юга и центра [6], в 2025 г. возобновили работу Краснодар и Геленджик [27]; статус остальных на 2027 г. уточнить</w:t>
             </w:r>
           </w:p>
         </w:tc>
@@ -1080,7 +1116,7 @@
               <w:rPr>
                 <w:sz w:val="17"/>
               </w:rPr>
-              <w:t xml:space="preserve">3.1 а–г, ж–к; 4.2 б–г; 4.5 а–б; 6.1</w:t>
+              <w:t xml:space="preserve">3.1 а–д, ж–к; 4.2 б–г; 4.5 а–б; 6.1</w:t>
             </w:r>
           </w:p>
         </w:tc>
@@ -1312,7 +1348,51 @@
         <w:t xml:space="preserve"> </w:t>
       </w:r>
       <w:r>
-        <w:t xml:space="preserve">Три части, каждая от 0 до 100: технологии (3.1: «используем» — 1, «пилот» — 0,5, «планируем» — 0,25), ИИ (стадия 4.1 и задачи 4.2), киберустойчивость (5.2–5.5). Индекс — среднее трёх частей, отдельно для аэропортов и авиакомпаний. Формулу не меняем три года; динамику считаем по организациям, ответившим в оба года.</w:t>
+        <w:t xml:space="preserve">Считаем только по полным анкетам. Кто ответил по телефону лишь на ядро ★, получает сравнение с отраслью по вопросам ядра и ссылку, чтобы дозаполнить анкету и получить свой индекс. Три части, каждая от 0 до 100:</w:t>
+      </w:r>
+    </w:p>
+    <w:p>
+      <w:pPr>
+        <w:pStyle w:val="Compact"/>
+        <w:numPr>
+          <w:ilvl w:val="0"/>
+          <w:numId w:val="1002"/>
+        </w:numPr>
+      </w:pPr>
+      <w:r>
+        <w:t xml:space="preserve">технологии (3.1): «используем» — 1, «пилот» — 0,5, «планируем» — 0,25, «не планируем» — 0; среднее по строкам × 100;</w:t>
+      </w:r>
+    </w:p>
+    <w:p>
+      <w:pPr>
+        <w:pStyle w:val="Compact"/>
+        <w:numPr>
+          <w:ilvl w:val="0"/>
+          <w:numId w:val="1002"/>
+        </w:numPr>
+      </w:pPr>
+      <w:r>
+        <w:t xml:space="preserve">ИИ: стадия 4.1 (0–4) × 25 и задачи 4.2 (баллы как в 3.1); среднее двух;</w:t>
+      </w:r>
+    </w:p>
+    <w:p>
+      <w:pPr>
+        <w:pStyle w:val="Compact"/>
+        <w:numPr>
+          <w:ilvl w:val="0"/>
+          <w:numId w:val="1002"/>
+        </w:numPr>
+      </w:pPr>
+      <w:r>
+        <w:t xml:space="preserve">киберустойчивость: 5.2 (1 → 0 … 5 → 100); 5.3 (менее 2 ч — 0, 2–8 ч — 33, 8–24 ч — 67, более суток — 100); 5.4 (последние 12 месяцев — 100, 1–2 года — 50, не проводили — 0); 5.5 (четыре варианта — 0, 33, 67, 100); среднее четырёх.</w:t>
+      </w:r>
+    </w:p>
+    <w:p>
+      <w:pPr>
+        <w:pStyle w:val="FirstParagraph"/>
+      </w:pPr>
+      <w:r>
+        <w:t xml:space="preserve">«Не применимо», «не знаю» и «предпочитаю не отвечать» в расчёт не входят; «не оценивали» в 5.2 и 5.3 даёт 0 — отсутствие оценки само говорит о готовности. Часть считается, если отвечено не меньше половины её пунктов. Индекс — среднее трёх частей, отдельно для аэропортов и авиакомпаний. Формулу не меняем три года; динамику считаем по организациям, ответившим в оба года.</w:t>
       </w:r>
     </w:p>
     <w:p>
@@ -1368,7 +1448,47 @@
         <w:t xml:space="preserve"> </w:t>
       </w:r>
       <w:r>
-        <w:t xml:space="preserve">— McKinsey, The state of AI 2025: 62% организаций пробуют ИИ-агентов, эффект на прибыль видят только 39% [17]. Gartner 2026: нарастить инвестиции в ИБ и ИИ планируют 85% и 80% опрошенных ИТ-руководителей госсектора вне США [18]. Цифры McKinsey и Gartner не удалось сверить по страницам — сайты закрыты от автоматического доступа (</w:t>
+        <w:t xml:space="preserve">— McKinsey, The state of AI: ежегодно спрашивает, на какой стадии ИИ в организации, пробуют ли ИИ-агентов и есть ли эффект на прибыль [17]. Gartner, CIO Survey: ежегодно спрашивает ИТ-руководителей о бюджетах и о том, в какие технологии они будут вкладывать больше [18].</w:t>
+      </w:r>
+      <w:r>
+        <w:t xml:space="preserve"> </w:t>
+      </w:r>
+      <w:r>
+        <w:t xml:space="preserve">— ENISA (транспорт): лидируют шифровальщики (38%) и угрозы данным (30%) [19]. EASA и IATA: потеря сигнала GPS выросла на 220% за 2021–2024 гг. [20]. Roland Berger (100 руководителей): более 90% операторов аэропортов планируют повысить ИТ-расходы в ближайшие пять лет, более 70% считают решения на основе ИИ перспективными [21].</w:t>
+      </w:r>
+    </w:p>
+    <w:p>
+      <w:pPr>
+        <w:pStyle w:val="BodyText"/>
+      </w:pPr>
+      <w:r>
+        <w:rPr>
+          <w:iCs/>
+          <w:i/>
+        </w:rPr>
+        <w:t xml:space="preserve">Берём:</w:t>
+      </w:r>
+      <w:r>
+        <w:t xml:space="preserve"> </w:t>
+      </w:r>
+      <w:r>
+        <w:t xml:space="preserve">регулярное ядро вопросов; взвешивание по пассажиропотоку и конфиденциальность ответов, как у SITA; статусы «используем / пилот / планируем»; вопросы о бюджете и приоритетах; вопросы об отношении и уверенности («кому ИИ поможет больше», «насколько уверены, что восстановитесь»). Какой вопрос откуда взят — в конце анкеты.</w:t>
+      </w:r>
+      <w:r>
+        <w:t xml:space="preserve"> </w:t>
+      </w:r>
+      <w:r>
+        <w:rPr>
+          <w:iCs/>
+          <w:i/>
+        </w:rPr>
+        <w:t xml:space="preserve">Не берём:</w:t>
+      </w:r>
+      <w:r>
+        <w:t xml:space="preserve"> </w:t>
+      </w:r>
+      <w:r>
+        <w:t xml:space="preserve">прямое сравнение с мировыми цифрами — с 29.03.2022 сервисы связи «борт–земля» SITA и ARINC в России недоступны из-за санкций [9], российских организаций в их выборках, вероятно, нет (</w:t>
       </w:r>
       <w:r>
         <w:rPr>
@@ -1378,47 +1498,23 @@
         <w:t xml:space="preserve">П</w:t>
       </w:r>
       <w:r>
-        <w:t xml:space="preserve">).</w:t>
-      </w:r>
-      <w:r>
-        <w:t xml:space="preserve"> </w:t>
-      </w:r>
-      <w:r>
-        <w:t xml:space="preserve">— ENISA (транспорт): лидируют шифровальщики (38%) и угрозы данным (30%) [19]. EASA и IATA: потеря сигнала GPS выросла на 220% за 2021–2024 гг. [20]. Roland Berger (100 руководителей): более 90% операторов аэропортов планируют повысить ИТ-расходы в ближайшие пять лет, более 70% считают решения на основе ИИ перспективными [21].</w:t>
-      </w:r>
-    </w:p>
-    <w:p>
-      <w:pPr>
-        <w:pStyle w:val="BodyText"/>
-      </w:pPr>
-      <w:r>
-        <w:rPr>
-          <w:iCs/>
-          <w:i/>
-        </w:rPr>
-        <w:t xml:space="preserve">Берём:</w:t>
-      </w:r>
-      <w:r>
-        <w:t xml:space="preserve"> </w:t>
-      </w:r>
-      <w:r>
-        <w:t xml:space="preserve">регулярное ядро вопросов; взвешивание по пассажиропотоку и конфиденциальность ответов, как у SITA; статусы «используем / пилот / планируем»; вопросы о бюджете и приоритетах; вопросы об отношении и уверенности («кому ИИ поможет больше», «насколько уверены, что восстановитесь»). Какой вопрос откуда взят — в конце анкеты.</w:t>
-      </w:r>
-      <w:r>
-        <w:t xml:space="preserve"> </w:t>
-      </w:r>
-      <w:r>
-        <w:rPr>
-          <w:iCs/>
-          <w:i/>
-        </w:rPr>
-        <w:t xml:space="preserve">Не берём:</w:t>
-      </w:r>
-      <w:r>
-        <w:t xml:space="preserve"> </w:t>
-      </w:r>
-      <w:r>
-        <w:t xml:space="preserve">прямое сравнение с мировыми цифрами — с 29.03.2022 сервисы связи «борт–земля» SITA и ARINC в России недоступны из-за санкций [9], российских организаций в их выборках, вероятно, нет (</w:t>
+        <w:t xml:space="preserve">); бюджеты в долларах; вопросы о недоступных в России продуктах.</w:t>
+      </w:r>
+    </w:p>
+    <w:p>
+      <w:pPr>
+        <w:pStyle w:val="Heading2"/>
+      </w:pPr>
+      <w:r>
+        <w:t xml:space="preserve">5. Анкета и распространение</w:t>
+      </w:r>
+    </w:p>
+    <w:p>
+      <w:pPr>
+        <w:pStyle w:val="FirstParagraph"/>
+      </w:pPr>
+      <w:r>
+        <w:t xml:space="preserve">Сейчас анкета в Word. Потом коллеги переносят её в электронную форму (Битрикс или Яндекс Формы) и распространяют так (</w:t>
       </w:r>
       <w:r>
         <w:rPr>
@@ -1428,33 +1524,7 @@
         <w:t xml:space="preserve">П</w:t>
       </w:r>
       <w:r>
-        <w:t xml:space="preserve">); бюджеты в долларах; вопросы о недоступных в России продуктах.</w:t>
-      </w:r>
-    </w:p>
-    <w:p>
-      <w:pPr>
-        <w:pStyle w:val="Heading2"/>
-      </w:pPr>
-      <w:r>
-        <w:t xml:space="preserve">5. Анкета и распространение</w:t>
-      </w:r>
-    </w:p>
-    <w:p>
-      <w:pPr>
-        <w:pStyle w:val="FirstParagraph"/>
-      </w:pPr>
-      <w:r>
-        <w:t xml:space="preserve">Сейчас анкета в Word. Потом коллеги переносят её в электронную форму (Битрикс или Яндекс Формы) и распространяют так (</w:t>
-      </w:r>
-      <w:r>
-        <w:rPr>
-          <w:bCs/>
-          <w:b/>
-        </w:rPr>
-        <w:t xml:space="preserve">П</w:t>
-      </w:r>
-      <w:r>
-        <w:t xml:space="preserve">): (1) письмо-приглашение от имени ГД со ссылкой; (2) через 2–3 дня — звонок: респондент либо заполняет форму сам, либо отвечает на ядро ★ по телефону, и сотрудник заносит ответы в форму; (3) два напоминания. Дополнительные каналы — рассылка Ассоциации «Аэропорт» [25] и НАИС: в 2026 г. выставка прошла 4–5 февраля, участвовали более 200 компаний [24]. НАИС-2027 попадает в период сбора — там можно приглашать лично. Участникам обещаем результаты раньше остальных и сравнение с отраслью.</w:t>
+        <w:t xml:space="preserve">): (1) письмо-приглашение от имени ГД со ссылкой; (2) через 2–3 дня — звонок: респондент либо заполняет форму сам, либо отвечает на ядро ★ по телефону, и сотрудник заносит ответы в форму, а остальные вопросы респондент дозаполняет по ссылке; (3) два напоминания. Дополнительные каналы — рассылка Ассоциации «Аэропорт» [25] и НАИС: в 2026 г. выставка прошла 4–5 февраля, участвовали более 200 компаний [24]. НАИС-2027 попадает в период сбора — там можно приглашать лично. Участникам обещаем результаты раньше остальных и сравнение с отраслью.</w:t>
       </w:r>
     </w:p>
     <w:p>
@@ -2126,7 +2196,7 @@
         <w:t xml:space="preserve"> </w:t>
       </w:r>
       <w:r>
-        <w:t xml:space="preserve">Прежние анкеты сознательно не использовались — по договорённости 23.10. Материалы лекций и данные ОРАКУЛа пока недоступны. Источники сверены по страницам 26.10.2026; что не удалось открыть, помечено в приложении.</w:t>
+        <w:t xml:space="preserve">Прежние анкеты сознательно не использовались — по договорённости 23.10. Материалы лекций и данные ОРАКУЛа пока недоступны. Источники сверены по страницам 26.10.2026.</w:t>
       </w:r>
     </w:p>
     <w:p>
@@ -2160,7 +2230,7 @@
         <w:pStyle w:val="FirstParagraph"/>
       </w:pPr>
       <w:r>
-        <w:t xml:space="preserve">Источники сверены по самим страницам 26.10.2026. Пометка «не открыт» — сайт закрыт от автоматического доступа, цифра взята из поисковой выдачи.</w:t>
+        <w:t xml:space="preserve">Источники сверены по страницам 26.10.2026; SITA — по полному тексту отчёта; доклад WEF — по его обзору от Kiteworks.</w:t>
       </w:r>
     </w:p>
     <w:p>
@@ -2168,7 +2238,7 @@
         <w:pStyle w:val="Compact"/>
         <w:numPr>
           <w:ilvl w:val="0"/>
-          <w:numId w:val="1002"/>
+          <w:numId w:val="1003"/>
         </w:numPr>
       </w:pPr>
       <w:r>
@@ -2180,7 +2250,7 @@
         <w:pStyle w:val="Compact"/>
         <w:numPr>
           <w:ilvl w:val="0"/>
-          <w:numId w:val="1002"/>
+          <w:numId w:val="1003"/>
         </w:numPr>
       </w:pPr>
       <w:r>
@@ -2192,7 +2262,7 @@
         <w:pStyle w:val="Compact"/>
         <w:numPr>
           <w:ilvl w:val="0"/>
-          <w:numId w:val="1002"/>
+          <w:numId w:val="1003"/>
         </w:numPr>
       </w:pPr>
       <w:r>
@@ -2204,7 +2274,7 @@
         <w:pStyle w:val="Compact"/>
         <w:numPr>
           <w:ilvl w:val="0"/>
-          <w:numId w:val="1002"/>
+          <w:numId w:val="1003"/>
         </w:numPr>
       </w:pPr>
       <w:r>
@@ -2216,7 +2286,7 @@
         <w:pStyle w:val="Compact"/>
         <w:numPr>
           <w:ilvl w:val="0"/>
-          <w:numId w:val="1002"/>
+          <w:numId w:val="1003"/>
         </w:numPr>
       </w:pPr>
       <w:r>
@@ -2228,7 +2298,7 @@
         <w:pStyle w:val="Compact"/>
         <w:numPr>
           <w:ilvl w:val="0"/>
-          <w:numId w:val="1002"/>
+          <w:numId w:val="1003"/>
         </w:numPr>
       </w:pPr>
       <w:r>
@@ -2240,7 +2310,7 @@
         <w:pStyle w:val="Compact"/>
         <w:numPr>
           <w:ilvl w:val="0"/>
-          <w:numId w:val="1002"/>
+          <w:numId w:val="1003"/>
         </w:numPr>
       </w:pPr>
       <w:r>
@@ -2252,7 +2322,7 @@
         <w:pStyle w:val="Compact"/>
         <w:numPr>
           <w:ilvl w:val="0"/>
-          <w:numId w:val="1002"/>
+          <w:numId w:val="1003"/>
         </w:numPr>
       </w:pPr>
       <w:r>
@@ -2264,7 +2334,7 @@
         <w:pStyle w:val="Compact"/>
         <w:numPr>
           <w:ilvl w:val="0"/>
-          <w:numId w:val="1002"/>
+          <w:numId w:val="1003"/>
         </w:numPr>
       </w:pPr>
       <w:r>
@@ -2276,7 +2346,7 @@
         <w:pStyle w:val="Compact"/>
         <w:numPr>
           <w:ilvl w:val="0"/>
-          <w:numId w:val="1002"/>
+          <w:numId w:val="1003"/>
         </w:numPr>
       </w:pPr>
       <w:r>
@@ -2288,7 +2358,7 @@
         <w:pStyle w:val="Compact"/>
         <w:numPr>
           <w:ilvl w:val="0"/>
-          <w:numId w:val="1002"/>
+          <w:numId w:val="1003"/>
         </w:numPr>
       </w:pPr>
       <w:r>
@@ -2300,7 +2370,7 @@
         <w:pStyle w:val="Compact"/>
         <w:numPr>
           <w:ilvl w:val="0"/>
-          <w:numId w:val="1002"/>
+          <w:numId w:val="1003"/>
         </w:numPr>
       </w:pPr>
       <w:r>
@@ -2312,7 +2382,7 @@
         <w:pStyle w:val="Compact"/>
         <w:numPr>
           <w:ilvl w:val="0"/>
-          <w:numId w:val="1002"/>
+          <w:numId w:val="1003"/>
         </w:numPr>
       </w:pPr>
       <w:r>
@@ -2324,7 +2394,7 @@
         <w:pStyle w:val="Compact"/>
         <w:numPr>
           <w:ilvl w:val="0"/>
-          <w:numId w:val="1002"/>
+          <w:numId w:val="1003"/>
         </w:numPr>
       </w:pPr>
       <w:r>
@@ -2336,7 +2406,7 @@
         <w:pStyle w:val="Compact"/>
         <w:numPr>
           <w:ilvl w:val="0"/>
-          <w:numId w:val="1002"/>
+          <w:numId w:val="1003"/>
         </w:numPr>
       </w:pPr>
       <w:r>
@@ -2348,11 +2418,11 @@
         <w:pStyle w:val="Compact"/>
         <w:numPr>
           <w:ilvl w:val="0"/>
-          <w:numId w:val="1002"/>
+          <w:numId w:val="1003"/>
         </w:numPr>
       </w:pPr>
       <w:r>
-        <w:t xml:space="preserve">World Economic Forum, Global Cybersecurity Outlook 2026 — сайт WEF не открыт, цифры сверены по подробному обзору Kiteworks. https://www.kiteworks.com/cybersecurity-risk-management/wef-global-cybersecurity-outlook-2026-ai-fraud-resilience/; https://www.weforum.org/publications/global-cybersecurity-outlook-2026/digest/</w:t>
+        <w:t xml:space="preserve">World Economic Forum, Global Cybersecurity Outlook 2026; цифры — по обзору доклада от Kiteworks. https://www.kiteworks.com/cybersecurity-risk-management/wef-global-cybersecurity-outlook-2026-ai-fraud-resilience/; https://www.weforum.org/publications/global-cybersecurity-outlook-2026/digest/</w:t>
       </w:r>
     </w:p>
     <w:p>
@@ -2360,11 +2430,11 @@
         <w:pStyle w:val="Compact"/>
         <w:numPr>
           <w:ilvl w:val="0"/>
-          <w:numId w:val="1002"/>
+          <w:numId w:val="1003"/>
         </w:numPr>
       </w:pPr>
       <w:r>
-        <w:t xml:space="preserve">McKinsey, The state of AI in 2025 — не открыт. https://www.mckinsey.com/capabilities/quantumblack/our-insights/the-state-of-ai</w:t>
+        <w:t xml:space="preserve">McKinsey, The state of AI in 2025: Agents, innovation, and transformation. https://www.mckinsey.com/capabilities/quantumblack/our-insights/the-state-of-ai</w:t>
       </w:r>
     </w:p>
     <w:p>
@@ -2372,11 +2442,11 @@
         <w:pStyle w:val="Compact"/>
         <w:numPr>
           <w:ilvl w:val="0"/>
-          <w:numId w:val="1002"/>
+          <w:numId w:val="1003"/>
         </w:numPr>
       </w:pPr>
       <w:r>
-        <w:t xml:space="preserve">Gartner, CIO and Technology Executive Survey 2026 (госсектор вне США) — не открыт. https://www.gartner.com/en/newsroom/press-releases/2025-11-26-gartner-survey-reveals-52-percent-of-government-cios-expect-it-budgets-to-increase-in-2026</w:t>
+        <w:t xml:space="preserve">Gartner, CIO and Technology Executive Survey 2026. https://www.gartner.com/en/newsroom/press-releases/2025-11-26-gartner-survey-reveals-52-percent-of-government-cios-expect-it-budgets-to-increase-in-2026</w:t>
       </w:r>
     </w:p>
     <w:p>
@@ -2384,7 +2454,7 @@
         <w:pStyle w:val="Compact"/>
         <w:numPr>
           <w:ilvl w:val="0"/>
-          <w:numId w:val="1002"/>
+          <w:numId w:val="1003"/>
         </w:numPr>
       </w:pPr>
       <w:r>
@@ -2396,7 +2466,7 @@
         <w:pStyle w:val="Compact"/>
         <w:numPr>
           <w:ilvl w:val="0"/>
-          <w:numId w:val="1002"/>
+          <w:numId w:val="1003"/>
         </w:numPr>
       </w:pPr>
       <w:r>
@@ -2408,7 +2478,7 @@
         <w:pStyle w:val="Compact"/>
         <w:numPr>
           <w:ilvl w:val="0"/>
-          <w:numId w:val="1002"/>
+          <w:numId w:val="1003"/>
         </w:numPr>
       </w:pPr>
       <w:r>
@@ -2420,7 +2490,7 @@
         <w:pStyle w:val="Compact"/>
         <w:numPr>
           <w:ilvl w:val="0"/>
-          <w:numId w:val="1002"/>
+          <w:numId w:val="1003"/>
         </w:numPr>
       </w:pPr>
       <w:r>
@@ -2432,7 +2502,7 @@
         <w:pStyle w:val="Compact"/>
         <w:numPr>
           <w:ilvl w:val="0"/>
-          <w:numId w:val="1002"/>
+          <w:numId w:val="1003"/>
         </w:numPr>
       </w:pPr>
       <w:r>
@@ -2444,7 +2514,7 @@
         <w:pStyle w:val="Compact"/>
         <w:numPr>
           <w:ilvl w:val="0"/>
-          <w:numId w:val="1002"/>
+          <w:numId w:val="1003"/>
         </w:numPr>
       </w:pPr>
       <w:r>
@@ -2456,11 +2526,35 @@
         <w:pStyle w:val="Compact"/>
         <w:numPr>
           <w:ilvl w:val="0"/>
-          <w:numId w:val="1002"/>
+          <w:numId w:val="1003"/>
         </w:numPr>
       </w:pPr>
       <w:r>
         <w:t xml:space="preserve">Ассоциация «Аэропорт» гражданской авиации. https://airport.org.ru/about-us/</w:t>
+      </w:r>
+    </w:p>
+    <w:p>
+      <w:pPr>
+        <w:pStyle w:val="Compact"/>
+        <w:numPr>
+          <w:ilvl w:val="0"/>
+          <w:numId w:val="1003"/>
+        </w:numPr>
+      </w:pPr>
+      <w:r>
+        <w:t xml:space="preserve">Аэропорт Сочи в 2024 г.: более 13,7 млн пасс. (−1,3%). https://www.kommersant.ru/doc/7433315</w:t>
+      </w:r>
+    </w:p>
+    <w:p>
+      <w:pPr>
+        <w:pStyle w:val="Compact"/>
+        <w:numPr>
+          <w:ilvl w:val="0"/>
+          <w:numId w:val="1003"/>
+        </w:numPr>
+      </w:pPr>
+      <w:r>
+        <w:t xml:space="preserve">В 2025 г. возобновили работу аэропорты Краснодара и Геленджика. https://expert.ru/transport/vozdushnyy-shelkovyy-put; https://www.kommersant.ru/doc/8119547</w:t>
       </w:r>
     </w:p>
     <w:sectPr>
@@ -2678,6 +2772,82 @@
       </w:pPr>
     </w:lvl>
   </w:abstractNum>
+  <w:abstractNum w:abstractNumId="991">
+    <w:nsid w:val="A991"/>
+    <w:multiLevelType w:val="multilevel"/>
+    <w:lvl w:ilvl="0">
+      <w:numFmt w:val="bullet"/>
+      <w:lvlText w:val="•"/>
+      <w:lvlJc w:val="left"/>
+      <w:pPr>
+        <w:ind w:left="720" w:hanging="480"/>
+      </w:pPr>
+    </w:lvl>
+    <w:lvl w:ilvl="1">
+      <w:numFmt w:val="bullet"/>
+      <w:lvlText w:val="–"/>
+      <w:lvlJc w:val="left"/>
+      <w:pPr>
+        <w:ind w:left="1440" w:hanging="480"/>
+      </w:pPr>
+    </w:lvl>
+    <w:lvl w:ilvl="2">
+      <w:numFmt w:val="bullet"/>
+      <w:lvlText w:val="•"/>
+      <w:lvlJc w:val="left"/>
+      <w:pPr>
+        <w:ind w:left="2160" w:hanging="480"/>
+      </w:pPr>
+    </w:lvl>
+    <w:lvl w:ilvl="3">
+      <w:numFmt w:val="bullet"/>
+      <w:lvlText w:val="–"/>
+      <w:lvlJc w:val="left"/>
+      <w:pPr>
+        <w:ind w:left="2880" w:hanging="480"/>
+      </w:pPr>
+    </w:lvl>
+    <w:lvl w:ilvl="4">
+      <w:numFmt w:val="bullet"/>
+      <w:lvlText w:val="•"/>
+      <w:lvlJc w:val="left"/>
+      <w:pPr>
+        <w:ind w:left="3600" w:hanging="480"/>
+      </w:pPr>
+    </w:lvl>
+    <w:lvl w:ilvl="5">
+      <w:numFmt w:val="bullet"/>
+      <w:lvlText w:val="–"/>
+      <w:lvlJc w:val="left"/>
+      <w:pPr>
+        <w:ind w:left="4320" w:hanging="480"/>
+      </w:pPr>
+    </w:lvl>
+    <w:lvl w:ilvl="6">
+      <w:numFmt w:val="bullet"/>
+      <w:lvlText w:val="•"/>
+      <w:lvlJc w:val="left"/>
+      <w:pPr>
+        <w:ind w:left="5040" w:hanging="480"/>
+      </w:pPr>
+    </w:lvl>
+    <w:lvl w:ilvl="7">
+      <w:numFmt w:val="bullet"/>
+      <w:lvlText w:val="–"/>
+      <w:lvlJc w:val="left"/>
+      <w:pPr>
+        <w:ind w:left="5760" w:hanging="480"/>
+      </w:pPr>
+    </w:lvl>
+    <w:lvl w:ilvl="8">
+      <w:numFmt w:val="bullet"/>
+      <w:lvlText w:val="•"/>
+      <w:lvlJc w:val="left"/>
+      <w:pPr>
+        <w:ind w:left="6480" w:hanging="480"/>
+      </w:pPr>
+    </w:lvl>
+  </w:abstractNum>
   <w:num w:numId="1000">
     <w:abstractNumId w:val="990"/>
   </w:num>
@@ -2712,6 +2882,9 @@
     </w:lvlOverride>
   </w:num>
   <w:num w:numId="1002">
+    <w:abstractNumId w:val="991"/>
+  </w:num>
+  <w:num w:numId="1003">
     <w:abstractNumId w:val="99411"/>
     <w:lvlOverride w:ilvl="0">
       <w:startOverride w:val="1"/>

--- a/issledovanie-cifrovizacii/kontseptsiya-issledovaniya.docx
+++ b/issledovanie-cifrovizacii/kontseptsiya-issledovaniya.docx
@@ -1448,7 +1448,7 @@
         <w:t xml:space="preserve"> </w:t>
       </w:r>
       <w:r>
-        <w:t xml:space="preserve">— McKinsey, The state of AI: ежегодно спрашивает, на какой стадии ИИ в организации, пробуют ли ИИ-агентов и есть ли эффект на прибыль [17]. Gartner, CIO Survey: ежегодно спрашивает ИТ-руководителей о бюджетах и о том, в какие технологии они будут вкладывать больше [18].</w:t>
+        <w:t xml:space="preserve">— McKinsey, The state of AI 2026 (1 719 респондентов из 97 стран): ИИ масштабирован на уровне всей организации у 44%, ИИ-агентов масштабируют около 20%; эффект на прибыль видят лишь 37%; 32% отказались покупать ПО, потому что сделали его сами с помощью ИИ-агентов для программирования [17]. Gartner, CIO Survey: ежегодно спрашивает ИТ-руководителей о бюджетах и о том, в какие технологии они будут вкладывать больше [18].</w:t>
       </w:r>
       <w:r>
         <w:t xml:space="preserve"> </w:t>
@@ -2434,7 +2434,7 @@
         </w:numPr>
       </w:pPr>
       <w:r>
-        <w:t xml:space="preserve">McKinsey, The state of AI in 2025: Agents, innovation, and transformation. https://www.mckinsey.com/capabilities/quantumblack/our-insights/the-state-of-ai</w:t>
+        <w:t xml:space="preserve">McKinsey, The state of AI in 2026: On the road to ROI (25.08.2026; опрос 04.05–08.06.2026, 1 719 респондентов из 97 стран). https://www.mckinsey.com/capabilities/quantumblack/our-insights/the-state-of-ai</w:t>
       </w:r>
     </w:p>
     <w:p>

--- a/issledovanie-cifrovizacii/kontseptsiya-issledovaniya.docx
+++ b/issledovanie-cifrovizacii/kontseptsiya-issledovaniya.docx
@@ -1448,7 +1448,7 @@
         <w:t xml:space="preserve"> </w:t>
       </w:r>
       <w:r>
-        <w:t xml:space="preserve">— McKinsey, The state of AI 2026 (1 719 респондентов из 97 стран): ИИ масштабирован на уровне всей организации у 44%, ИИ-агентов масштабируют около 20%; эффект на прибыль видят лишь 37%; 32% отказались покупать ПО, потому что сделали его сами с помощью ИИ-агентов для программирования [17]. Gartner, CIO Survey: ежегодно спрашивает ИТ-руководителей о бюджетах и о том, в какие технологии они будут вкладывать больше [18].</w:t>
+        <w:t xml:space="preserve">— McKinsey, The state of AI 2026 (1 719 респондентов из 97 стран): ИИ масштабирован на уровне всей организации у 44%, ИИ-агентов масштабируют около 20%; эффект на прибыль видят лишь 37%; 32% отказались покупать ПО, потому что сделали его сами с помощью ИИ-агентов для программирования [17]. Gartner, CIO Survey 2026 (госсектор вне США): больше вложат в кибербезопасность 85% ИТ-руководителей, в ИИ — 80%; ИИ-агентов внедряют или планируют 49%; 55% ждут перемен в отношениях с поставщиками ИТ из-за геополитики и цифрового суверенитета [18].</w:t>
       </w:r>
       <w:r>
         <w:t xml:space="preserve"> </w:t>
@@ -2446,7 +2446,7 @@
         </w:numPr>
       </w:pPr>
       <w:r>
-        <w:t xml:space="preserve">Gartner, CIO and Technology Executive Survey 2026. https://www.gartner.com/en/newsroom/press-releases/2025-11-26-gartner-survey-reveals-52-percent-of-government-cios-expect-it-budgets-to-increase-in-2026</w:t>
+        <w:t xml:space="preserve">Gartner, CIO and Technology Executive Survey 2026: пресс-релиз от 26.11.2025 (2 501 респондент, май–июнь 2025 г., из них 284 ИТ-руководителя госсектора вне США). https://www.gartner.com/en/newsroom/press-releases/2025-11-26-gartner-survey-reveals-52-percent-of-government-cios-expect-it-budgets-to-increase-in-2026</w:t>
       </w:r>
     </w:p>
     <w:p>
